--- a/docs/word/users-guide.docx
+++ b/docs/word/users-guide.docx
@@ -7,7 +7,7 @@
         <w:pStyle w:val="Heading1"/>
       </w:pPr>
       <w:r>
-        <w:t xml:space="preserve">ReminderFoxAgain 0.8.1 — User's Guide</w:t>
+        <w:t xml:space="preserve">ReminderFoxAgain 0.9.1 — User's Guide</w:t>
       </w:r>
     </w:p>
     <w:p>
@@ -25,7 +25,7 @@
     <w:p>
       <w:pPr/>
       <w:r>
-        <w:t xml:space="preserve">ReminderFoxAgain is a Windows 11 app for reminders, to-dos and pop-up alarms, and a tribute to the original </w:t>
+        <w:t xml:space="preserve">ReminderFoxAgain is an app for Windows, macOS and Linux for reminders, to-dos and pop-up alarms, and a tribute to the original </w:t>
       </w:r>
       <w:hyperlink r:id="rId3" w:history="1">
         <w:r>
@@ -237,7 +237,7 @@
         </w:numPr>
       </w:pPr>
       <w:r>
-        <w:t xml:space="preserve">To update a 0.7.0 install, you only need the .bat, the .ps1 and the .asar. The setup reuses the installed runtime. When you update from 0.6.x, include the runtime parts too, so the date and time pickers follow your language (without them everything else is still translated).</w:t>
+        <w:t xml:space="preserve">To update a 0.7.x or 0.8.x install, you only need the .bat, the .ps1 and the .asar. The setup reuses the installed runtime. When you update from 0.6.x, include the runtime parts too, so the date and time pickers follow your language (without them everything else is still translated).</w:t>
       </w:r>
     </w:p>
     <w:p>
@@ -266,6 +266,274 @@
         <w:pStyle w:val="Heading3"/>
       </w:pPr>
       <w:r>
+        <w:t xml:space="preserve">Install or update on a Mac</w:t>
+      </w:r>
+    </w:p>
+    <w:p>
+      <w:pPr/>
+      <w:r>
+        <w:t xml:space="preserve">Since 0.9.0 there has been one app for Apple silicon and Intel Macs, macOS 13 Ventura or later: </w:t>
+      </w:r>
+      <w:r>
+        <w:rPr>
+          <w:rStyle w:val="CodeChar"/>
+        </w:rPr>
+        <w:t xml:space="preserve">ReminderFoxAgain-0.9.1-macos-universal.zip</w:t>
+      </w:r>
+      <w:r>
+        <w:t xml:space="preserve">.</w:t>
+      </w:r>
+    </w:p>
+    <w:p>
+      <w:pPr>
+        <w:pStyle w:val="ListParagraph"/>
+        <w:numPr>
+          <w:ilvl w:val="0"/>
+          <w:numId w:val="3"/>
+        </w:numPr>
+      </w:pPr>
+      <w:r>
+        <w:t xml:space="preserve">Double-click the zip, then drag </w:t>
+      </w:r>
+      <w:r>
+        <w:rPr>
+          <w:b/>
+        </w:rPr>
+        <w:t xml:space="preserve">ReminderFoxAgain.app</w:t>
+      </w:r>
+      <w:r>
+        <w:t xml:space="preserve"> into </w:t>
+      </w:r>
+      <w:r>
+        <w:rPr>
+          <w:b/>
+        </w:rPr>
+        <w:t xml:space="preserve">Applications</w:t>
+      </w:r>
+      <w:r>
+        <w:t xml:space="preserve">.</w:t>
+      </w:r>
+    </w:p>
+    <w:p>
+      <w:pPr>
+        <w:pStyle w:val="ListParagraph"/>
+        <w:numPr>
+          <w:ilvl w:val="0"/>
+          <w:numId w:val="3"/>
+        </w:numPr>
+      </w:pPr>
+      <w:r>
+        <w:t xml:space="preserve">The first time, macOS says it can't check the app for malicious software, because it isn't notarized by Apple. On macOS 15 and later, try to open it, then choose System Settings → </w:t>
+      </w:r>
+      <w:r>
+        <w:rPr>
+          <w:b/>
+        </w:rPr>
+        <w:t xml:space="preserve">Privacy &amp; Security</w:t>
+      </w:r>
+      <w:r>
+        <w:t xml:space="preserve"> → </w:t>
+      </w:r>
+      <w:r>
+        <w:rPr>
+          <w:b/>
+        </w:rPr>
+        <w:t xml:space="preserve">Open Anyway</w:t>
+      </w:r>
+      <w:r>
+        <w:t xml:space="preserve">. On macOS 13–14, Control-click the app → </w:t>
+      </w:r>
+      <w:r>
+        <w:rPr>
+          <w:b/>
+        </w:rPr>
+        <w:t xml:space="preserve">Open</w:t>
+      </w:r>
+      <w:r>
+        <w:t xml:space="preserve"> → </w:t>
+      </w:r>
+      <w:r>
+        <w:rPr>
+          <w:b/>
+        </w:rPr>
+        <w:t xml:space="preserve">Open</w:t>
+      </w:r>
+      <w:r>
+        <w:t xml:space="preserve">.</w:t>
+      </w:r>
+    </w:p>
+    <w:p>
+      <w:pPr>
+        <w:pStyle w:val="ListParagraph"/>
+        <w:numPr>
+          <w:ilvl w:val="0"/>
+          <w:numId w:val="3"/>
+        </w:numPr>
+      </w:pPr>
+      <w:r>
+        <w:t xml:space="preserve">To update, quit the app (⌘Q) and replace it in Applications with the new one. Your reminders stay in </w:t>
+      </w:r>
+      <w:r>
+        <w:rPr>
+          <w:rStyle w:val="CodeChar"/>
+        </w:rPr>
+        <w:t xml:space="preserve">~/Library/Application Support/ReminderFoxAgain</w:t>
+      </w:r>
+      <w:r>
+        <w:t xml:space="preserve">.</w:t>
+      </w:r>
+    </w:p>
+    <w:p>
+      <w:pPr/>
+      <w:r>
+        <w:t xml:space="preserve">On a Mac the shortcuts use ⌘ (⌘N new reminder, ⌘T new list item, ⇧⌘A quick alarm, ⌘, Settings), the fox sits in the menu bar, and closing the window keeps the app running; click its Dock icon to bring it back.</w:t>
+      </w:r>
+    </w:p>
+    <w:p>
+      <w:pPr>
+        <w:pStyle w:val="Heading3"/>
+      </w:pPr>
+      <w:r>
+        <w:t xml:space="preserve">Install or update on Linux</w:t>
+      </w:r>
+    </w:p>
+    <w:p>
+      <w:pPr>
+        <w:pStyle w:val="ListParagraph"/>
+        <w:numPr>
+          <w:ilvl w:val="0"/>
+          <w:numId w:val="4"/>
+        </w:numPr>
+      </w:pPr>
+      <w:r>
+        <w:rPr>
+          <w:b/>
+        </w:rPr>
+        <w:t xml:space="preserve">Debian, Ubuntu, Mint and similar:</w:t>
+      </w:r>
+      <w:r>
+        <w:t xml:space="preserve"> download </w:t>
+      </w:r>
+      <w:r>
+        <w:rPr>
+          <w:rStyle w:val="CodeChar"/>
+        </w:rPr>
+        <w:t xml:space="preserve">reminderfoxagain_0.9.1_amd64.deb</w:t>
+      </w:r>
+      <w:r>
+        <w:t xml:space="preserve"> (</w:t>
+      </w:r>
+      <w:r>
+        <w:rPr>
+          <w:rStyle w:val="CodeChar"/>
+        </w:rPr>
+        <w:t xml:space="preserve">arm64</w:t>
+      </w:r>
+      <w:r>
+        <w:t xml:space="preserve"> for ARM) and run </w:t>
+      </w:r>
+      <w:r>
+        <w:rPr>
+          <w:rStyle w:val="CodeChar"/>
+        </w:rPr>
+        <w:t xml:space="preserve">sudo apt install ./reminderfoxagain_0.9.1_amd64.deb</w:t>
+      </w:r>
+      <w:r>
+        <w:t xml:space="preserve">. Install a newer file the same way to update; </w:t>
+      </w:r>
+      <w:r>
+        <w:rPr>
+          <w:rStyle w:val="CodeChar"/>
+        </w:rPr>
+        <w:t xml:space="preserve">sudo apt remove reminderfoxagain</w:t>
+      </w:r>
+      <w:r>
+        <w:t xml:space="preserve"> removes it.</w:t>
+      </w:r>
+    </w:p>
+    <w:p>
+      <w:pPr>
+        <w:pStyle w:val="ListParagraph"/>
+        <w:numPr>
+          <w:ilvl w:val="0"/>
+          <w:numId w:val="4"/>
+        </w:numPr>
+      </w:pPr>
+      <w:r>
+        <w:rPr>
+          <w:b/>
+        </w:rPr>
+        <w:t xml:space="preserve">Any other distribution, without root:</w:t>
+      </w:r>
+      <w:r>
+        <w:t xml:space="preserve"> unpack </w:t>
+      </w:r>
+      <w:r>
+        <w:rPr>
+          <w:rStyle w:val="CodeChar"/>
+        </w:rPr>
+        <w:t xml:space="preserve">ReminderFoxAgain-0.9.1-linux-x64.tar.gz</w:t>
+      </w:r>
+      <w:r>
+        <w:t xml:space="preserve"> and run </w:t>
+      </w:r>
+      <w:r>
+        <w:rPr>
+          <w:rStyle w:val="CodeChar"/>
+        </w:rPr>
+        <w:t xml:space="preserve">./install.sh</w:t>
+      </w:r>
+      <w:r>
+        <w:t xml:space="preserve"> in its folder. Run it again from a newer download to update; </w:t>
+      </w:r>
+      <w:r>
+        <w:rPr>
+          <w:rStyle w:val="CodeChar"/>
+        </w:rPr>
+        <w:t xml:space="preserve">./uninstall.sh</w:t>
+      </w:r>
+      <w:r>
+        <w:t xml:space="preserve"> removes the app and keeps your reminders.</w:t>
+      </w:r>
+    </w:p>
+    <w:p>
+      <w:pPr>
+        <w:pStyle w:val="ListParagraph"/>
+        <w:numPr>
+          <w:ilvl w:val="0"/>
+          <w:numId w:val="4"/>
+        </w:numPr>
+      </w:pPr>
+      <w:r>
+        <w:rPr>
+          <w:b/>
+        </w:rPr>
+        <w:t xml:space="preserve">GNOME:</w:t>
+      </w:r>
+      <w:r>
+        <w:t xml:space="preserve"> add the "AppIndicator and KStatusNotifierItem Support" extension to see the fox in the top bar. Without it, closing the window quits the app, and Settings says so.</w:t>
+      </w:r>
+    </w:p>
+    <w:p>
+      <w:pPr/>
+      <w:r>
+        <w:t xml:space="preserve">Your reminders are in </w:t>
+      </w:r>
+      <w:r>
+        <w:rPr>
+          <w:rStyle w:val="CodeChar"/>
+        </w:rPr>
+        <w:t xml:space="preserve">~/.config/ReminderFoxAgain</w:t>
+      </w:r>
+      <w:r>
+        <w:t xml:space="preserve">.</w:t>
+      </w:r>
+    </w:p>
+    <w:p>
+      <w:pPr>
+        <w:pStyle w:val="Heading3"/>
+      </w:pPr>
+      <w:r>
         <w:t xml:space="preserve">First start: bring your data over</w:t>
       </w:r>
     </w:p>
@@ -280,7 +548,7 @@
         <w:pStyle w:val="ListParagraph"/>
         <w:numPr>
           <w:ilvl w:val="0"/>
-          <w:numId w:val="3"/>
+          <w:numId w:val="5"/>
         </w:numPr>
       </w:pPr>
       <w:r>
@@ -307,7 +575,7 @@
         <w:pStyle w:val="ListParagraph"/>
         <w:numPr>
           <w:ilvl w:val="0"/>
-          <w:numId w:val="3"/>
+          <w:numId w:val="5"/>
         </w:numPr>
       </w:pPr>
       <w:r>
@@ -325,7 +593,7 @@
         <w:pStyle w:val="ListParagraph"/>
         <w:numPr>
           <w:ilvl w:val="0"/>
-          <w:numId w:val="3"/>
+          <w:numId w:val="5"/>
         </w:numPr>
       </w:pPr>
       <w:r>
@@ -390,7 +658,7 @@
         <w:pStyle w:val="ListParagraph"/>
         <w:numPr>
           <w:ilvl w:val="0"/>
-          <w:numId w:val="4"/>
+          <w:numId w:val="6"/>
         </w:numPr>
       </w:pPr>
       <w:r>
@@ -444,7 +712,7 @@
         <w:pStyle w:val="ListParagraph"/>
         <w:numPr>
           <w:ilvl w:val="0"/>
-          <w:numId w:val="4"/>
+          <w:numId w:val="6"/>
         </w:numPr>
       </w:pPr>
       <w:r>
@@ -471,7 +739,7 @@
         <w:pStyle w:val="ListParagraph"/>
         <w:numPr>
           <w:ilvl w:val="0"/>
-          <w:numId w:val="4"/>
+          <w:numId w:val="6"/>
         </w:numPr>
       </w:pPr>
       <w:r>
@@ -498,7 +766,7 @@
         <w:pStyle w:val="ListParagraph"/>
         <w:numPr>
           <w:ilvl w:val="0"/>
-          <w:numId w:val="4"/>
+          <w:numId w:val="6"/>
         </w:numPr>
       </w:pPr>
       <w:r>
@@ -516,7 +784,7 @@
         <w:pStyle w:val="ListParagraph"/>
         <w:numPr>
           <w:ilvl w:val="0"/>
-          <w:numId w:val="4"/>
+          <w:numId w:val="6"/>
         </w:numPr>
       </w:pPr>
       <w:r>
@@ -552,7 +820,7 @@
         <w:pStyle w:val="ListParagraph"/>
         <w:numPr>
           <w:ilvl w:val="0"/>
-          <w:numId w:val="4"/>
+          <w:numId w:val="6"/>
         </w:numPr>
       </w:pPr>
       <w:r>
@@ -914,7 +1182,7 @@
         <w:pStyle w:val="ListParagraph"/>
         <w:numPr>
           <w:ilvl w:val="0"/>
-          <w:numId w:val="5"/>
+          <w:numId w:val="7"/>
         </w:numPr>
       </w:pPr>
       <w:r>
@@ -932,7 +1200,7 @@
         <w:pStyle w:val="ListParagraph"/>
         <w:numPr>
           <w:ilvl w:val="0"/>
-          <w:numId w:val="5"/>
+          <w:numId w:val="7"/>
         </w:numPr>
       </w:pPr>
       <w:r>
@@ -968,7 +1236,7 @@
         <w:pStyle w:val="ListParagraph"/>
         <w:numPr>
           <w:ilvl w:val="0"/>
-          <w:numId w:val="5"/>
+          <w:numId w:val="7"/>
         </w:numPr>
       </w:pPr>
       <w:r>
@@ -986,7 +1254,7 @@
         <w:pStyle w:val="ListParagraph"/>
         <w:numPr>
           <w:ilvl w:val="0"/>
-          <w:numId w:val="5"/>
+          <w:numId w:val="7"/>
         </w:numPr>
       </w:pPr>
       <w:r>
@@ -1004,7 +1272,7 @@
         <w:pStyle w:val="ListParagraph"/>
         <w:numPr>
           <w:ilvl w:val="0"/>
-          <w:numId w:val="5"/>
+          <w:numId w:val="7"/>
         </w:numPr>
       </w:pPr>
       <w:r>
@@ -1040,7 +1308,7 @@
         <w:pStyle w:val="ListParagraph"/>
         <w:numPr>
           <w:ilvl w:val="0"/>
-          <w:numId w:val="5"/>
+          <w:numId w:val="7"/>
         </w:numPr>
       </w:pPr>
       <w:r>
@@ -1075,7 +1343,7 @@
         <w:pStyle w:val="ListParagraph"/>
         <w:numPr>
           <w:ilvl w:val="0"/>
-          <w:numId w:val="6"/>
+          <w:numId w:val="8"/>
         </w:numPr>
       </w:pPr>
       <w:r>
@@ -1087,7 +1355,7 @@
         <w:pStyle w:val="ListParagraph"/>
         <w:numPr>
           <w:ilvl w:val="0"/>
-          <w:numId w:val="6"/>
+          <w:numId w:val="8"/>
         </w:numPr>
       </w:pPr>
       <w:r>
@@ -1171,7 +1439,7 @@
         <w:pStyle w:val="ListParagraph"/>
         <w:numPr>
           <w:ilvl w:val="0"/>
-          <w:numId w:val="6"/>
+          <w:numId w:val="8"/>
         </w:numPr>
       </w:pPr>
       <w:r>
@@ -1201,7 +1469,7 @@
         <w:pStyle w:val="ListParagraph"/>
         <w:numPr>
           <w:ilvl w:val="0"/>
-          <w:numId w:val="6"/>
+          <w:numId w:val="8"/>
         </w:numPr>
       </w:pPr>
       <w:r>
@@ -1245,7 +1513,7 @@
         <w:pStyle w:val="ListParagraph"/>
         <w:numPr>
           <w:ilvl w:val="0"/>
-          <w:numId w:val="7"/>
+          <w:numId w:val="9"/>
         </w:numPr>
       </w:pPr>
       <w:r>
@@ -1263,7 +1531,7 @@
         <w:pStyle w:val="ListParagraph"/>
         <w:numPr>
           <w:ilvl w:val="0"/>
-          <w:numId w:val="7"/>
+          <w:numId w:val="9"/>
         </w:numPr>
       </w:pPr>
       <w:r>
@@ -1281,7 +1549,7 @@
         <w:pStyle w:val="ListParagraph"/>
         <w:numPr>
           <w:ilvl w:val="0"/>
-          <w:numId w:val="7"/>
+          <w:numId w:val="9"/>
         </w:numPr>
       </w:pPr>
       <w:r>
@@ -1653,7 +1921,7 @@
         <w:pStyle w:val="ListParagraph"/>
         <w:numPr>
           <w:ilvl w:val="0"/>
-          <w:numId w:val="8"/>
+          <w:numId w:val="10"/>
         </w:numPr>
       </w:pPr>
       <w:r>
@@ -1692,7 +1960,7 @@
         <w:pStyle w:val="ListParagraph"/>
         <w:numPr>
           <w:ilvl w:val="0"/>
-          <w:numId w:val="8"/>
+          <w:numId w:val="10"/>
         </w:numPr>
       </w:pPr>
       <w:r>
@@ -1713,7 +1981,7 @@
         <w:pStyle w:val="ListParagraph"/>
         <w:numPr>
           <w:ilvl w:val="0"/>
-          <w:numId w:val="8"/>
+          <w:numId w:val="10"/>
         </w:numPr>
       </w:pPr>
       <w:r>
@@ -1855,7 +2123,7 @@
         <w:pStyle w:val="ListParagraph"/>
         <w:numPr>
           <w:ilvl w:val="0"/>
-          <w:numId w:val="9"/>
+          <w:numId w:val="11"/>
         </w:numPr>
       </w:pPr>
       <w:r>
@@ -1873,7 +2141,7 @@
         <w:pStyle w:val="ListParagraph"/>
         <w:numPr>
           <w:ilvl w:val="0"/>
-          <w:numId w:val="9"/>
+          <w:numId w:val="11"/>
         </w:numPr>
       </w:pPr>
       <w:r>
@@ -1891,7 +2159,7 @@
         <w:pStyle w:val="ListParagraph"/>
         <w:numPr>
           <w:ilvl w:val="0"/>
-          <w:numId w:val="9"/>
+          <w:numId w:val="11"/>
         </w:numPr>
       </w:pPr>
       <w:r>
@@ -1909,7 +2177,7 @@
         <w:pStyle w:val="ListParagraph"/>
         <w:numPr>
           <w:ilvl w:val="0"/>
-          <w:numId w:val="9"/>
+          <w:numId w:val="11"/>
         </w:numPr>
       </w:pPr>
       <w:r>
@@ -1989,7 +2257,7 @@
         <w:pStyle w:val="ListParagraph"/>
         <w:numPr>
           <w:ilvl w:val="0"/>
-          <w:numId w:val="10"/>
+          <w:numId w:val="12"/>
         </w:numPr>
       </w:pPr>
       <w:r>
@@ -2007,7 +2275,7 @@
         <w:pStyle w:val="ListParagraph"/>
         <w:numPr>
           <w:ilvl w:val="0"/>
-          <w:numId w:val="10"/>
+          <w:numId w:val="12"/>
         </w:numPr>
       </w:pPr>
       <w:r>
@@ -2019,7 +2287,7 @@
         <w:pStyle w:val="ListParagraph"/>
         <w:numPr>
           <w:ilvl w:val="0"/>
-          <w:numId w:val="10"/>
+          <w:numId w:val="12"/>
         </w:numPr>
       </w:pPr>
       <w:r>
@@ -2055,7 +2323,7 @@
         <w:pStyle w:val="ListParagraph"/>
         <w:numPr>
           <w:ilvl w:val="0"/>
-          <w:numId w:val="10"/>
+          <w:numId w:val="12"/>
         </w:numPr>
       </w:pPr>
       <w:r>
@@ -2316,7 +2584,7 @@
         <w:pStyle w:val="ListParagraph"/>
         <w:numPr>
           <w:ilvl w:val="0"/>
-          <w:numId w:val="11"/>
+          <w:numId w:val="13"/>
         </w:numPr>
       </w:pPr>
       <w:r>
@@ -2328,7 +2596,7 @@
         <w:pStyle w:val="ListParagraph"/>
         <w:numPr>
           <w:ilvl w:val="0"/>
-          <w:numId w:val="11"/>
+          <w:numId w:val="13"/>
         </w:numPr>
       </w:pPr>
       <w:r>
@@ -2829,7 +3097,7 @@
         <w:pStyle w:val="ListParagraph"/>
         <w:numPr>
           <w:ilvl w:val="0"/>
-          <w:numId w:val="12"/>
+          <w:numId w:val="14"/>
         </w:numPr>
       </w:pPr>
       <w:r>
@@ -2850,7 +3118,7 @@
         <w:pStyle w:val="ListParagraph"/>
         <w:numPr>
           <w:ilvl w:val="0"/>
-          <w:numId w:val="12"/>
+          <w:numId w:val="14"/>
         </w:numPr>
       </w:pPr>
       <w:r>
@@ -2871,7 +3139,7 @@
         <w:pStyle w:val="ListParagraph"/>
         <w:numPr>
           <w:ilvl w:val="0"/>
-          <w:numId w:val="12"/>
+          <w:numId w:val="14"/>
         </w:numPr>
       </w:pPr>
       <w:r>
@@ -2889,7 +3157,7 @@
         <w:pStyle w:val="ListParagraph"/>
         <w:numPr>
           <w:ilvl w:val="0"/>
-          <w:numId w:val="12"/>
+          <w:numId w:val="14"/>
         </w:numPr>
       </w:pPr>
       <w:r>
@@ -2907,7 +3175,7 @@
         <w:pStyle w:val="ListParagraph"/>
         <w:numPr>
           <w:ilvl w:val="0"/>
-          <w:numId w:val="12"/>
+          <w:numId w:val="14"/>
         </w:numPr>
       </w:pPr>
       <w:r>
@@ -3017,7 +3285,7 @@
         <w:pStyle w:val="ListParagraph"/>
         <w:numPr>
           <w:ilvl w:val="0"/>
-          <w:numId w:val="13"/>
+          <w:numId w:val="15"/>
         </w:numPr>
       </w:pPr>
       <w:r>
@@ -3035,7 +3303,7 @@
         <w:pStyle w:val="ListParagraph"/>
         <w:numPr>
           <w:ilvl w:val="0"/>
-          <w:numId w:val="13"/>
+          <w:numId w:val="15"/>
         </w:numPr>
       </w:pPr>
       <w:r>
@@ -3053,7 +3321,7 @@
         <w:pStyle w:val="ListParagraph"/>
         <w:numPr>
           <w:ilvl w:val="0"/>
-          <w:numId w:val="13"/>
+          <w:numId w:val="15"/>
         </w:numPr>
       </w:pPr>
       <w:r>
@@ -3071,7 +3339,7 @@
         <w:pStyle w:val="ListParagraph"/>
         <w:numPr>
           <w:ilvl w:val="0"/>
-          <w:numId w:val="13"/>
+          <w:numId w:val="15"/>
         </w:numPr>
       </w:pPr>
       <w:r>
@@ -3165,7 +3433,7 @@
         <w:pStyle w:val="ListParagraph"/>
         <w:numPr>
           <w:ilvl w:val="0"/>
-          <w:numId w:val="14"/>
+          <w:numId w:val="16"/>
         </w:numPr>
       </w:pPr>
       <w:r>
@@ -3177,7 +3445,7 @@
         <w:pStyle w:val="ListParagraph"/>
         <w:numPr>
           <w:ilvl w:val="0"/>
-          <w:numId w:val="14"/>
+          <w:numId w:val="16"/>
         </w:numPr>
       </w:pPr>
       <w:r>
@@ -3198,7 +3466,7 @@
         <w:pStyle w:val="ListParagraph"/>
         <w:numPr>
           <w:ilvl w:val="0"/>
-          <w:numId w:val="14"/>
+          <w:numId w:val="16"/>
         </w:numPr>
       </w:pPr>
       <w:r>
@@ -3210,7 +3478,7 @@
         <w:pStyle w:val="ListParagraph"/>
         <w:numPr>
           <w:ilvl w:val="0"/>
-          <w:numId w:val="14"/>
+          <w:numId w:val="16"/>
         </w:numPr>
       </w:pPr>
       <w:r>
@@ -3255,7 +3523,7 @@
         <w:pStyle w:val="ListParagraph"/>
         <w:numPr>
           <w:ilvl w:val="0"/>
-          <w:numId w:val="14"/>
+          <w:numId w:val="16"/>
         </w:numPr>
       </w:pPr>
       <w:r>
@@ -3616,7 +3884,7 @@
         <w:pStyle w:val="ListParagraph"/>
         <w:numPr>
           <w:ilvl w:val="0"/>
-          <w:numId w:val="15"/>
+          <w:numId w:val="17"/>
         </w:numPr>
       </w:pPr>
       <w:r>
@@ -3628,7 +3896,7 @@
         <w:pStyle w:val="ListParagraph"/>
         <w:numPr>
           <w:ilvl w:val="0"/>
-          <w:numId w:val="15"/>
+          <w:numId w:val="17"/>
         </w:numPr>
       </w:pPr>
       <w:r>
@@ -3658,7 +3926,7 @@
         <w:pStyle w:val="ListParagraph"/>
         <w:numPr>
           <w:ilvl w:val="0"/>
-          <w:numId w:val="15"/>
+          <w:numId w:val="17"/>
         </w:numPr>
       </w:pPr>
       <w:r>
@@ -3753,7 +4021,7 @@
         <w:pStyle w:val="ListParagraph"/>
         <w:numPr>
           <w:ilvl w:val="0"/>
-          <w:numId w:val="16"/>
+          <w:numId w:val="18"/>
         </w:numPr>
       </w:pPr>
       <w:r>
@@ -3771,7 +4039,7 @@
         <w:pStyle w:val="ListParagraph"/>
         <w:numPr>
           <w:ilvl w:val="0"/>
-          <w:numId w:val="16"/>
+          <w:numId w:val="18"/>
         </w:numPr>
       </w:pPr>
       <w:r>
@@ -3789,7 +4057,7 @@
         <w:pStyle w:val="ListParagraph"/>
         <w:numPr>
           <w:ilvl w:val="0"/>
-          <w:numId w:val="16"/>
+          <w:numId w:val="18"/>
         </w:numPr>
       </w:pPr>
       <w:r>
@@ -3836,7 +4104,7 @@
         <w:pStyle w:val="ListParagraph"/>
         <w:numPr>
           <w:ilvl w:val="0"/>
-          <w:numId w:val="17"/>
+          <w:numId w:val="19"/>
         </w:numPr>
       </w:pPr>
       <w:r>
@@ -3854,7 +4122,7 @@
         <w:pStyle w:val="ListParagraph"/>
         <w:numPr>
           <w:ilvl w:val="0"/>
-          <w:numId w:val="17"/>
+          <w:numId w:val="19"/>
         </w:numPr>
       </w:pPr>
       <w:r>
@@ -3935,7 +4203,7 @@
         <w:pStyle w:val="ListParagraph"/>
         <w:numPr>
           <w:ilvl w:val="0"/>
-          <w:numId w:val="17"/>
+          <w:numId w:val="19"/>
         </w:numPr>
       </w:pPr>
       <w:r>
@@ -4018,7 +4286,7 @@
         <w:pStyle w:val="ListParagraph"/>
         <w:numPr>
           <w:ilvl w:val="0"/>
-          <w:numId w:val="18"/>
+          <w:numId w:val="20"/>
         </w:numPr>
       </w:pPr>
       <w:r>
@@ -4036,7 +4304,7 @@
         <w:pStyle w:val="ListParagraph"/>
         <w:numPr>
           <w:ilvl w:val="0"/>
-          <w:numId w:val="18"/>
+          <w:numId w:val="20"/>
         </w:numPr>
       </w:pPr>
       <w:r>
@@ -4054,7 +4322,7 @@
         <w:pStyle w:val="ListParagraph"/>
         <w:numPr>
           <w:ilvl w:val="0"/>
-          <w:numId w:val="18"/>
+          <w:numId w:val="20"/>
         </w:numPr>
       </w:pPr>
       <w:r>
@@ -4072,7 +4340,7 @@
         <w:pStyle w:val="ListParagraph"/>
         <w:numPr>
           <w:ilvl w:val="0"/>
-          <w:numId w:val="18"/>
+          <w:numId w:val="20"/>
         </w:numPr>
       </w:pPr>
       <w:r>
@@ -4131,7 +4399,7 @@
         <w:pStyle w:val="ListParagraph"/>
         <w:numPr>
           <w:ilvl w:val="0"/>
-          <w:numId w:val="19"/>
+          <w:numId w:val="21"/>
         </w:numPr>
       </w:pPr>
       <w:r>
@@ -4158,7 +4426,7 @@
         <w:pStyle w:val="ListParagraph"/>
         <w:numPr>
           <w:ilvl w:val="0"/>
-          <w:numId w:val="19"/>
+          <w:numId w:val="21"/>
         </w:numPr>
       </w:pPr>
       <w:r>
@@ -4212,7 +4480,7 @@
         <w:pStyle w:val="ListParagraph"/>
         <w:numPr>
           <w:ilvl w:val="0"/>
-          <w:numId w:val="19"/>
+          <w:numId w:val="21"/>
         </w:numPr>
       </w:pPr>
       <w:r>
@@ -4302,7 +4570,7 @@
         <w:pStyle w:val="ListParagraph"/>
         <w:numPr>
           <w:ilvl w:val="0"/>
-          <w:numId w:val="20"/>
+          <w:numId w:val="22"/>
         </w:numPr>
       </w:pPr>
       <w:r>
@@ -4339,15 +4607,15 @@
         <w:t xml:space="preserve">Import choices</w:t>
       </w:r>
       <w:r>
-        <w:t xml:space="preserve"> below.</w:t>
-      </w:r>
-    </w:p>
-    <w:p>
-      <w:pPr>
-        <w:pStyle w:val="ListParagraph"/>
-        <w:numPr>
-          <w:ilvl w:val="0"/>
-          <w:numId w:val="20"/>
+        <w:t xml:space="preserve"> below. Since 0.9.1, dates that other programs write their own way (such as Tue Oct 20 2026 10:00:00 GMT-0400) are read and saved the iCalendar way; a date that can't be read is left out and the rest of the file still comes in.</w:t>
+      </w:r>
+    </w:p>
+    <w:p>
+      <w:pPr>
+        <w:pStyle w:val="ListParagraph"/>
+        <w:numPr>
+          <w:ilvl w:val="0"/>
+          <w:numId w:val="22"/>
         </w:numPr>
       </w:pPr>
       <w:r>
@@ -4860,7 +5128,7 @@
         <w:pStyle w:val="ListParagraph"/>
         <w:numPr>
           <w:ilvl w:val="0"/>
-          <w:numId w:val="21"/>
+          <w:numId w:val="23"/>
         </w:numPr>
       </w:pPr>
       <w:r>
@@ -4878,7 +5146,7 @@
         <w:pStyle w:val="ListParagraph"/>
         <w:numPr>
           <w:ilvl w:val="0"/>
-          <w:numId w:val="21"/>
+          <w:numId w:val="23"/>
         </w:numPr>
       </w:pPr>
       <w:r>
@@ -4896,7 +5164,7 @@
         <w:pStyle w:val="ListParagraph"/>
         <w:numPr>
           <w:ilvl w:val="0"/>
-          <w:numId w:val="21"/>
+          <w:numId w:val="23"/>
         </w:numPr>
       </w:pPr>
       <w:r>
@@ -4937,7 +5205,7 @@
         <w:pStyle w:val="ListParagraph"/>
         <w:numPr>
           <w:ilvl w:val="0"/>
-          <w:numId w:val="22"/>
+          <w:numId w:val="24"/>
         </w:numPr>
       </w:pPr>
       <w:r>
@@ -4958,7 +5226,7 @@
         <w:pStyle w:val="ListParagraph"/>
         <w:numPr>
           <w:ilvl w:val="0"/>
-          <w:numId w:val="22"/>
+          <w:numId w:val="24"/>
         </w:numPr>
       </w:pPr>
       <w:r>
@@ -4979,7 +5247,7 @@
         <w:pStyle w:val="ListParagraph"/>
         <w:numPr>
           <w:ilvl w:val="0"/>
-          <w:numId w:val="22"/>
+          <w:numId w:val="24"/>
         </w:numPr>
       </w:pPr>
       <w:r>
@@ -5904,7 +6172,7 @@
         <w:pStyle w:val="ListParagraph"/>
         <w:numPr>
           <w:ilvl w:val="0"/>
-          <w:numId w:val="23"/>
+          <w:numId w:val="25"/>
         </w:numPr>
       </w:pPr>
       <w:r>
@@ -5922,7 +6190,7 @@
         <w:pStyle w:val="ListParagraph"/>
         <w:numPr>
           <w:ilvl w:val="0"/>
-          <w:numId w:val="23"/>
+          <w:numId w:val="25"/>
         </w:numPr>
       </w:pPr>
       <w:r>
@@ -5940,7 +6208,7 @@
         <w:pStyle w:val="ListParagraph"/>
         <w:numPr>
           <w:ilvl w:val="0"/>
-          <w:numId w:val="23"/>
+          <w:numId w:val="25"/>
         </w:numPr>
       </w:pPr>
       <w:r>
@@ -5958,7 +6226,7 @@
         <w:pStyle w:val="ListParagraph"/>
         <w:numPr>
           <w:ilvl w:val="0"/>
-          <w:numId w:val="23"/>
+          <w:numId w:val="25"/>
         </w:numPr>
       </w:pPr>
       <w:r>
@@ -5976,7 +6244,7 @@
         <w:pStyle w:val="ListParagraph"/>
         <w:numPr>
           <w:ilvl w:val="0"/>
-          <w:numId w:val="23"/>
+          <w:numId w:val="25"/>
         </w:numPr>
       </w:pPr>
       <w:r>
@@ -5994,7 +6262,7 @@
         <w:pStyle w:val="ListParagraph"/>
         <w:numPr>
           <w:ilvl w:val="0"/>
-          <w:numId w:val="23"/>
+          <w:numId w:val="25"/>
         </w:numPr>
       </w:pPr>
       <w:r>
@@ -6083,7 +6351,7 @@
         <w:pStyle w:val="ListParagraph"/>
         <w:numPr>
           <w:ilvl w:val="0"/>
-          <w:numId w:val="24"/>
+          <w:numId w:val="26"/>
         </w:numPr>
       </w:pPr>
       <w:r>
@@ -6101,7 +6369,7 @@
         <w:pStyle w:val="ListParagraph"/>
         <w:numPr>
           <w:ilvl w:val="0"/>
-          <w:numId w:val="24"/>
+          <w:numId w:val="26"/>
         </w:numPr>
       </w:pPr>
       <w:r>
@@ -6113,7 +6381,7 @@
         <w:pStyle w:val="ListParagraph"/>
         <w:numPr>
           <w:ilvl w:val="0"/>
-          <w:numId w:val="24"/>
+          <w:numId w:val="26"/>
         </w:numPr>
       </w:pPr>
       <w:r>
@@ -6140,7 +6408,7 @@
         <w:pStyle w:val="ListParagraph"/>
         <w:numPr>
           <w:ilvl w:val="0"/>
-          <w:numId w:val="24"/>
+          <w:numId w:val="26"/>
         </w:numPr>
       </w:pPr>
       <w:r>
@@ -6277,7 +6545,7 @@
         <w:pStyle w:val="ListParagraph"/>
         <w:numPr>
           <w:ilvl w:val="0"/>
-          <w:numId w:val="25"/>
+          <w:numId w:val="27"/>
         </w:numPr>
       </w:pPr>
       <w:r>
@@ -6289,7 +6557,7 @@
         <w:pStyle w:val="ListParagraph"/>
         <w:numPr>
           <w:ilvl w:val="0"/>
-          <w:numId w:val="25"/>
+          <w:numId w:val="27"/>
         </w:numPr>
       </w:pPr>
       <w:r>
@@ -6307,7 +6575,7 @@
         <w:pStyle w:val="ListParagraph"/>
         <w:numPr>
           <w:ilvl w:val="0"/>
-          <w:numId w:val="25"/>
+          <w:numId w:val="27"/>
         </w:numPr>
       </w:pPr>
       <w:r>
@@ -6319,7 +6587,7 @@
         <w:pStyle w:val="ListParagraph"/>
         <w:numPr>
           <w:ilvl w:val="0"/>
-          <w:numId w:val="25"/>
+          <w:numId w:val="27"/>
         </w:numPr>
       </w:pPr>
       <w:r>
@@ -6331,7 +6599,7 @@
         <w:pStyle w:val="ListParagraph"/>
         <w:numPr>
           <w:ilvl w:val="0"/>
-          <w:numId w:val="25"/>
+          <w:numId w:val="27"/>
         </w:numPr>
       </w:pPr>
       <w:r>
@@ -6795,7 +7063,7 @@
         <w:pStyle w:val="ListParagraph"/>
         <w:numPr>
           <w:ilvl w:val="0"/>
-          <w:numId w:val="26"/>
+          <w:numId w:val="28"/>
         </w:numPr>
       </w:pPr>
       <w:r>
@@ -6822,7 +7090,7 @@
         <w:pStyle w:val="ListParagraph"/>
         <w:numPr>
           <w:ilvl w:val="0"/>
-          <w:numId w:val="26"/>
+          <w:numId w:val="28"/>
         </w:numPr>
       </w:pPr>
       <w:r>
@@ -6849,7 +7117,7 @@
         <w:pStyle w:val="ListParagraph"/>
         <w:numPr>
           <w:ilvl w:val="0"/>
-          <w:numId w:val="26"/>
+          <w:numId w:val="28"/>
         </w:numPr>
       </w:pPr>
       <w:r>
@@ -6876,7 +7144,7 @@
         <w:pStyle w:val="ListParagraph"/>
         <w:numPr>
           <w:ilvl w:val="0"/>
-          <w:numId w:val="26"/>
+          <w:numId w:val="28"/>
         </w:numPr>
       </w:pPr>
       <w:r>
@@ -6894,7 +7162,7 @@
         <w:pStyle w:val="ListParagraph"/>
         <w:numPr>
           <w:ilvl w:val="0"/>
-          <w:numId w:val="26"/>
+          <w:numId w:val="28"/>
         </w:numPr>
       </w:pPr>
       <w:r>
@@ -6966,7 +7234,7 @@
         <w:pStyle w:val="ListParagraph"/>
         <w:numPr>
           <w:ilvl w:val="0"/>
-          <w:numId w:val="26"/>
+          <w:numId w:val="28"/>
         </w:numPr>
       </w:pPr>
       <w:r>
@@ -7011,7 +7279,7 @@
         <w:pStyle w:val="ListParagraph"/>
         <w:numPr>
           <w:ilvl w:val="0"/>
-          <w:numId w:val="26"/>
+          <w:numId w:val="28"/>
         </w:numPr>
       </w:pPr>
       <w:r>
@@ -7243,7 +7511,10 @@
     <w:abstractNumId w:val="0"/>
   </w:num>
   <w:num w:numId="5">
-    <w:abstractNumId w:val="0"/>
+    <w:abstractNumId w:val="1"/>
+    <w:lvlOverride w:ilvl="0">
+      <w:startOverride w:val="1"/>
+    </w:lvlOverride>
   </w:num>
   <w:num w:numId="6">
     <w:abstractNumId w:val="0"/>
@@ -7252,16 +7523,16 @@
     <w:abstractNumId w:val="0"/>
   </w:num>
   <w:num w:numId="8">
-    <w:abstractNumId w:val="1"/>
-    <w:lvlOverride w:ilvl="0">
-      <w:startOverride w:val="1"/>
-    </w:lvlOverride>
+    <w:abstractNumId w:val="0"/>
   </w:num>
   <w:num w:numId="9">
     <w:abstractNumId w:val="0"/>
   </w:num>
   <w:num w:numId="10">
-    <w:abstractNumId w:val="0"/>
+    <w:abstractNumId w:val="1"/>
+    <w:lvlOverride w:ilvl="0">
+      <w:startOverride w:val="1"/>
+    </w:lvlOverride>
   </w:num>
   <w:num w:numId="11">
     <w:abstractNumId w:val="0"/>
@@ -7297,21 +7568,27 @@
     <w:abstractNumId w:val="0"/>
   </w:num>
   <w:num w:numId="22">
+    <w:abstractNumId w:val="0"/>
+  </w:num>
+  <w:num w:numId="23">
+    <w:abstractNumId w:val="0"/>
+  </w:num>
+  <w:num w:numId="24">
     <w:abstractNumId w:val="1"/>
     <w:lvlOverride w:ilvl="0">
       <w:startOverride w:val="1"/>
     </w:lvlOverride>
   </w:num>
-  <w:num w:numId="23">
-    <w:abstractNumId w:val="0"/>
-  </w:num>
-  <w:num w:numId="24">
-    <w:abstractNumId w:val="0"/>
-  </w:num>
   <w:num w:numId="25">
     <w:abstractNumId w:val="0"/>
   </w:num>
   <w:num w:numId="26">
+    <w:abstractNumId w:val="0"/>
+  </w:num>
+  <w:num w:numId="27">
+    <w:abstractNumId w:val="0"/>
+  </w:num>
+  <w:num w:numId="28">
     <w:abstractNumId w:val="0"/>
   </w:num>
 </w:numbering>

--- a/docs/word/users-guide.docx
+++ b/docs/word/users-guide.docx
@@ -7,7 +7,7 @@
         <w:pStyle w:val="Heading1"/>
       </w:pPr>
       <w:r>
-        <w:t xml:space="preserve">ReminderFoxAgain 0.9.1 — User's Guide</w:t>
+        <w:t xml:space="preserve">ReminderFoxAgain 0.9.2 — User's Guide</w:t>
       </w:r>
     </w:p>
     <w:p>
@@ -58,155 +58,18 @@
     <w:p>
       <w:pPr/>
       <w:r>
-        <w:t xml:space="preserve">Put every release file in one folder, then double-click </w:t>
-      </w:r>
-      <w:r>
-        <w:rPr>
-          <w:b/>
-        </w:rPr>
-        <w:t xml:space="preserve">Install or Update ReminderFoxAgain.bat</w:t>
-      </w:r>
-      <w:r>
-        <w:t xml:space="preserve">. No administrator rights are needed.</w:t>
-      </w:r>
-    </w:p>
-    <w:tbl>
-      <w:tblPr>
-        <w:tblStyle w:val="TableGrid"/>
-        <w:tblW w:w="0" w:type="auto"/>
-        <w:tblLayout w:type="fixed"/>
-        <w:tblLook w:val="04A0" w:firstRow="1" w:lastRow="0" w:firstColumn="0" w:lastColumn="0" w:noHBand="0" w:noVBand="1"/>
-      </w:tblPr>
-      <w:tblGrid>
-        <w:gridCol w:w="5089"/>
-        <w:gridCol w:w="4270"/>
-      </w:tblGrid>
-      <w:tr>
-        <w:trPr>
-          <w:tblHeader/>
-        </w:trPr>
-        <w:tc>
-          <w:tcPr>
-            <w:tcW w:w="5089" w:type="dxa"/>
-            <w:shd w:val="clear" w:color="auto" w:fill="F2F2F2"/>
-          </w:tcPr>
-          <w:p>
-            <w:pPr/>
-            <w:r>
-              <w:t xml:space="preserve">File</w:t>
-            </w:r>
-          </w:p>
-        </w:tc>
-        <w:tc>
-          <w:tcPr>
-            <w:tcW w:w="4270" w:type="dxa"/>
-            <w:shd w:val="clear" w:color="auto" w:fill="F2F2F2"/>
-          </w:tcPr>
-          <w:p>
-            <w:pPr/>
-            <w:r>
-              <w:t xml:space="preserve">Needed for</w:t>
-            </w:r>
-          </w:p>
-        </w:tc>
-      </w:tr>
-      <w:tr>
-        <w:tc>
-          <w:tcPr>
-            <w:tcW w:w="5089" w:type="dxa"/>
-          </w:tcPr>
-          <w:p>
-            <w:pPr/>
-            <w:r>
-              <w:t xml:space="preserve">Install or Update ReminderFoxAgain.bat</w:t>
-            </w:r>
-          </w:p>
-        </w:tc>
-        <w:tc>
-          <w:tcPr>
-            <w:tcW w:w="4270" w:type="dxa"/>
-          </w:tcPr>
-          <w:p>
-            <w:pPr/>
-            <w:r>
-              <w:t xml:space="preserve">Always</w:t>
-            </w:r>
-          </w:p>
-        </w:tc>
-      </w:tr>
-      <w:tr>
-        <w:tc>
-          <w:tcPr>
-            <w:tcW w:w="5089" w:type="dxa"/>
-          </w:tcPr>
-          <w:p>
-            <w:pPr/>
-            <w:r>
-              <w:t xml:space="preserve">ReminderFoxAgain-Setup.ps1</w:t>
-            </w:r>
-          </w:p>
-        </w:tc>
-        <w:tc>
-          <w:tcPr>
-            <w:tcW w:w="4270" w:type="dxa"/>
-          </w:tcPr>
-          <w:p>
-            <w:pPr/>
-            <w:r>
-              <w:t xml:space="preserve">Always</w:t>
-            </w:r>
-          </w:p>
-        </w:tc>
-      </w:tr>
-      <w:tr>
-        <w:tc>
-          <w:tcPr>
-            <w:tcW w:w="5089" w:type="dxa"/>
-          </w:tcPr>
-          <w:p>
-            <w:pPr/>
-            <w:r>
-              <w:t xml:space="preserve">ReminderFoxAgain-app-0.7.0.asar</w:t>
-            </w:r>
-          </w:p>
-        </w:tc>
-        <w:tc>
-          <w:tcPr>
-            <w:tcW w:w="4270" w:type="dxa"/>
-          </w:tcPr>
-          <w:p>
-            <w:pPr/>
-            <w:r>
-              <w:t xml:space="preserve">Always</w:t>
-            </w:r>
-          </w:p>
-        </w:tc>
-      </w:tr>
-      <w:tr>
-        <w:tc>
-          <w:tcPr>
-            <w:tcW w:w="5089" w:type="dxa"/>
-          </w:tcPr>
-          <w:p>
-            <w:pPr/>
-            <w:r>
-              <w:t xml:space="preserve">ReminderFoxAgain-runtime-0.7.0.part1.bin … part6.bin</w:t>
-            </w:r>
-          </w:p>
-        </w:tc>
-        <w:tc>
-          <w:tcPr>
-            <w:tcW w:w="4270" w:type="dxa"/>
-          </w:tcPr>
-          <w:p>
-            <w:pPr/>
-            <w:r>
-              <w:t xml:space="preserve">New installs, and updates from 0.6.x</w:t>
-            </w:r>
-          </w:p>
-        </w:tc>
-      </w:tr>
-    </w:tbl>
+        <w:t xml:space="preserve">On Windows, download </w:t>
+      </w:r>
+      <w:r>
+        <w:rPr>
+          <w:rStyle w:val="CodeChar"/>
+        </w:rPr>
+        <w:t xml:space="preserve">ReminderFoxAgain-Setup-0.9.2.exe</w:t>
+      </w:r>
+      <w:r>
+        <w:t xml:space="preserve"> and run it. No administrator rights are needed.</w:t>
+      </w:r>
+    </w:p>
     <w:p>
       <w:pPr>
         <w:pStyle w:val="ListParagraph"/>
@@ -237,7 +100,7 @@
         </w:numPr>
       </w:pPr>
       <w:r>
-        <w:t xml:space="preserve">To update a 0.7.x or 0.8.x install, you only need the .bat, the .ps1 and the .asar. The setup reuses the installed runtime. When you update from 0.6.x, include the runtime parts too, so the date and time pickers follow your language (without them everything else is still translated).</w:t>
+        <w:t xml:space="preserve">To update, run the newer Setup file. It closes ReminderFoxAgain if it's running, then replaces the program, including an install made by the earlier .bat setup (0.9.1 and before).</w:t>
       </w:r>
     </w:p>
     <w:p>
@@ -249,6 +112,38 @@
         </w:numPr>
       </w:pPr>
       <w:r>
+        <w:t xml:space="preserve">Windows may show "Windows protected your PC" the first time, because the installer isn't code-signed yet. Choose </w:t>
+      </w:r>
+      <w:r>
+        <w:rPr>
+          <w:b/>
+          <w:bCs/>
+        </w:rPr>
+        <w:t xml:space="preserve">More info</w:t>
+      </w:r>
+      <w:r>
+        <w:t xml:space="preserve"> → </w:t>
+      </w:r>
+      <w:r>
+        <w:rPr>
+          <w:b/>
+          <w:bCs/>
+        </w:rPr>
+        <w:t xml:space="preserve">Run anyway</w:t>
+      </w:r>
+      <w:r>
+        <w:t xml:space="preserve">.</w:t>
+      </w:r>
+    </w:p>
+    <w:p>
+      <w:pPr>
+        <w:pStyle w:val="ListParagraph"/>
+        <w:numPr>
+          <w:ilvl w:val="0"/>
+          <w:numId w:val="2"/>
+        </w:numPr>
+      </w:pPr>
+      <w:r>
         <w:t xml:space="preserve">Your data lives in </w:t>
       </w:r>
       <w:r>
@@ -258,7 +153,7 @@
         <w:t xml:space="preserve">%APPDATA%\ReminderFoxAgain</w:t>
       </w:r>
       <w:r>
-        <w:t xml:space="preserve">. Updating never touches it.</w:t>
+        <w:t xml:space="preserve">. Installing and updating never touch it.</w:t>
       </w:r>
     </w:p>
     <w:p>
@@ -278,7 +173,7 @@
         <w:rPr>
           <w:rStyle w:val="CodeChar"/>
         </w:rPr>
-        <w:t xml:space="preserve">ReminderFoxAgain-0.9.1-macos-universal.zip</w:t>
+        <w:t xml:space="preserve">ReminderFoxAgain-0.9.2-macos-universal.zip</w:t>
       </w:r>
       <w:r>
         <w:t xml:space="preserve">.</w:t>
@@ -298,6 +193,7 @@
       <w:r>
         <w:rPr>
           <w:b/>
+          <w:bCs/>
         </w:rPr>
         <w:t xml:space="preserve">ReminderFoxAgain.app</w:t>
       </w:r>
@@ -307,6 +203,7 @@
       <w:r>
         <w:rPr>
           <w:b/>
+          <w:bCs/>
         </w:rPr>
         <w:t xml:space="preserve">Applications</w:t>
       </w:r>
@@ -328,6 +225,7 @@
       <w:r>
         <w:rPr>
           <w:b/>
+          <w:bCs/>
         </w:rPr>
         <w:t xml:space="preserve">Privacy &amp; Security</w:t>
       </w:r>
@@ -337,6 +235,7 @@
       <w:r>
         <w:rPr>
           <w:b/>
+          <w:bCs/>
         </w:rPr>
         <w:t xml:space="preserve">Open Anyway</w:t>
       </w:r>
@@ -346,6 +245,7 @@
       <w:r>
         <w:rPr>
           <w:b/>
+          <w:bCs/>
         </w:rPr>
         <w:t xml:space="preserve">Open</w:t>
       </w:r>
@@ -355,6 +255,7 @@
       <w:r>
         <w:rPr>
           <w:b/>
+          <w:bCs/>
         </w:rPr>
         <w:t xml:space="preserve">Open</w:t>
       </w:r>
@@ -408,6 +309,7 @@
       <w:r>
         <w:rPr>
           <w:b/>
+          <w:bCs/>
         </w:rPr>
         <w:t xml:space="preserve">Debian, Ubuntu, Mint and similar:</w:t>
       </w:r>
@@ -418,7 +320,7 @@
         <w:rPr>
           <w:rStyle w:val="CodeChar"/>
         </w:rPr>
-        <w:t xml:space="preserve">reminderfoxagain_0.9.1_amd64.deb</w:t>
+        <w:t xml:space="preserve">reminderfoxagain_0.9.2_amd64.deb</w:t>
       </w:r>
       <w:r>
         <w:t xml:space="preserve"> (</w:t>
@@ -436,7 +338,7 @@
         <w:rPr>
           <w:rStyle w:val="CodeChar"/>
         </w:rPr>
-        <w:t xml:space="preserve">sudo apt install ./reminderfoxagain_0.9.1_amd64.deb</w:t>
+        <w:t xml:space="preserve">sudo apt install ./reminderfoxagain_0.9.2_amd64.deb</w:t>
       </w:r>
       <w:r>
         <w:t xml:space="preserve">. Install a newer file the same way to update; </w:t>
@@ -462,6 +364,7 @@
       <w:r>
         <w:rPr>
           <w:b/>
+          <w:bCs/>
         </w:rPr>
         <w:t xml:space="preserve">Any other distribution, without root:</w:t>
       </w:r>
@@ -472,7 +375,7 @@
         <w:rPr>
           <w:rStyle w:val="CodeChar"/>
         </w:rPr>
-        <w:t xml:space="preserve">ReminderFoxAgain-0.9.1-linux-x64.tar.gz</w:t>
+        <w:t xml:space="preserve">ReminderFoxAgain-0.9.2-linux-x64.tar.gz</w:t>
       </w:r>
       <w:r>
         <w:t xml:space="preserve"> and run </w:t>
@@ -507,6 +410,7 @@
       <w:r>
         <w:rPr>
           <w:b/>
+          <w:bCs/>
         </w:rPr>
         <w:t xml:space="preserve">GNOME:</w:t>
       </w:r>
@@ -554,6 +458,7 @@
       <w:r>
         <w:rPr>
           <w:b/>
+          <w:bCs/>
         </w:rPr>
         <w:t xml:space="preserve">Import from your ReminderFox add-on.</w:t>
       </w:r>
@@ -581,6 +486,7 @@
       <w:r>
         <w:rPr>
           <w:b/>
+          <w:bCs/>
         </w:rPr>
         <w:t xml:space="preserve">Import a reminderfox.ics or other calendar file…</w:t>
       </w:r>
@@ -599,6 +505,7 @@
       <w:r>
         <w:rPr>
           <w:b/>
+          <w:bCs/>
         </w:rPr>
         <w:t xml:space="preserve">Start with an empty list.</w:t>
       </w:r>
@@ -608,6 +515,7 @@
       <w:r>
         <w:rPr>
           <w:b/>
+          <w:bCs/>
         </w:rPr>
         <w:t xml:space="preserve">from Settings → Data → Import an .ics file… or</w:t>
       </w:r>
@@ -617,6 +525,7 @@
       <w:r>
         <w:rPr>
           <w:b/>
+          <w:bCs/>
         </w:rPr>
         <w:t xml:space="preserve">Import from ReminderFox…</w:t>
       </w:r>
@@ -629,6 +538,7 @@
       <w:r>
         <w:rPr>
           <w:i/>
+          <w:iCs/>
         </w:rPr>
         <w:t xml:space="preserve">Example:</w:t>
       </w:r>
@@ -638,6 +548,7 @@
       <w:r>
         <w:rPr>
           <w:b/>
+          <w:bCs/>
         </w:rPr>
         <w:t xml:space="preserve">Import from your ReminderFox add-on</w:t>
       </w:r>
@@ -664,6 +575,7 @@
       <w:r>
         <w:rPr>
           <w:b/>
+          <w:bCs/>
         </w:rPr>
         <w:t xml:space="preserve">Top bar.</w:t>
       </w:r>
@@ -673,6 +585,7 @@
       <w:r>
         <w:rPr>
           <w:b/>
+          <w:bCs/>
         </w:rPr>
         <w:t xml:space="preserve">＋ Reminder</w:t>
       </w:r>
@@ -682,6 +595,7 @@
       <w:r>
         <w:rPr>
           <w:b/>
+          <w:bCs/>
         </w:rPr>
         <w:t xml:space="preserve">＋ List Item</w:t>
       </w:r>
@@ -691,6 +605,7 @@
       <w:r>
         <w:rPr>
           <w:b/>
+          <w:bCs/>
         </w:rPr>
         <w:t xml:space="preserve">⏰ Quick alarm</w:t>
       </w:r>
@@ -700,6 +615,7 @@
       <w:r>
         <w:rPr>
           <w:b/>
+          <w:bCs/>
         </w:rPr>
         <w:t xml:space="preserve">⚙ Settings</w:t>
       </w:r>
@@ -718,6 +634,7 @@
       <w:r>
         <w:rPr>
           <w:b/>
+          <w:bCs/>
         </w:rPr>
         <w:t xml:space="preserve">Tabs.</w:t>
       </w:r>
@@ -727,6 +644,7 @@
       <w:r>
         <w:rPr>
           <w:b/>
+          <w:bCs/>
         </w:rPr>
         <w:t xml:space="preserve">List dropdown</w:t>
       </w:r>
@@ -745,6 +663,7 @@
       <w:r>
         <w:rPr>
           <w:b/>
+          <w:bCs/>
         </w:rPr>
         <w:t xml:space="preserve">Toolbar under the tabs.</w:t>
       </w:r>
@@ -754,6 +673,7 @@
       <w:r>
         <w:rPr>
           <w:b/>
+          <w:bCs/>
         </w:rPr>
         <w:t xml:space="preserve">Show completed</w:t>
       </w:r>
@@ -772,6 +692,7 @@
       <w:r>
         <w:rPr>
           <w:b/>
+          <w:bCs/>
         </w:rPr>
         <w:t xml:space="preserve">Calendar panel</w:t>
       </w:r>
@@ -790,6 +711,7 @@
       <w:r>
         <w:rPr>
           <w:b/>
+          <w:bCs/>
         </w:rPr>
         <w:t xml:space="preserve">Status bar.</w:t>
       </w:r>
@@ -799,6 +721,7 @@
       <w:r>
         <w:rPr>
           <w:b/>
+          <w:bCs/>
         </w:rPr>
         <w:t xml:space="preserve">🔔 Alarms on</w:t>
       </w:r>
@@ -808,6 +731,7 @@
       <w:r>
         <w:rPr>
           <w:b/>
+          <w:bCs/>
         </w:rPr>
         <w:t xml:space="preserve">Data file</w:t>
       </w:r>
@@ -826,6 +750,7 @@
       <w:r>
         <w:rPr>
           <w:b/>
+          <w:bCs/>
         </w:rPr>
         <w:t xml:space="preserve">Tray icon.</w:t>
       </w:r>
@@ -849,6 +774,7 @@
       <w:r>
         <w:rPr>
           <w:b/>
+          <w:bCs/>
         </w:rPr>
         <w:t xml:space="preserve">＋ Reminder</w:t>
       </w:r>
@@ -858,6 +784,7 @@
       <w:r>
         <w:rPr>
           <w:b/>
+          <w:bCs/>
         </w:rPr>
         <w:t xml:space="preserve">Ctrl+N</w:t>
       </w:r>
@@ -1162,6 +1089,7 @@
       <w:r>
         <w:rPr>
           <w:b/>
+          <w:bCs/>
         </w:rPr>
         <w:t xml:space="preserve">Save</w:t>
       </w:r>
@@ -1188,6 +1116,7 @@
       <w:r>
         <w:rPr>
           <w:b/>
+          <w:bCs/>
         </w:rPr>
         <w:t xml:space="preserve">Dentist next Monday at 2:30 PM, alarm an hour before.</w:t>
       </w:r>
@@ -1206,6 +1135,7 @@
       <w:r>
         <w:rPr>
           <w:b/>
+          <w:bCs/>
         </w:rPr>
         <w:t xml:space="preserve">Recycling every second Thursday.</w:t>
       </w:r>
@@ -1215,6 +1145,7 @@
       <w:r>
         <w:rPr>
           <w:b/>
+          <w:bCs/>
         </w:rPr>
         <w:t xml:space="preserve">2</w:t>
       </w:r>
@@ -1224,6 +1155,7 @@
       <w:r>
         <w:rPr>
           <w:b/>
+          <w:bCs/>
         </w:rPr>
         <w:t xml:space="preserve">Th</w:t>
       </w:r>
@@ -1242,6 +1174,7 @@
       <w:r>
         <w:rPr>
           <w:b/>
+          <w:bCs/>
         </w:rPr>
         <w:t xml:space="preserve">Book club on the last Tuesday of each month.</w:t>
       </w:r>
@@ -1260,6 +1193,7 @@
       <w:r>
         <w:rPr>
           <w:b/>
+          <w:bCs/>
         </w:rPr>
         <w:t xml:space="preserve">Canadian Thanksgiving.</w:t>
       </w:r>
@@ -1278,6 +1212,7 @@
       <w:r>
         <w:rPr>
           <w:b/>
+          <w:bCs/>
         </w:rPr>
         <w:t xml:space="preserve">Sarah's birthday with her age.</w:t>
       </w:r>
@@ -1314,6 +1249,7 @@
       <w:r>
         <w:rPr>
           <w:b/>
+          <w:bCs/>
         </w:rPr>
         <w:t xml:space="preserve">Pay the property tax, and keep nagging until it's paid.</w:t>
       </w:r>
@@ -1323,6 +1259,7 @@
       <w:r>
         <w:rPr>
           <w:b/>
+          <w:bCs/>
         </w:rPr>
         <w:t xml:space="preserve">Remind me daily until completed</w:t>
       </w:r>
@@ -1364,6 +1301,7 @@
       <w:r>
         <w:rPr>
           <w:b/>
+          <w:bCs/>
         </w:rPr>
         <w:t xml:space="preserve">Edit…</w:t>
       </w:r>
@@ -1373,6 +1311,7 @@
       <w:r>
         <w:rPr>
           <w:b/>
+          <w:bCs/>
         </w:rPr>
         <w:t xml:space="preserve">Mark completed</w:t>
       </w:r>
@@ -1382,6 +1321,7 @@
       <w:r>
         <w:rPr>
           <w:b/>
+          <w:bCs/>
         </w:rPr>
         <w:t xml:space="preserve">Remind daily until completed</w:t>
       </w:r>
@@ -1391,6 +1331,7 @@
       <w:r>
         <w:rPr>
           <w:b/>
+          <w:bCs/>
         </w:rPr>
         <w:t xml:space="preserve">Make it a to-do…</w:t>
       </w:r>
@@ -1400,6 +1341,7 @@
       <w:r>
         <w:rPr>
           <w:b/>
+          <w:bCs/>
         </w:rPr>
         <w:t xml:space="preserve">Copy to a list…</w:t>
       </w:r>
@@ -1409,6 +1351,7 @@
       <w:r>
         <w:rPr>
           <w:b/>
+          <w:bCs/>
         </w:rPr>
         <w:t xml:space="preserve">Show on a map</w:t>
       </w:r>
@@ -1418,6 +1361,7 @@
       <w:r>
         <w:rPr>
           <w:b/>
+          <w:bCs/>
         </w:rPr>
         <w:t xml:space="preserve">Duplicate</w:t>
       </w:r>
@@ -1427,6 +1371,7 @@
       <w:r>
         <w:rPr>
           <w:b/>
+          <w:bCs/>
         </w:rPr>
         <w:t xml:space="preserve">Delete…</w:t>
       </w:r>
@@ -1448,6 +1393,7 @@
       <w:r>
         <w:rPr>
           <w:b/>
+          <w:bCs/>
         </w:rPr>
         <w:t xml:space="preserve">only this one</w:t>
       </w:r>
@@ -1457,6 +1403,7 @@
       <w:r>
         <w:rPr>
           <w:b/>
+          <w:bCs/>
         </w:rPr>
         <w:t xml:space="preserve">all occurrences</w:t>
       </w:r>
@@ -1492,6 +1439,7 @@
       <w:r>
         <w:rPr>
           <w:b/>
+          <w:bCs/>
         </w:rPr>
         <w:t xml:space="preserve">＋ List Item</w:t>
       </w:r>
@@ -1501,6 +1449,7 @@
       <w:r>
         <w:rPr>
           <w:b/>
+          <w:bCs/>
         </w:rPr>
         <w:t xml:space="preserve">Ctrl+T</w:t>
       </w:r>
@@ -1519,6 +1468,7 @@
       <w:r>
         <w:rPr>
           <w:b/>
+          <w:bCs/>
         </w:rPr>
         <w:t xml:space="preserve">No date</w:t>
       </w:r>
@@ -1537,6 +1487,7 @@
       <w:r>
         <w:rPr>
           <w:b/>
+          <w:bCs/>
         </w:rPr>
         <w:t xml:space="preserve">List</w:t>
       </w:r>
@@ -1555,6 +1506,7 @@
       <w:r>
         <w:rPr>
           <w:b/>
+          <w:bCs/>
         </w:rPr>
         <w:t xml:space="preserve">Show in the tray tooltip</w:t>
       </w:r>
@@ -1570,6 +1522,7 @@
       <w:r>
         <w:rPr>
           <w:b/>
+          <w:bCs/>
         </w:rPr>
         <w:t xml:space="preserve">Show completed</w:t>
       </w:r>
@@ -1593,6 +1546,7 @@
       <w:r>
         <w:rPr>
           <w:b/>
+          <w:bCs/>
         </w:rPr>
         <w:t xml:space="preserve">at</w:t>
       </w:r>
@@ -1602,6 +1556,7 @@
       <w:r>
         <w:rPr>
           <w:b/>
+          <w:bCs/>
         </w:rPr>
         <w:t xml:space="preserve">by</w:t>
       </w:r>
@@ -1611,6 +1566,7 @@
       <w:r>
         <w:rPr>
           <w:b/>
+          <w:bCs/>
         </w:rPr>
         <w:t xml:space="preserve">Due by</w:t>
       </w:r>
@@ -1620,6 +1576,7 @@
       <w:r>
         <w:rPr>
           <w:b/>
+          <w:bCs/>
         </w:rPr>
         <w:t xml:space="preserve">Any time</w:t>
       </w:r>
@@ -1629,6 +1586,7 @@
       <w:r>
         <w:rPr>
           <w:b/>
+          <w:bCs/>
         </w:rPr>
         <w:t xml:space="preserve">No date</w:t>
       </w:r>
@@ -1781,6 +1739,7 @@
       <w:r>
         <w:rPr>
           <w:b/>
+          <w:bCs/>
         </w:rPr>
         <w:t xml:space="preserve">Done</w:t>
       </w:r>
@@ -1793,6 +1752,7 @@
       <w:r>
         <w:rPr>
           <w:i/>
+          <w:iCs/>
         </w:rPr>
         <w:t xml:space="preserve">Example 1 — an expense report due by Nov 3:</w:t>
       </w:r>
@@ -1802,6 +1762,7 @@
       <w:r>
         <w:rPr>
           <w:b/>
+          <w:bCs/>
         </w:rPr>
         <w:t xml:space="preserve">1 week before</w:t>
       </w:r>
@@ -1811,6 +1772,7 @@
       <w:r>
         <w:rPr>
           <w:b/>
+          <w:bCs/>
         </w:rPr>
         <w:t xml:space="preserve">every day</w:t>
       </w:r>
@@ -1820,6 +1782,7 @@
       <w:r>
         <w:rPr>
           <w:i/>
+          <w:iCs/>
         </w:rPr>
         <w:t xml:space="preserve">also after the due date</w:t>
       </w:r>
@@ -1832,6 +1795,7 @@
       <w:r>
         <w:rPr>
           <w:i/>
+          <w:iCs/>
         </w:rPr>
         <w:t xml:space="preserve">Example 2 — renew the passport, no fixed date:</w:t>
       </w:r>
@@ -1841,6 +1805,7 @@
       <w:r>
         <w:rPr>
           <w:b/>
+          <w:bCs/>
         </w:rPr>
         <w:t xml:space="preserve">starting on</w:t>
       </w:r>
@@ -1850,6 +1815,7 @@
       <w:r>
         <w:rPr>
           <w:b/>
+          <w:bCs/>
         </w:rPr>
         <w:t xml:space="preserve">every week</w:t>
       </w:r>
@@ -1862,6 +1828,7 @@
       <w:r>
         <w:rPr>
           <w:i/>
+          <w:iCs/>
         </w:rPr>
         <w:t xml:space="preserve">Example 3 — a single nudge:</w:t>
       </w:r>
@@ -1871,6 +1838,7 @@
       <w:r>
         <w:rPr>
           <w:b/>
+          <w:bCs/>
         </w:rPr>
         <w:t xml:space="preserve">2 days before</w:t>
       </w:r>
@@ -1880,6 +1848,7 @@
       <w:r>
         <w:rPr>
           <w:b/>
+          <w:bCs/>
         </w:rPr>
         <w:t xml:space="preserve">no more</w:t>
       </w:r>
@@ -1909,6 +1878,7 @@
       <w:r>
         <w:rPr>
           <w:b/>
+          <w:bCs/>
         </w:rPr>
         <w:t xml:space="preserve">Schedule as a reminder…</w:t>
       </w:r>
@@ -1930,6 +1900,7 @@
       <w:r>
         <w:rPr>
           <w:b/>
+          <w:bCs/>
         </w:rPr>
         <w:t xml:space="preserve">Date</w:t>
       </w:r>
@@ -1939,6 +1910,7 @@
       <w:r>
         <w:rPr>
           <w:b/>
+          <w:bCs/>
         </w:rPr>
         <w:t xml:space="preserve">Time</w:t>
       </w:r>
@@ -1948,6 +1920,7 @@
       <w:r>
         <w:rPr>
           <w:b/>
+          <w:bCs/>
         </w:rPr>
         <w:t xml:space="preserve">All day</w:t>
       </w:r>
@@ -1969,6 +1942,7 @@
       <w:r>
         <w:rPr>
           <w:b/>
+          <w:bCs/>
         </w:rPr>
         <w:t xml:space="preserve">Alarm</w:t>
       </w:r>
@@ -1990,6 +1964,7 @@
       <w:r>
         <w:rPr>
           <w:b/>
+          <w:bCs/>
         </w:rPr>
         <w:t xml:space="preserve">Make it a reminder</w:t>
       </w:r>
@@ -2005,6 +1980,7 @@
       <w:r>
         <w:rPr>
           <w:b/>
+          <w:bCs/>
         </w:rPr>
         <w:t xml:space="preserve">Show</w:t>
       </w:r>
@@ -2014,6 +1990,7 @@
       <w:r>
         <w:rPr>
           <w:b/>
+          <w:bCs/>
         </w:rPr>
         <w:t xml:space="preserve">Keep repeating</w:t>
       </w:r>
@@ -2023,6 +2000,7 @@
       <w:r>
         <w:rPr>
           <w:b/>
+          <w:bCs/>
         </w:rPr>
         <w:t xml:space="preserve">Make it a to-do…</w:t>
       </w:r>
@@ -2046,6 +2024,7 @@
       <w:r>
         <w:rPr>
           <w:b/>
+          <w:bCs/>
         </w:rPr>
         <w:t xml:space="preserve">List dropdown</w:t>
       </w:r>
@@ -2055,6 +2034,7 @@
       <w:r>
         <w:rPr>
           <w:b/>
+          <w:bCs/>
         </w:rPr>
         <w:t xml:space="preserve">All lists</w:t>
       </w:r>
@@ -2064,6 +2044,7 @@
       <w:r>
         <w:rPr>
           <w:b/>
+          <w:bCs/>
         </w:rPr>
         <w:t xml:space="preserve">＋ New list…</w:t>
       </w:r>
@@ -2073,6 +2054,7 @@
       <w:r>
         <w:rPr>
           <w:b/>
+          <w:bCs/>
         </w:rPr>
         <w:t xml:space="preserve">Manage lists…</w:t>
       </w:r>
@@ -2082,6 +2064,7 @@
       <w:r>
         <w:rPr>
           <w:b/>
+          <w:bCs/>
         </w:rPr>
         <w:t xml:space="preserve">＋ List Item</w:t>
       </w:r>
@@ -2097,6 +2080,7 @@
       <w:r>
         <w:rPr>
           <w:b/>
+          <w:bCs/>
         </w:rPr>
         <w:t xml:space="preserve">＋ New list…</w:t>
       </w:r>
@@ -2129,6 +2113,7 @@
       <w:r>
         <w:rPr>
           <w:b/>
+          <w:bCs/>
         </w:rPr>
         <w:t xml:space="preserve">Duplicate</w:t>
       </w:r>
@@ -2147,6 +2132,7 @@
       <w:r>
         <w:rPr>
           <w:b/>
+          <w:bCs/>
         </w:rPr>
         <w:t xml:space="preserve">Move to…</w:t>
       </w:r>
@@ -2165,6 +2151,7 @@
       <w:r>
         <w:rPr>
           <w:b/>
+          <w:bCs/>
         </w:rPr>
         <w:t xml:space="preserve">Copy to…</w:t>
       </w:r>
@@ -2183,6 +2170,7 @@
       <w:r>
         <w:rPr>
           <w:b/>
+          <w:bCs/>
         </w:rPr>
         <w:t xml:space="preserve">Delete</w:t>
       </w:r>
@@ -2198,6 +2186,7 @@
       <w:r>
         <w:rPr>
           <w:b/>
+          <w:bCs/>
         </w:rPr>
         <w:t xml:space="preserve">＋ List Item</w:t>
       </w:r>
@@ -2213,6 +2202,7 @@
       <w:r>
         <w:rPr>
           <w:b/>
+          <w:bCs/>
         </w:rPr>
         <w:t xml:space="preserve">Copy to…</w:t>
       </w:r>
@@ -2222,6 +2212,7 @@
       <w:r>
         <w:rPr>
           <w:b/>
+          <w:bCs/>
         </w:rPr>
         <w:t xml:space="preserve">Copy</w:t>
       </w:r>
@@ -2245,6 +2236,7 @@
       <w:r>
         <w:rPr>
           <w:b/>
+          <w:bCs/>
         </w:rPr>
         <w:t xml:space="preserve">Manage lists…</w:t>
       </w:r>
@@ -2263,6 +2255,7 @@
       <w:r>
         <w:rPr>
           <w:b/>
+          <w:bCs/>
         </w:rPr>
         <w:t xml:space="preserve">Rename…</w:t>
       </w:r>
@@ -2293,6 +2286,7 @@
       <w:r>
         <w:rPr>
           <w:b/>
+          <w:bCs/>
         </w:rPr>
         <w:t xml:space="preserve">Remove…</w:t>
       </w:r>
@@ -2302,6 +2296,7 @@
       <w:r>
         <w:rPr>
           <w:b/>
+          <w:bCs/>
         </w:rPr>
         <w:t xml:space="preserve">Move to “To-Do's”</w:t>
       </w:r>
@@ -2311,6 +2306,7 @@
       <w:r>
         <w:rPr>
           <w:b/>
+          <w:bCs/>
         </w:rPr>
         <w:t xml:space="preserve">Delete list and to-dos</w:t>
       </w:r>
@@ -2346,6 +2342,7 @@
       <w:r>
         <w:rPr>
           <w:b/>
+          <w:bCs/>
         </w:rPr>
         <w:t xml:space="preserve">Move to list…</w:t>
       </w:r>
@@ -2355,6 +2352,7 @@
       <w:r>
         <w:rPr>
           <w:b/>
+          <w:bCs/>
         </w:rPr>
         <w:t xml:space="preserve">Copy to list…</w:t>
       </w:r>
@@ -2364,6 +2362,7 @@
       <w:r>
         <w:rPr>
           <w:b/>
+          <w:bCs/>
         </w:rPr>
         <w:t xml:space="preserve">New list…</w:t>
       </w:r>
@@ -2373,6 +2372,7 @@
       <w:r>
         <w:rPr>
           <w:b/>
+          <w:bCs/>
         </w:rPr>
         <w:t xml:space="preserve">Make it a to-do…</w:t>
       </w:r>
@@ -2382,6 +2382,7 @@
       <w:r>
         <w:rPr>
           <w:b/>
+          <w:bCs/>
         </w:rPr>
         <w:t xml:space="preserve">Copy to a list…</w:t>
       </w:r>
@@ -2402,6 +2403,7 @@
       <w:r>
         <w:rPr>
           <w:b/>
+          <w:bCs/>
         </w:rPr>
         <w:t xml:space="preserve">Order</w:t>
       </w:r>
@@ -2411,6 +2413,7 @@
       <w:r>
         <w:rPr>
           <w:b/>
+          <w:bCs/>
         </w:rPr>
         <w:t xml:space="preserve">Show completed</w:t>
       </w:r>
@@ -2420,6 +2423,7 @@
       <w:r>
         <w:rPr>
           <w:b/>
+          <w:bCs/>
         </w:rPr>
         <w:t xml:space="preserve">My order</w:t>
       </w:r>
@@ -2429,6 +2433,7 @@
       <w:r>
         <w:rPr>
           <w:b/>
+          <w:bCs/>
         </w:rPr>
         <w:t xml:space="preserve">Due by</w:t>
       </w:r>
@@ -2438,6 +2443,7 @@
       <w:r>
         <w:rPr>
           <w:b/>
+          <w:bCs/>
         </w:rPr>
         <w:t xml:space="preserve">Time</w:t>
       </w:r>
@@ -2447,6 +2453,7 @@
       <w:r>
         <w:rPr>
           <w:b/>
+          <w:bCs/>
         </w:rPr>
         <w:t xml:space="preserve">Description</w:t>
       </w:r>
@@ -2456,6 +2463,7 @@
       <w:r>
         <w:rPr>
           <w:b/>
+          <w:bCs/>
         </w:rPr>
         <w:t xml:space="preserve">Important</w:t>
       </w:r>
@@ -2465,6 +2473,7 @@
       <w:r>
         <w:rPr>
           <w:b/>
+          <w:bCs/>
         </w:rPr>
         <w:t xml:space="preserve">Completed</w:t>
       </w:r>
@@ -2474,6 +2483,7 @@
       <w:r>
         <w:rPr>
           <w:b/>
+          <w:bCs/>
         </w:rPr>
         <w:t xml:space="preserve">Repeat</w:t>
       </w:r>
@@ -2483,6 +2493,7 @@
       <w:r>
         <w:rPr>
           <w:b/>
+          <w:bCs/>
         </w:rPr>
         <w:t xml:space="preserve">Category</w:t>
       </w:r>
@@ -2492,6 +2503,7 @@
       <w:r>
         <w:rPr>
           <w:b/>
+          <w:bCs/>
         </w:rPr>
         <w:t xml:space="preserve">Alarm</w:t>
       </w:r>
@@ -2504,6 +2516,7 @@
       <w:r>
         <w:rPr>
           <w:i/>
+          <w:iCs/>
         </w:rPr>
         <w:t xml:space="preserve">Example:</w:t>
       </w:r>
@@ -2563,6 +2576,7 @@
       <w:r>
         <w:rPr>
           <w:b/>
+          <w:bCs/>
         </w:rPr>
         <w:t xml:space="preserve">Order</w:t>
       </w:r>
@@ -2572,6 +2586,7 @@
       <w:r>
         <w:rPr>
           <w:b/>
+          <w:bCs/>
         </w:rPr>
         <w:t xml:space="preserve">My order</w:t>
       </w:r>
@@ -2605,6 +2620,7 @@
       <w:r>
         <w:rPr>
           <w:b/>
+          <w:bCs/>
         </w:rPr>
         <w:t xml:space="preserve">Alt+↑</w:t>
       </w:r>
@@ -2614,6 +2630,7 @@
       <w:r>
         <w:rPr>
           <w:b/>
+          <w:bCs/>
         </w:rPr>
         <w:t xml:space="preserve">Alt+↓</w:t>
       </w:r>
@@ -2623,6 +2640,7 @@
       <w:r>
         <w:rPr>
           <w:b/>
+          <w:bCs/>
         </w:rPr>
         <w:t xml:space="preserve">Move up</w:t>
       </w:r>
@@ -2632,6 +2650,7 @@
       <w:r>
         <w:rPr>
           <w:b/>
+          <w:bCs/>
         </w:rPr>
         <w:t xml:space="preserve">Move down</w:t>
       </w:r>
@@ -2875,6 +2894,7 @@
       <w:r>
         <w:rPr>
           <w:b/>
+          <w:bCs/>
         </w:rPr>
         <w:t xml:space="preserve">Category</w:t>
       </w:r>
@@ -2884,6 +2904,7 @@
       <w:r>
         <w:rPr>
           <w:b/>
+          <w:bCs/>
         </w:rPr>
         <w:t xml:space="preserve">Show completed</w:t>
       </w:r>
@@ -2893,6 +2914,7 @@
       <w:r>
         <w:rPr>
           <w:b/>
+          <w:bCs/>
         </w:rPr>
         <w:t xml:space="preserve">Settings → View → Future dates to show</w:t>
       </w:r>
@@ -2905,6 +2927,7 @@
       <w:r>
         <w:rPr>
           <w:i/>
+          <w:iCs/>
         </w:rPr>
         <w:t xml:space="preserve">Example — what is left to do this month:</w:t>
       </w:r>
@@ -2914,6 +2937,7 @@
       <w:r>
         <w:rPr>
           <w:b/>
+          <w:bCs/>
         </w:rPr>
         <w:t xml:space="preserve">Show completed</w:t>
       </w:r>
@@ -2929,6 +2953,7 @@
       <w:r>
         <w:rPr>
           <w:b/>
+          <w:bCs/>
         </w:rPr>
         <w:t xml:space="preserve">Show completed</w:t>
       </w:r>
@@ -2941,6 +2966,7 @@
       <w:r>
         <w:rPr>
           <w:i/>
+          <w:iCs/>
         </w:rPr>
         <w:t xml:space="preserve">Example — jumping to a date:</w:t>
       </w:r>
@@ -2967,6 +2993,7 @@
       <w:r>
         <w:rPr>
           <w:i/>
+          <w:iCs/>
         </w:rPr>
         <w:t xml:space="preserve">Example 1 — bills for the coming year:</w:t>
       </w:r>
@@ -2976,6 +3003,7 @@
       <w:r>
         <w:rPr>
           <w:b/>
+          <w:bCs/>
         </w:rPr>
         <w:t xml:space="preserve">Bills</w:t>
       </w:r>
@@ -2988,6 +3016,7 @@
       <w:r>
         <w:rPr>
           <w:i/>
+          <w:iCs/>
         </w:rPr>
         <w:t xml:space="preserve">Example 2 — a busy quarter:</w:t>
       </w:r>
@@ -2997,6 +3026,7 @@
       <w:r>
         <w:rPr>
           <w:b/>
+          <w:bCs/>
         </w:rPr>
         <w:t xml:space="preserve">3 months</w:t>
       </w:r>
@@ -3012,6 +3042,7 @@
       <w:r>
         <w:rPr>
           <w:b/>
+          <w:bCs/>
         </w:rPr>
         <w:t xml:space="preserve">Month</w:t>
       </w:r>
@@ -3021,6 +3052,7 @@
       <w:r>
         <w:rPr>
           <w:b/>
+          <w:bCs/>
         </w:rPr>
         <w:t xml:space="preserve">Show to-dos</w:t>
       </w:r>
@@ -3058,6 +3090,7 @@
       <w:r>
         <w:rPr>
           <w:b/>
+          <w:bCs/>
         </w:rPr>
         <w:t xml:space="preserve">Saved filters</w:t>
       </w:r>
@@ -3067,6 +3100,7 @@
       <w:r>
         <w:rPr>
           <w:b/>
+          <w:bCs/>
         </w:rPr>
         <w:t xml:space="preserve">Manage reminders…</w:t>
       </w:r>
@@ -3076,6 +3110,7 @@
       <w:r>
         <w:rPr>
           <w:b/>
+          <w:bCs/>
         </w:rPr>
         <w:t xml:space="preserve">Manage reminders…</w:t>
       </w:r>
@@ -3085,6 +3120,7 @@
       <w:r>
         <w:rPr>
           <w:b/>
+          <w:bCs/>
         </w:rPr>
         <w:t xml:space="preserve">＋ New saved filter…</w:t>
       </w:r>
@@ -3106,6 +3142,7 @@
       <w:r>
         <w:rPr>
           <w:b/>
+          <w:bCs/>
         </w:rPr>
         <w:t xml:space="preserve">condition</w:t>
       </w:r>
@@ -3127,6 +3164,7 @@
       <w:r>
         <w:rPr>
           <w:b/>
+          <w:bCs/>
         </w:rPr>
         <w:t xml:space="preserve">all</w:t>
       </w:r>
@@ -3145,6 +3183,7 @@
       <w:r>
         <w:rPr>
           <w:b/>
+          <w:bCs/>
         </w:rPr>
         <w:t xml:space="preserve">Only dates from … to … from today</w:t>
       </w:r>
@@ -3163,6 +3202,7 @@
       <w:r>
         <w:rPr>
           <w:b/>
+          <w:bCs/>
         </w:rPr>
         <w:t xml:space="preserve">Include dated to-dos</w:t>
       </w:r>
@@ -3187,6 +3227,7 @@
       <w:r>
         <w:rPr>
           <w:i/>
+          <w:iCs/>
         </w:rPr>
         <w:t xml:space="preserve">Example 1 — Birthdays and anniversaries:</w:t>
       </w:r>
@@ -3208,6 +3249,7 @@
       <w:r>
         <w:rPr>
           <w:i/>
+          <w:iCs/>
         </w:rPr>
         <w:t xml:space="preserve">Example 2 — Appointments this month:</w:t>
       </w:r>
@@ -3238,6 +3280,7 @@
       <w:r>
         <w:rPr>
           <w:i/>
+          <w:iCs/>
         </w:rPr>
         <w:t xml:space="preserve">Example 3 — What I did last month:</w:t>
       </w:r>
@@ -3253,6 +3296,7 @@
       <w:r>
         <w:rPr>
           <w:b/>
+          <w:bCs/>
         </w:rPr>
         <w:t xml:space="preserve">Manage reminders</w:t>
       </w:r>
@@ -3273,6 +3317,7 @@
       <w:r>
         <w:rPr>
           <w:b/>
+          <w:bCs/>
         </w:rPr>
         <w:t xml:space="preserve">Settings → View → Manage categories…</w:t>
       </w:r>
@@ -3291,6 +3336,7 @@
       <w:r>
         <w:rPr>
           <w:b/>
+          <w:bCs/>
         </w:rPr>
         <w:t xml:space="preserve">Rename…</w:t>
       </w:r>
@@ -3309,6 +3355,7 @@
       <w:r>
         <w:rPr>
           <w:b/>
+          <w:bCs/>
         </w:rPr>
         <w:t xml:space="preserve">Delete…</w:t>
       </w:r>
@@ -3327,6 +3374,7 @@
       <w:r>
         <w:rPr>
           <w:b/>
+          <w:bCs/>
         </w:rPr>
         <w:t xml:space="preserve">Add</w:t>
       </w:r>
@@ -3345,6 +3393,7 @@
       <w:r>
         <w:rPr>
           <w:b/>
+          <w:bCs/>
         </w:rPr>
         <w:t xml:space="preserve">Add common ones</w:t>
       </w:r>
@@ -3368,6 +3417,7 @@
       <w:r>
         <w:rPr>
           <w:b/>
+          <w:bCs/>
         </w:rPr>
         <w:t xml:space="preserve">Show to-dos</w:t>
       </w:r>
@@ -3377,6 +3427,7 @@
       <w:r>
         <w:rPr>
           <w:b/>
+          <w:bCs/>
         </w:rPr>
         <w:t xml:space="preserve">Show completed</w:t>
       </w:r>
@@ -3454,6 +3505,7 @@
       <w:r>
         <w:rPr>
           <w:b/>
+          <w:bCs/>
         </w:rPr>
         <w:t xml:space="preserve">red mark</w:t>
       </w:r>
@@ -3484,6 +3536,7 @@
       <w:r>
         <w:rPr>
           <w:b/>
+          <w:bCs/>
         </w:rPr>
         <w:t xml:space="preserve">Today</w:t>
       </w:r>
@@ -3493,6 +3546,7 @@
       <w:r>
         <w:rPr>
           <w:b/>
+          <w:bCs/>
         </w:rPr>
         <w:t xml:space="preserve">Go to…</w:t>
       </w:r>
@@ -3502,6 +3556,7 @@
       <w:r>
         <w:rPr>
           <w:b/>
+          <w:bCs/>
         </w:rPr>
         <w:t xml:space="preserve">Ctrl+G</w:t>
       </w:r>
@@ -3511,6 +3566,7 @@
       <w:r>
         <w:rPr>
           <w:b/>
+          <w:bCs/>
         </w:rPr>
         <w:t xml:space="preserve">Show day in list</w:t>
       </w:r>
@@ -3532,6 +3588,7 @@
       <w:r>
         <w:rPr>
           <w:b/>
+          <w:bCs/>
         </w:rPr>
         <w:t xml:space="preserve">Ctrl+B</w:t>
       </w:r>
@@ -3544,6 +3601,7 @@
       <w:r>
         <w:rPr>
           <w:i/>
+          <w:iCs/>
         </w:rPr>
         <w:t xml:space="preserve">Example:</w:t>
       </w:r>
@@ -3553,6 +3611,7 @@
       <w:r>
         <w:rPr>
           <w:b/>
+          <w:bCs/>
         </w:rPr>
         <w:t xml:space="preserve">Go</w:t>
       </w:r>
@@ -3576,6 +3635,7 @@
       <w:r>
         <w:rPr>
           <w:b/>
+          <w:bCs/>
         </w:rPr>
         <w:t xml:space="preserve">Show on a map</w:t>
       </w:r>
@@ -3658,6 +3718,7 @@
             <w:r>
               <w:rPr>
                 <w:b/>
+                <w:bCs/>
               </w:rPr>
               <w:t xml:space="preserve">Snooze</w:t>
             </w:r>
@@ -3688,6 +3749,7 @@
             <w:r>
               <w:rPr>
                 <w:b/>
+                <w:bCs/>
               </w:rPr>
               <w:t xml:space="preserve">Snooze</w:t>
             </w:r>
@@ -3715,6 +3777,7 @@
             <w:r>
               <w:rPr>
                 <w:b/>
+                <w:bCs/>
               </w:rPr>
               <w:t xml:space="preserve">Open</w:t>
             </w:r>
@@ -3742,6 +3805,7 @@
             <w:r>
               <w:rPr>
                 <w:b/>
+                <w:bCs/>
               </w:rPr>
               <w:t xml:space="preserve">Done</w:t>
             </w:r>
@@ -3769,6 +3833,7 @@
             <w:r>
               <w:rPr>
                 <w:b/>
+                <w:bCs/>
               </w:rPr>
               <w:t xml:space="preserve">Dismiss</w:t>
             </w:r>
@@ -3792,6 +3857,7 @@
       <w:r>
         <w:rPr>
           <w:b/>
+          <w:bCs/>
         </w:rPr>
         <w:t xml:space="preserve">Snooze all</w:t>
       </w:r>
@@ -3801,6 +3867,7 @@
       <w:r>
         <w:rPr>
           <w:b/>
+          <w:bCs/>
         </w:rPr>
         <w:t xml:space="preserve">Dismiss all</w:t>
       </w:r>
@@ -3810,6 +3877,7 @@
       <w:r>
         <w:rPr>
           <w:b/>
+          <w:bCs/>
         </w:rPr>
         <w:t xml:space="preserve">–</w:t>
       </w:r>
@@ -3822,6 +3890,7 @@
       <w:r>
         <w:rPr>
           <w:i/>
+          <w:iCs/>
         </w:rPr>
         <w:t xml:space="preserve">Example:</w:t>
       </w:r>
@@ -3831,6 +3900,7 @@
       <w:r>
         <w:rPr>
           <w:b/>
+          <w:bCs/>
         </w:rPr>
         <w:t xml:space="preserve">until…</w:t>
       </w:r>
@@ -3863,6 +3933,7 @@
       <w:r>
         <w:rPr>
           <w:b/>
+          <w:bCs/>
         </w:rPr>
         <w:t xml:space="preserve">⏰ Quick alarm</w:t>
       </w:r>
@@ -3872,6 +3943,7 @@
       <w:r>
         <w:rPr>
           <w:b/>
+          <w:bCs/>
         </w:rPr>
         <w:t xml:space="preserve">Ctrl+Q</w:t>
       </w:r>
@@ -3905,6 +3977,7 @@
       <w:r>
         <w:rPr>
           <w:b/>
+          <w:bCs/>
         </w:rPr>
         <w:t xml:space="preserve">In</w:t>
       </w:r>
@@ -3914,6 +3987,7 @@
       <w:r>
         <w:rPr>
           <w:b/>
+          <w:bCs/>
         </w:rPr>
         <w:t xml:space="preserve">At</w:t>
       </w:r>
@@ -3932,6 +4006,7 @@
       <w:r>
         <w:rPr>
           <w:b/>
+          <w:bCs/>
         </w:rPr>
         <w:t xml:space="preserve">Waiting to go off</w:t>
       </w:r>
@@ -3941,6 +4016,7 @@
       <w:r>
         <w:rPr>
           <w:b/>
+          <w:bCs/>
         </w:rPr>
         <w:t xml:space="preserve">Cancel</w:t>
       </w:r>
@@ -3959,6 +4035,7 @@
       <w:r>
         <w:rPr>
           <w:i/>
+          <w:iCs/>
         </w:rPr>
         <w:t xml:space="preserve">Example:</w:t>
       </w:r>
@@ -3968,6 +4045,7 @@
       <w:r>
         <w:rPr>
           <w:b/>
+          <w:bCs/>
         </w:rPr>
         <w:t xml:space="preserve">9</w:t>
       </w:r>
@@ -3977,6 +4055,7 @@
       <w:r>
         <w:rPr>
           <w:b/>
+          <w:bCs/>
         </w:rPr>
         <w:t xml:space="preserve">Set alarm</w:t>
       </w:r>
@@ -4000,6 +4079,7 @@
       <w:r>
         <w:rPr>
           <w:b/>
+          <w:bCs/>
         </w:rPr>
         <w:t xml:space="preserve">🔔 Alarms on</w:t>
       </w:r>
@@ -4009,6 +4089,7 @@
       <w:r>
         <w:rPr>
           <w:b/>
+          <w:bCs/>
         </w:rPr>
         <w:t xml:space="preserve">Suspend alarms…</w:t>
       </w:r>
@@ -4027,6 +4108,7 @@
       <w:r>
         <w:rPr>
           <w:b/>
+          <w:bCs/>
         </w:rPr>
         <w:t xml:space="preserve">Until I turn them back on</w:t>
       </w:r>
@@ -4045,6 +4127,7 @@
       <w:r>
         <w:rPr>
           <w:b/>
+          <w:bCs/>
         </w:rPr>
         <w:t xml:space="preserve">For</w:t>
       </w:r>
@@ -4063,6 +4146,7 @@
       <w:r>
         <w:rPr>
           <w:b/>
+          <w:bCs/>
         </w:rPr>
         <w:t xml:space="preserve">Until</w:t>
       </w:r>
@@ -4078,6 +4162,7 @@
       <w:r>
         <w:rPr>
           <w:b/>
+          <w:bCs/>
         </w:rPr>
         <w:t xml:space="preserve">Resume alarms</w:t>
       </w:r>
@@ -4110,6 +4195,7 @@
       <w:r>
         <w:rPr>
           <w:b/>
+          <w:bCs/>
         </w:rPr>
         <w:t xml:space="preserve">Play a sound with alarms</w:t>
       </w:r>
@@ -4128,6 +4214,7 @@
       <w:r>
         <w:rPr>
           <w:b/>
+          <w:bCs/>
         </w:rPr>
         <w:t xml:space="preserve">Sound</w:t>
       </w:r>
@@ -4137,6 +4224,7 @@
       <w:r>
         <w:rPr>
           <w:b/>
+          <w:bCs/>
         </w:rPr>
         <w:t xml:space="preserve">Chime</w:t>
       </w:r>
@@ -4146,6 +4234,7 @@
       <w:r>
         <w:rPr>
           <w:b/>
+          <w:bCs/>
         </w:rPr>
         <w:t xml:space="preserve">Bell</w:t>
       </w:r>
@@ -4155,6 +4244,7 @@
       <w:r>
         <w:rPr>
           <w:b/>
+          <w:bCs/>
         </w:rPr>
         <w:t xml:space="preserve">Marimba</w:t>
       </w:r>
@@ -4164,6 +4254,7 @@
       <w:r>
         <w:rPr>
           <w:b/>
+          <w:bCs/>
         </w:rPr>
         <w:t xml:space="preserve">Digital beeps</w:t>
       </w:r>
@@ -4173,6 +4264,7 @@
       <w:r>
         <w:rPr>
           <w:b/>
+          <w:bCs/>
         </w:rPr>
         <w:t xml:space="preserve">Alarm clock</w:t>
       </w:r>
@@ -4182,6 +4274,7 @@
       <w:r>
         <w:rPr>
           <w:b/>
+          <w:bCs/>
         </w:rPr>
         <w:t xml:space="preserve">Your own file…</w:t>
       </w:r>
@@ -4191,6 +4284,7 @@
       <w:r>
         <w:rPr>
           <w:b/>
+          <w:bCs/>
         </w:rPr>
         <w:t xml:space="preserve">▶ Test</w:t>
       </w:r>
@@ -4209,6 +4303,7 @@
       <w:r>
         <w:rPr>
           <w:b/>
+          <w:bCs/>
         </w:rPr>
         <w:t xml:space="preserve">Repeat the sound</w:t>
       </w:r>
@@ -4218,6 +4313,7 @@
       <w:r>
         <w:rPr>
           <w:b/>
+          <w:bCs/>
         </w:rPr>
         <w:t xml:space="preserve">Continuously until cleared</w:t>
       </w:r>
@@ -4233,6 +4329,7 @@
       <w:r>
         <w:rPr>
           <w:i/>
+          <w:iCs/>
         </w:rPr>
         <w:t xml:space="preserve">Example — a heavy sleeper's wake-up call:</w:t>
       </w:r>
@@ -4242,6 +4339,7 @@
       <w:r>
         <w:rPr>
           <w:b/>
+          <w:bCs/>
         </w:rPr>
         <w:t xml:space="preserve">Alarm clock</w:t>
       </w:r>
@@ -4251,6 +4349,7 @@
       <w:r>
         <w:rPr>
           <w:b/>
+          <w:bCs/>
         </w:rPr>
         <w:t xml:space="preserve">Continuously until cleared</w:t>
       </w:r>
@@ -4274,6 +4373,7 @@
       <w:r>
         <w:rPr>
           <w:b/>
+          <w:bCs/>
         </w:rPr>
         <w:t xml:space="preserve">Show a pop-up with today's and upcoming reminders</w:t>
       </w:r>
@@ -4292,6 +4392,7 @@
       <w:r>
         <w:rPr>
           <w:b/>
+          <w:bCs/>
         </w:rPr>
         <w:t xml:space="preserve">Show:</w:t>
       </w:r>
@@ -4310,6 +4411,7 @@
       <w:r>
         <w:rPr>
           <w:b/>
+          <w:bCs/>
         </w:rPr>
         <w:t xml:space="preserve">When:</w:t>
       </w:r>
@@ -4328,6 +4430,7 @@
       <w:r>
         <w:rPr>
           <w:b/>
+          <w:bCs/>
         </w:rPr>
         <w:t xml:space="preserve">Keep it open:</w:t>
       </w:r>
@@ -4346,6 +4449,7 @@
       <w:r>
         <w:rPr>
           <w:b/>
+          <w:bCs/>
         </w:rPr>
         <w:t xml:space="preserve">Corner</w:t>
       </w:r>
@@ -4355,6 +4459,7 @@
       <w:r>
         <w:rPr>
           <w:b/>
+          <w:bCs/>
         </w:rPr>
         <w:t xml:space="preserve">Play the sound</w:t>
       </w:r>
@@ -4370,6 +4475,7 @@
       <w:r>
         <w:rPr>
           <w:b/>
+          <w:bCs/>
         </w:rPr>
         <w:t xml:space="preserve">Show it now</w:t>
       </w:r>
@@ -4379,6 +4485,7 @@
       <w:r>
         <w:rPr>
           <w:b/>
+          <w:bCs/>
         </w:rPr>
         <w:t xml:space="preserve">Show today's reminders</w:t>
       </w:r>
@@ -4405,6 +4512,7 @@
       <w:r>
         <w:rPr>
           <w:b/>
+          <w:bCs/>
         </w:rPr>
         <w:t xml:space="preserve">Number on the icon.</w:t>
       </w:r>
@@ -4414,6 +4522,7 @@
       <w:r>
         <w:rPr>
           <w:b/>
+          <w:bCs/>
         </w:rPr>
         <w:t xml:space="preserve">Count on the icon</w:t>
       </w:r>
@@ -4432,6 +4541,7 @@
       <w:r>
         <w:rPr>
           <w:b/>
+          <w:bCs/>
         </w:rPr>
         <w:t xml:space="preserve">Tooltip.</w:t>
       </w:r>
@@ -4441,6 +4551,7 @@
       <w:r>
         <w:rPr>
           <w:b/>
+          <w:bCs/>
         </w:rPr>
         <w:t xml:space="preserve">Tray icon tooltip</w:t>
       </w:r>
@@ -4450,6 +4561,7 @@
       <w:r>
         <w:rPr>
           <w:i/>
+          <w:iCs/>
         </w:rPr>
         <w:t xml:space="preserve">Example:</w:t>
       </w:r>
@@ -4486,6 +4598,7 @@
       <w:r>
         <w:rPr>
           <w:b/>
+          <w:bCs/>
         </w:rPr>
         <w:t xml:space="preserve">Menu.</w:t>
       </w:r>
@@ -4517,6 +4630,7 @@
       <w:r>
         <w:rPr>
           <w:b/>
+          <w:bCs/>
         </w:rPr>
         <w:t xml:space="preserve">Terminated or Suspended</w:t>
       </w:r>
@@ -4526,6 +4640,7 @@
       <w:r>
         <w:rPr>
           <w:b/>
+          <w:bCs/>
         </w:rPr>
         <w:t xml:space="preserve">Move to…</w:t>
       </w:r>
@@ -4535,6 +4650,7 @@
       <w:r>
         <w:rPr>
           <w:b/>
+          <w:bCs/>
         </w:rPr>
         <w:t xml:space="preserve">Make it a to-do…</w:t>
       </w:r>
@@ -4550,6 +4666,7 @@
       <w:r>
         <w:rPr>
           <w:b/>
+          <w:bCs/>
         </w:rPr>
         <w:t xml:space="preserve">Show</w:t>
       </w:r>
@@ -4576,6 +4693,7 @@
       <w:r>
         <w:rPr>
           <w:b/>
+          <w:bCs/>
         </w:rPr>
         <w:t xml:space="preserve">Settings → Data → Import an .ics file…</w:t>
       </w:r>
@@ -4594,6 +4712,7 @@
       <w:r>
         <w:rPr>
           <w:b/>
+          <w:bCs/>
         </w:rPr>
         <w:t xml:space="preserve">Import from ReminderFox…</w:t>
       </w:r>
@@ -4603,6 +4722,7 @@
       <w:r>
         <w:rPr>
           <w:i/>
+          <w:iCs/>
         </w:rPr>
         <w:t xml:space="preserve">Import choices</w:t>
       </w:r>
@@ -4621,6 +4741,7 @@
       <w:r>
         <w:rPr>
           <w:b/>
+          <w:bCs/>
         </w:rPr>
         <w:t xml:space="preserve">Settings → Data → Export to .ics…</w:t>
       </w:r>
@@ -4712,6 +4833,7 @@
             <w:r>
               <w:rPr>
                 <w:b/>
+                <w:bCs/>
               </w:rPr>
               <w:t xml:space="preserve">Add to what I have</w:t>
             </w:r>
@@ -4721,6 +4843,7 @@
             <w:r>
               <w:rPr>
                 <w:b/>
+                <w:bCs/>
               </w:rPr>
               <w:t xml:space="preserve">Replace everything</w:t>
             </w:r>
@@ -4751,6 +4874,7 @@
             <w:r>
               <w:rPr>
                 <w:b/>
+                <w:bCs/>
               </w:rPr>
               <w:t xml:space="preserve">Skip items with the same title and date as one I have</w:t>
             </w:r>
@@ -4760,6 +4884,7 @@
             <w:r>
               <w:rPr>
                 <w:b/>
+                <w:bCs/>
               </w:rPr>
               <w:t xml:space="preserve">Import them anyway</w:t>
             </w:r>
@@ -4835,6 +4960,7 @@
       <w:r>
         <w:rPr>
           <w:b/>
+          <w:bCs/>
         </w:rPr>
         <w:t xml:space="preserve">Restore from a backup…</w:t>
       </w:r>
@@ -4847,6 +4973,7 @@
       <w:r>
         <w:rPr>
           <w:i/>
+          <w:iCs/>
         </w:rPr>
         <w:t xml:space="preserve">Example 1 — a holiday calendar:</w:t>
       </w:r>
@@ -4865,6 +4992,7 @@
       <w:r>
         <w:rPr>
           <w:b/>
+          <w:bCs/>
         </w:rPr>
         <w:t xml:space="preserve">Holidays</w:t>
       </w:r>
@@ -4877,6 +5005,7 @@
       <w:r>
         <w:rPr>
           <w:i/>
+          <w:iCs/>
         </w:rPr>
         <w:t xml:space="preserve">Example 2 — a second copy of your add-on file:</w:t>
       </w:r>
@@ -4886,6 +5015,7 @@
       <w:r>
         <w:rPr>
           <w:b/>
+          <w:bCs/>
         </w:rPr>
         <w:t xml:space="preserve">Skip</w:t>
       </w:r>
@@ -4898,6 +5028,7 @@
       <w:r>
         <w:rPr>
           <w:i/>
+          <w:iCs/>
         </w:rPr>
         <w:t xml:space="preserve">Example 3 — starting over from the add-on:</w:t>
       </w:r>
@@ -4907,6 +5038,7 @@
       <w:r>
         <w:rPr>
           <w:b/>
+          <w:bCs/>
         </w:rPr>
         <w:t xml:space="preserve">Replace everything</w:t>
       </w:r>
@@ -5055,6 +5187,7 @@
             <w:r>
               <w:rPr>
                 <w:b/>
+                <w:bCs/>
               </w:rPr>
               <w:t xml:space="preserve">Back up now</w:t>
             </w:r>
@@ -5134,6 +5267,7 @@
       <w:r>
         <w:rPr>
           <w:b/>
+          <w:bCs/>
         </w:rPr>
         <w:t xml:space="preserve">Back up now</w:t>
       </w:r>
@@ -5152,6 +5286,7 @@
       <w:r>
         <w:rPr>
           <w:b/>
+          <w:bCs/>
         </w:rPr>
         <w:t xml:space="preserve">Save a backup copy…</w:t>
       </w:r>
@@ -5170,6 +5305,7 @@
       <w:r>
         <w:rPr>
           <w:b/>
+          <w:bCs/>
         </w:rPr>
         <w:t xml:space="preserve">Open backups folder</w:t>
       </w:r>
@@ -5193,6 +5329,7 @@
       <w:r>
         <w:rPr>
           <w:b/>
+          <w:bCs/>
         </w:rPr>
         <w:t xml:space="preserve">Restore from a backup…</w:t>
       </w:r>
@@ -5214,6 +5351,7 @@
       <w:r>
         <w:rPr>
           <w:b/>
+          <w:bCs/>
         </w:rPr>
         <w:t xml:space="preserve">Choose another file…</w:t>
       </w:r>
@@ -5235,6 +5373,7 @@
       <w:r>
         <w:rPr>
           <w:b/>
+          <w:bCs/>
         </w:rPr>
         <w:t xml:space="preserve">Restore…</w:t>
       </w:r>
@@ -5265,6 +5404,7 @@
       <w:r>
         <w:rPr>
           <w:i/>
+          <w:iCs/>
         </w:rPr>
         <w:t xml:space="preserve">Example — undoing a mistake:</w:t>
       </w:r>
@@ -6178,6 +6318,7 @@
       <w:r>
         <w:rPr>
           <w:b/>
+          <w:bCs/>
         </w:rPr>
         <w:t xml:space="preserve">Default:</w:t>
       </w:r>
@@ -6196,6 +6337,7 @@
       <w:r>
         <w:rPr>
           <w:b/>
+          <w:bCs/>
         </w:rPr>
         <w:t xml:space="preserve">Fox:</w:t>
       </w:r>
@@ -6214,6 +6356,7 @@
       <w:r>
         <w:rPr>
           <w:b/>
+          <w:bCs/>
         </w:rPr>
         <w:t xml:space="preserve">Light:</w:t>
       </w:r>
@@ -6232,6 +6375,7 @@
       <w:r>
         <w:rPr>
           <w:b/>
+          <w:bCs/>
         </w:rPr>
         <w:t xml:space="preserve">Dark:</w:t>
       </w:r>
@@ -6250,6 +6394,7 @@
       <w:r>
         <w:rPr>
           <w:b/>
+          <w:bCs/>
         </w:rPr>
         <w:t xml:space="preserve">Ocean:</w:t>
       </w:r>
@@ -6268,6 +6413,7 @@
       <w:r>
         <w:rPr>
           <w:b/>
+          <w:bCs/>
         </w:rPr>
         <w:t xml:space="preserve">High contrast</w:t>
       </w:r>
@@ -6294,6 +6440,7 @@
       <w:r>
         <w:rPr>
           <w:b/>
+          <w:bCs/>
         </w:rPr>
         <w:t xml:space="preserve">Settings → General → ＋ New theme…</w:t>
       </w:r>
@@ -6303,6 +6450,7 @@
       <w:r>
         <w:rPr>
           <w:b/>
+          <w:bCs/>
         </w:rPr>
         <w:t xml:space="preserve">Background</w:t>
       </w:r>
@@ -6312,6 +6460,7 @@
       <w:r>
         <w:rPr>
           <w:b/>
+          <w:bCs/>
         </w:rPr>
         <w:t xml:space="preserve">Lists and panels</w:t>
       </w:r>
@@ -6321,6 +6470,7 @@
       <w:r>
         <w:rPr>
           <w:b/>
+          <w:bCs/>
         </w:rPr>
         <w:t xml:space="preserve">Text</w:t>
       </w:r>
@@ -6330,6 +6480,7 @@
       <w:r>
         <w:rPr>
           <w:b/>
+          <w:bCs/>
         </w:rPr>
         <w:t xml:space="preserve">Accent</w:t>
       </w:r>
@@ -6339,6 +6490,7 @@
       <w:r>
         <w:rPr>
           <w:b/>
+          <w:bCs/>
         </w:rPr>
         <w:t xml:space="preserve">Starred items</w:t>
       </w:r>
@@ -6357,6 +6509,7 @@
       <w:r>
         <w:rPr>
           <w:b/>
+          <w:bCs/>
         </w:rPr>
         <w:t xml:space="preserve">Start from</w:t>
       </w:r>
@@ -6387,6 +6540,7 @@
       <w:r>
         <w:rPr>
           <w:b/>
+          <w:bCs/>
         </w:rPr>
         <w:t xml:space="preserve">Save</w:t>
       </w:r>
@@ -6396,6 +6550,7 @@
       <w:r>
         <w:rPr>
           <w:b/>
+          <w:bCs/>
         </w:rPr>
         <w:t xml:space="preserve">Cancel</w:t>
       </w:r>
@@ -6417,6 +6572,7 @@
       <w:r>
         <w:rPr>
           <w:b/>
+          <w:bCs/>
         </w:rPr>
         <w:t xml:space="preserve">Your themes</w:t>
       </w:r>
@@ -6426,6 +6582,7 @@
       <w:r>
         <w:rPr>
           <w:b/>
+          <w:bCs/>
         </w:rPr>
         <w:t xml:space="preserve">Edit…</w:t>
       </w:r>
@@ -6435,6 +6592,7 @@
       <w:r>
         <w:rPr>
           <w:b/>
+          <w:bCs/>
         </w:rPr>
         <w:t xml:space="preserve">Delete…</w:t>
       </w:r>
@@ -6519,6 +6677,7 @@
       <w:r>
         <w:rPr>
           <w:i/>
+          <w:iCs/>
         </w:rPr>
         <w:t xml:space="preserve">Example — a calm dark theme:</w:t>
       </w:r>
@@ -6563,6 +6722,7 @@
       <w:r>
         <w:rPr>
           <w:b/>
+          <w:bCs/>
         </w:rPr>
         <w:t xml:space="preserve">Settings → Display → Language</w:t>
       </w:r>
@@ -6653,6 +6813,7 @@
       <w:r>
         <w:rPr>
           <w:i/>
+          <w:iCs/>
         </w:rPr>
         <w:t xml:space="preserve">Example:</w:t>
       </w:r>
@@ -6662,6 +6823,7 @@
       <w:r>
         <w:rPr>
           <w:b/>
+          <w:bCs/>
         </w:rPr>
         <w:t xml:space="preserve">System language</w:t>
       </w:r>
@@ -6682,6 +6844,7 @@
       <w:r>
         <w:rPr>
           <w:b/>
+          <w:bCs/>
         </w:rPr>
         <w:t xml:space="preserve">Settings → Display → Columns</w:t>
       </w:r>
@@ -6730,6 +6893,7 @@
       <w:r>
         <w:rPr>
           <w:i/>
+          <w:iCs/>
         </w:rPr>
         <w:t xml:space="preserve">Example — a cleaner shopping list:</w:t>
       </w:r>
@@ -7069,6 +7233,7 @@
       <w:r>
         <w:rPr>
           <w:b/>
+          <w:bCs/>
         </w:rPr>
         <w:t xml:space="preserve">No alarm appeared.</w:t>
       </w:r>
@@ -7078,6 +7243,7 @@
       <w:r>
         <w:rPr>
           <w:b/>
+          <w:bCs/>
         </w:rPr>
         <w:t xml:space="preserve">Keep running in the tray</w:t>
       </w:r>
@@ -7096,6 +7262,7 @@
       <w:r>
         <w:rPr>
           <w:b/>
+          <w:bCs/>
         </w:rPr>
         <w:t xml:space="preserve">An alarm keeps coming back every day.</w:t>
       </w:r>
@@ -7105,6 +7272,7 @@
       <w:r>
         <w:rPr>
           <w:b/>
+          <w:bCs/>
         </w:rPr>
         <w:t xml:space="preserve">Remind me daily until completed</w:t>
       </w:r>
@@ -7123,6 +7291,7 @@
       <w:r>
         <w:rPr>
           <w:b/>
+          <w:bCs/>
         </w:rPr>
         <w:t xml:space="preserve">“Your reminders file could not be read.”</w:t>
       </w:r>
@@ -7150,6 +7319,7 @@
       <w:r>
         <w:rPr>
           <w:b/>
+          <w:bCs/>
         </w:rPr>
         <w:t xml:space="preserve">Will the original ReminderFox add-on still read my file?</w:t>
       </w:r>
@@ -7168,6 +7338,7 @@
       <w:r>
         <w:rPr>
           <w:b/>
+          <w:bCs/>
         </w:rPr>
         <w:t xml:space="preserve">Where are my files?</w:t>
       </w:r>
@@ -7222,6 +7393,7 @@
       <w:r>
         <w:rPr>
           <w:b/>
+          <w:bCs/>
         </w:rPr>
         <w:t xml:space="preserve">Data file</w:t>
       </w:r>
@@ -7240,6 +7412,7 @@
       <w:r>
         <w:rPr>
           <w:b/>
+          <w:bCs/>
         </w:rPr>
         <w:t xml:space="preserve">Moving to a new PC.</w:t>
       </w:r>
@@ -7258,6 +7431,7 @@
       <w:r>
         <w:rPr>
           <w:b/>
+          <w:bCs/>
         </w:rPr>
         <w:t xml:space="preserve">Save a backup copy…</w:t>
       </w:r>
@@ -7267,6 +7441,7 @@
       <w:r>
         <w:rPr>
           <w:b/>
+          <w:bCs/>
         </w:rPr>
         <w:t xml:space="preserve">Restore → Choose another file…</w:t>
       </w:r>
@@ -7285,6 +7460,7 @@
       <w:r>
         <w:rPr>
           <w:b/>
+          <w:bCs/>
         </w:rPr>
         <w:t xml:space="preserve">Uninstall.</w:t>
       </w:r>
@@ -7627,7 +7803,9 @@
     </w:pPr>
     <w:rPr>
       <w:b/>
+      <w:bCs/>
       <w:sz w:val="32"/>
+      <w:szCs w:val="32"/>
     </w:rPr>
   </w:style>
   <w:style w:type="paragraph" w:styleId="Heading2">
@@ -7642,7 +7820,9 @@
     </w:pPr>
     <w:rPr>
       <w:b/>
+      <w:bCs/>
       <w:sz w:val="26"/>
+      <w:szCs w:val="26"/>
     </w:rPr>
   </w:style>
   <w:style w:type="paragraph" w:styleId="Heading3">
@@ -7657,7 +7837,9 @@
     </w:pPr>
     <w:rPr>
       <w:b/>
+      <w:bCs/>
       <w:sz w:val="24"/>
+      <w:szCs w:val="24"/>
     </w:rPr>
   </w:style>
   <w:style w:type="paragraph" w:styleId="Heading4">
@@ -7671,7 +7853,9 @@
     </w:pPr>
     <w:rPr>
       <w:b/>
+      <w:bCs/>
       <w:sz w:val="22"/>
+      <w:szCs w:val="22"/>
     </w:rPr>
   </w:style>
   <w:style w:type="paragraph" w:styleId="Heading5">
@@ -7685,7 +7869,9 @@
     </w:pPr>
     <w:rPr>
       <w:b/>
+      <w:bCs/>
       <w:sz w:val="22"/>
+      <w:szCs w:val="22"/>
     </w:rPr>
   </w:style>
   <w:style w:type="paragraph" w:styleId="Heading6">
@@ -7699,7 +7885,9 @@
     </w:pPr>
     <w:rPr>
       <w:i/>
+      <w:iCs/>
       <w:sz w:val="22"/>
+      <w:szCs w:val="22"/>
     </w:rPr>
   </w:style>
   <w:style w:type="paragraph" w:styleId="Title">
@@ -7713,6 +7901,7 @@
     </w:pPr>
     <w:rPr>
       <w:sz w:val="56"/>
+      <w:szCs w:val="56"/>
     </w:rPr>
   </w:style>
   <w:style w:type="paragraph" w:styleId="Quote">
@@ -7727,6 +7916,7 @@
     </w:pPr>
     <w:rPr>
       <w:i/>
+      <w:iCs/>
       <w:color w:val="404040"/>
     </w:rPr>
   </w:style>
@@ -7742,6 +7932,7 @@
     <w:rPr>
       <w:rFonts w:ascii="Consolas" w:hAnsi="Consolas" w:eastAsia="Consolas" w:cs="Consolas"/>
       <w:sz w:val="20"/>
+      <w:szCs w:val="20"/>
     </w:rPr>
   </w:style>
   <w:style w:type="character" w:styleId="CodeChar">
@@ -7750,6 +7941,7 @@
     <w:rPr>
       <w:rFonts w:ascii="Consolas" w:hAnsi="Consolas" w:eastAsia="Consolas" w:cs="Consolas"/>
       <w:sz w:val="20"/>
+      <w:szCs w:val="20"/>
       <w:shd w:val="clear" w:color="auto" w:fill="F5F5F5"/>
     </w:rPr>
   </w:style>

--- a/docs/word/users-guide.docx
+++ b/docs/word/users-guide.docx
@@ -7,7 +7,7 @@
         <w:pStyle w:val="Heading1"/>
       </w:pPr>
       <w:r>
-        <w:t xml:space="preserve">ReminderFoxAgain 0.9.2 — User's Guide</w:t>
+        <w:t xml:space="preserve">ReminderFoxAgain 0.9.1 — User's Guide</w:t>
       </w:r>
     </w:p>
     <w:p>
@@ -58,16 +58,174 @@
     <w:p>
       <w:pPr/>
       <w:r>
-        <w:t xml:space="preserve">On Windows, download </w:t>
+        <w:t xml:space="preserve">Put every release file in one folder, then double-click </w:t>
+      </w:r>
+      <w:r>
+        <w:rPr>
+          <w:b/>
+        </w:rPr>
+        <w:t xml:space="preserve">Install or Update ReminderFoxAgain.bat</w:t>
+      </w:r>
+      <w:r>
+        <w:t xml:space="preserve">. No administrator rights are needed.</w:t>
+      </w:r>
+    </w:p>
+    <w:tbl>
+      <w:tblPr>
+        <w:tblStyle w:val="TableGrid"/>
+        <w:tblW w:w="0" w:type="auto"/>
+        <w:tblLayout w:type="fixed"/>
+        <w:tblLook w:val="04A0" w:firstRow="1" w:lastRow="0" w:firstColumn="0" w:lastColumn="0" w:noHBand="0" w:noVBand="1"/>
+      </w:tblPr>
+      <w:tblGrid>
+        <w:gridCol w:w="5089"/>
+        <w:gridCol w:w="4270"/>
+      </w:tblGrid>
+      <w:tr>
+        <w:trPr>
+          <w:tblHeader/>
+        </w:trPr>
+        <w:tc>
+          <w:tcPr>
+            <w:tcW w:w="5089" w:type="dxa"/>
+            <w:shd w:val="clear" w:color="auto" w:fill="F2F2F2"/>
+          </w:tcPr>
+          <w:p>
+            <w:pPr/>
+            <w:r>
+              <w:t xml:space="preserve">File</w:t>
+            </w:r>
+          </w:p>
+        </w:tc>
+        <w:tc>
+          <w:tcPr>
+            <w:tcW w:w="4270" w:type="dxa"/>
+            <w:shd w:val="clear" w:color="auto" w:fill="F2F2F2"/>
+          </w:tcPr>
+          <w:p>
+            <w:pPr/>
+            <w:r>
+              <w:t xml:space="preserve">Needed for</w:t>
+            </w:r>
+          </w:p>
+        </w:tc>
+      </w:tr>
+      <w:tr>
+        <w:tc>
+          <w:tcPr>
+            <w:tcW w:w="5089" w:type="dxa"/>
+          </w:tcPr>
+          <w:p>
+            <w:pPr/>
+            <w:r>
+              <w:t xml:space="preserve">Install or Update ReminderFoxAgain.bat</w:t>
+            </w:r>
+          </w:p>
+        </w:tc>
+        <w:tc>
+          <w:tcPr>
+            <w:tcW w:w="4270" w:type="dxa"/>
+          </w:tcPr>
+          <w:p>
+            <w:pPr/>
+            <w:r>
+              <w:t xml:space="preserve">Always</w:t>
+            </w:r>
+          </w:p>
+        </w:tc>
+      </w:tr>
+      <w:tr>
+        <w:tc>
+          <w:tcPr>
+            <w:tcW w:w="5089" w:type="dxa"/>
+          </w:tcPr>
+          <w:p>
+            <w:pPr/>
+            <w:r>
+              <w:t xml:space="preserve">ReminderFoxAgain-Setup.ps1</w:t>
+            </w:r>
+          </w:p>
+        </w:tc>
+        <w:tc>
+          <w:tcPr>
+            <w:tcW w:w="4270" w:type="dxa"/>
+          </w:tcPr>
+          <w:p>
+            <w:pPr/>
+            <w:r>
+              <w:t xml:space="preserve">Always</w:t>
+            </w:r>
+          </w:p>
+        </w:tc>
+      </w:tr>
+      <w:tr>
+        <w:tc>
+          <w:tcPr>
+            <w:tcW w:w="5089" w:type="dxa"/>
+          </w:tcPr>
+          <w:p>
+            <w:pPr/>
+            <w:r>
+              <w:t xml:space="preserve">ReminderFoxAgain-app-0.7.0.asar</w:t>
+            </w:r>
+          </w:p>
+        </w:tc>
+        <w:tc>
+          <w:tcPr>
+            <w:tcW w:w="4270" w:type="dxa"/>
+          </w:tcPr>
+          <w:p>
+            <w:pPr/>
+            <w:r>
+              <w:t xml:space="preserve">Always</w:t>
+            </w:r>
+          </w:p>
+        </w:tc>
+      </w:tr>
+      <w:tr>
+        <w:tc>
+          <w:tcPr>
+            <w:tcW w:w="5089" w:type="dxa"/>
+          </w:tcPr>
+          <w:p>
+            <w:pPr/>
+            <w:r>
+              <w:t xml:space="preserve">ReminderFoxAgain-runtime-0.7.0.part1.bin … part6.bin</w:t>
+            </w:r>
+          </w:p>
+        </w:tc>
+        <w:tc>
+          <w:tcPr>
+            <w:tcW w:w="4270" w:type="dxa"/>
+          </w:tcPr>
+          <w:p>
+            <w:pPr/>
+            <w:r>
+              <w:t xml:space="preserve">New installs, and updates from 0.6.x</w:t>
+            </w:r>
+          </w:p>
+        </w:tc>
+      </w:tr>
+    </w:tbl>
+    <w:p>
+      <w:pPr>
+        <w:pStyle w:val="ListParagraph"/>
+        <w:numPr>
+          <w:ilvl w:val="0"/>
+          <w:numId w:val="2"/>
+        </w:numPr>
+      </w:pPr>
+      <w:r>
+        <w:t xml:space="preserve">The app goes to </w:t>
       </w:r>
       <w:r>
         <w:rPr>
           <w:rStyle w:val="CodeChar"/>
         </w:rPr>
-        <w:t xml:space="preserve">ReminderFoxAgain-Setup-0.9.2.exe</w:t>
-      </w:r>
-      <w:r>
-        <w:t xml:space="preserve"> and run it. No administrator rights are needed.</w:t>
+        <w:t xml:space="preserve">%LOCALAPPDATA%\Programs\ReminderFoxAgain</w:t>
+      </w:r>
+      <w:r>
+        <w:t xml:space="preserve">, with Start-menu and desktop shortcuts and an entry in Settings → Apps.</w:t>
       </w:r>
     </w:p>
     <w:p>
@@ -79,47 +237,99 @@
         </w:numPr>
       </w:pPr>
       <w:r>
-        <w:t xml:space="preserve">The app goes to </w:t>
+        <w:t xml:space="preserve">To update a 0.7.x or 0.8.x install, you only need the .bat, the .ps1 and the .asar. The setup reuses the installed runtime. When you update from 0.6.x, include the runtime parts too, so the date and time pickers follow your language (without them everything else is still translated).</w:t>
+      </w:r>
+    </w:p>
+    <w:p>
+      <w:pPr>
+        <w:pStyle w:val="ListParagraph"/>
+        <w:numPr>
+          <w:ilvl w:val="0"/>
+          <w:numId w:val="2"/>
+        </w:numPr>
+      </w:pPr>
+      <w:r>
+        <w:t xml:space="preserve">Your data lives in </w:t>
       </w:r>
       <w:r>
         <w:rPr>
           <w:rStyle w:val="CodeChar"/>
         </w:rPr>
-        <w:t xml:space="preserve">%LOCALAPPDATA%\Programs\ReminderFoxAgain</w:t>
-      </w:r>
-      <w:r>
-        <w:t xml:space="preserve">, with Start-menu and desktop shortcuts and an entry in Settings → Apps.</w:t>
-      </w:r>
-    </w:p>
-    <w:p>
-      <w:pPr>
-        <w:pStyle w:val="ListParagraph"/>
-        <w:numPr>
-          <w:ilvl w:val="0"/>
-          <w:numId w:val="2"/>
-        </w:numPr>
-      </w:pPr>
-      <w:r>
-        <w:t xml:space="preserve">To update, run the newer Setup file. It closes ReminderFoxAgain if it's running, then replaces the program, including an install made by the earlier .bat setup (0.9.1 and before).</w:t>
-      </w:r>
-    </w:p>
-    <w:p>
-      <w:pPr>
-        <w:pStyle w:val="ListParagraph"/>
-        <w:numPr>
-          <w:ilvl w:val="0"/>
-          <w:numId w:val="2"/>
-        </w:numPr>
-      </w:pPr>
-      <w:r>
-        <w:t xml:space="preserve">Windows may show "Windows protected your PC" the first time, because the installer isn't code-signed yet. Choose </w:t>
-      </w:r>
-      <w:r>
-        <w:rPr>
-          <w:b/>
-          <w:bCs/>
-        </w:rPr>
-        <w:t xml:space="preserve">More info</w:t>
+        <w:t xml:space="preserve">%APPDATA%\ReminderFoxAgain</w:t>
+      </w:r>
+      <w:r>
+        <w:t xml:space="preserve">. Updating never touches it.</w:t>
+      </w:r>
+    </w:p>
+    <w:p>
+      <w:pPr>
+        <w:pStyle w:val="Heading3"/>
+      </w:pPr>
+      <w:r>
+        <w:t xml:space="preserve">Install or update on a Mac</w:t>
+      </w:r>
+    </w:p>
+    <w:p>
+      <w:pPr/>
+      <w:r>
+        <w:t xml:space="preserve">Since 0.9.0 there has been one app for Apple silicon and Intel Macs, macOS 13 Ventura or later: </w:t>
+      </w:r>
+      <w:r>
+        <w:rPr>
+          <w:rStyle w:val="CodeChar"/>
+        </w:rPr>
+        <w:t xml:space="preserve">ReminderFoxAgain-0.9.1-macos-universal.zip</w:t>
+      </w:r>
+      <w:r>
+        <w:t xml:space="preserve">.</w:t>
+      </w:r>
+    </w:p>
+    <w:p>
+      <w:pPr>
+        <w:pStyle w:val="ListParagraph"/>
+        <w:numPr>
+          <w:ilvl w:val="0"/>
+          <w:numId w:val="3"/>
+        </w:numPr>
+      </w:pPr>
+      <w:r>
+        <w:t xml:space="preserve">Double-click the zip, then drag </w:t>
+      </w:r>
+      <w:r>
+        <w:rPr>
+          <w:b/>
+        </w:rPr>
+        <w:t xml:space="preserve">ReminderFoxAgain.app</w:t>
+      </w:r>
+      <w:r>
+        <w:t xml:space="preserve"> into </w:t>
+      </w:r>
+      <w:r>
+        <w:rPr>
+          <w:b/>
+        </w:rPr>
+        <w:t xml:space="preserve">Applications</w:t>
+      </w:r>
+      <w:r>
+        <w:t xml:space="preserve">.</w:t>
+      </w:r>
+    </w:p>
+    <w:p>
+      <w:pPr>
+        <w:pStyle w:val="ListParagraph"/>
+        <w:numPr>
+          <w:ilvl w:val="0"/>
+          <w:numId w:val="3"/>
+        </w:numPr>
+      </w:pPr>
+      <w:r>
+        <w:t xml:space="preserve">The first time, macOS says it can't check the app for malicious software, because it isn't notarized by Apple. On macOS 15 and later, try to open it, then choose System Settings → </w:t>
+      </w:r>
+      <w:r>
+        <w:rPr>
+          <w:b/>
+        </w:rPr>
+        <w:t xml:space="preserve">Privacy &amp; Security</w:t>
       </w:r>
       <w:r>
         <w:t xml:space="preserve"> → </w:t>
@@ -127,9 +337,26 @@
       <w:r>
         <w:rPr>
           <w:b/>
-          <w:bCs/>
-        </w:rPr>
-        <w:t xml:space="preserve">Run anyway</w:t>
+        </w:rPr>
+        <w:t xml:space="preserve">Open Anyway</w:t>
+      </w:r>
+      <w:r>
+        <w:t xml:space="preserve">. On macOS 13–14, Control-click the app → </w:t>
+      </w:r>
+      <w:r>
+        <w:rPr>
+          <w:b/>
+        </w:rPr>
+        <w:t xml:space="preserve">Open</w:t>
+      </w:r>
+      <w:r>
+        <w:t xml:space="preserve"> → </w:t>
+      </w:r>
+      <w:r>
+        <w:rPr>
+          <w:b/>
+        </w:rPr>
+        <w:t xml:space="preserve">Open</w:t>
       </w:r>
       <w:r>
         <w:t xml:space="preserve">.</w:t>
@@ -140,20 +367,26 @@
         <w:pStyle w:val="ListParagraph"/>
         <w:numPr>
           <w:ilvl w:val="0"/>
-          <w:numId w:val="2"/>
-        </w:numPr>
-      </w:pPr>
-      <w:r>
-        <w:t xml:space="preserve">Your data lives in </w:t>
+          <w:numId w:val="3"/>
+        </w:numPr>
+      </w:pPr>
+      <w:r>
+        <w:t xml:space="preserve">To update, quit the app (⌘Q) and replace it in Applications with the new one. Your reminders stay in </w:t>
       </w:r>
       <w:r>
         <w:rPr>
           <w:rStyle w:val="CodeChar"/>
         </w:rPr>
-        <w:t xml:space="preserve">%APPDATA%\ReminderFoxAgain</w:t>
-      </w:r>
-      <w:r>
-        <w:t xml:space="preserve">. Installing and updating never touch it.</w:t>
+        <w:t xml:space="preserve">~/Library/Application Support/ReminderFoxAgain</w:t>
+      </w:r>
+      <w:r>
+        <w:t xml:space="preserve">.</w:t>
+      </w:r>
+    </w:p>
+    <w:p>
+      <w:pPr/>
+      <w:r>
+        <w:t xml:space="preserve">On a Mac the shortcuts use ⌘ (⌘N new reminder, ⌘T new list item, ⇧⌘A quick alarm, ⌘, Settings), the fox sits in the menu bar, and closing the window keeps the app running; click its Dock icon to bring it back.</w:t>
       </w:r>
     </w:p>
     <w:p>
@@ -161,19 +394,136 @@
         <w:pStyle w:val="Heading3"/>
       </w:pPr>
       <w:r>
-        <w:t xml:space="preserve">Install or update on a Mac</w:t>
-      </w:r>
-    </w:p>
-    <w:p>
-      <w:pPr/>
-      <w:r>
-        <w:t xml:space="preserve">Since 0.9.0 there has been one app for Apple silicon and Intel Macs, macOS 13 Ventura or later: </w:t>
+        <w:t xml:space="preserve">Install or update on Linux</w:t>
+      </w:r>
+    </w:p>
+    <w:p>
+      <w:pPr>
+        <w:pStyle w:val="ListParagraph"/>
+        <w:numPr>
+          <w:ilvl w:val="0"/>
+          <w:numId w:val="4"/>
+        </w:numPr>
+      </w:pPr>
+      <w:r>
+        <w:rPr>
+          <w:b/>
+        </w:rPr>
+        <w:t xml:space="preserve">Debian, Ubuntu, Mint and similar:</w:t>
+      </w:r>
+      <w:r>
+        <w:t xml:space="preserve"> download </w:t>
       </w:r>
       <w:r>
         <w:rPr>
           <w:rStyle w:val="CodeChar"/>
         </w:rPr>
-        <w:t xml:space="preserve">ReminderFoxAgain-0.9.2-macos-universal.zip</w:t>
+        <w:t xml:space="preserve">reminderfoxagain_0.9.1_amd64.deb</w:t>
+      </w:r>
+      <w:r>
+        <w:t xml:space="preserve"> (</w:t>
+      </w:r>
+      <w:r>
+        <w:rPr>
+          <w:rStyle w:val="CodeChar"/>
+        </w:rPr>
+        <w:t xml:space="preserve">arm64</w:t>
+      </w:r>
+      <w:r>
+        <w:t xml:space="preserve"> for ARM) and run </w:t>
+      </w:r>
+      <w:r>
+        <w:rPr>
+          <w:rStyle w:val="CodeChar"/>
+        </w:rPr>
+        <w:t xml:space="preserve">sudo apt install ./reminderfoxagain_0.9.1_amd64.deb</w:t>
+      </w:r>
+      <w:r>
+        <w:t xml:space="preserve">. Install a newer file the same way to update; </w:t>
+      </w:r>
+      <w:r>
+        <w:rPr>
+          <w:rStyle w:val="CodeChar"/>
+        </w:rPr>
+        <w:t xml:space="preserve">sudo apt remove reminderfoxagain</w:t>
+      </w:r>
+      <w:r>
+        <w:t xml:space="preserve"> removes it.</w:t>
+      </w:r>
+    </w:p>
+    <w:p>
+      <w:pPr>
+        <w:pStyle w:val="ListParagraph"/>
+        <w:numPr>
+          <w:ilvl w:val="0"/>
+          <w:numId w:val="4"/>
+        </w:numPr>
+      </w:pPr>
+      <w:r>
+        <w:rPr>
+          <w:b/>
+        </w:rPr>
+        <w:t xml:space="preserve">Any other distribution, without root:</w:t>
+      </w:r>
+      <w:r>
+        <w:t xml:space="preserve"> unpack </w:t>
+      </w:r>
+      <w:r>
+        <w:rPr>
+          <w:rStyle w:val="CodeChar"/>
+        </w:rPr>
+        <w:t xml:space="preserve">ReminderFoxAgain-0.9.1-linux-x64.tar.gz</w:t>
+      </w:r>
+      <w:r>
+        <w:t xml:space="preserve"> and run </w:t>
+      </w:r>
+      <w:r>
+        <w:rPr>
+          <w:rStyle w:val="CodeChar"/>
+        </w:rPr>
+        <w:t xml:space="preserve">./install.sh</w:t>
+      </w:r>
+      <w:r>
+        <w:t xml:space="preserve"> in its folder. Run it again from a newer download to update; </w:t>
+      </w:r>
+      <w:r>
+        <w:rPr>
+          <w:rStyle w:val="CodeChar"/>
+        </w:rPr>
+        <w:t xml:space="preserve">./uninstall.sh</w:t>
+      </w:r>
+      <w:r>
+        <w:t xml:space="preserve"> removes the app and keeps your reminders.</w:t>
+      </w:r>
+    </w:p>
+    <w:p>
+      <w:pPr>
+        <w:pStyle w:val="ListParagraph"/>
+        <w:numPr>
+          <w:ilvl w:val="0"/>
+          <w:numId w:val="4"/>
+        </w:numPr>
+      </w:pPr>
+      <w:r>
+        <w:rPr>
+          <w:b/>
+        </w:rPr>
+        <w:t xml:space="preserve">GNOME:</w:t>
+      </w:r>
+      <w:r>
+        <w:t xml:space="preserve"> add the "AppIndicator and KStatusNotifierItem Support" extension to see the fox in the top bar. Without it, closing the window quits the app, and Settings says so.</w:t>
+      </w:r>
+    </w:p>
+    <w:p>
+      <w:pPr/>
+      <w:r>
+        <w:t xml:space="preserve">Your reminders are in </w:t>
+      </w:r>
+      <w:r>
+        <w:rPr>
+          <w:rStyle w:val="CodeChar"/>
+        </w:rPr>
+        <w:t xml:space="preserve">~/.config/ReminderFoxAgain</w:t>
       </w:r>
       <w:r>
         <w:t xml:space="preserve">.</w:t>
@@ -181,113 +531,118 @@
     </w:p>
     <w:p>
       <w:pPr>
-        <w:pStyle w:val="ListParagraph"/>
-        <w:numPr>
-          <w:ilvl w:val="0"/>
-          <w:numId w:val="3"/>
-        </w:numPr>
-      </w:pPr>
-      <w:r>
-        <w:t xml:space="preserve">Double-click the zip, then drag </w:t>
-      </w:r>
-      <w:r>
-        <w:rPr>
-          <w:b/>
-          <w:bCs/>
-        </w:rPr>
-        <w:t xml:space="preserve">ReminderFoxAgain.app</w:t>
-      </w:r>
-      <w:r>
-        <w:t xml:space="preserve"> into </w:t>
-      </w:r>
-      <w:r>
-        <w:rPr>
-          <w:b/>
-          <w:bCs/>
-        </w:rPr>
-        <w:t xml:space="preserve">Applications</w:t>
+        <w:pStyle w:val="Heading3"/>
+      </w:pPr>
+      <w:r>
+        <w:t xml:space="preserve">First start: bring your data over</w:t>
+      </w:r>
+    </w:p>
+    <w:p>
+      <w:pPr/>
+      <w:r>
+        <w:t xml:space="preserve">When there is nothing to show yet, the app opens a welcome page with three choices:</w:t>
+      </w:r>
+    </w:p>
+    <w:p>
+      <w:pPr>
+        <w:pStyle w:val="ListParagraph"/>
+        <w:numPr>
+          <w:ilvl w:val="0"/>
+          <w:numId w:val="5"/>
+        </w:numPr>
+      </w:pPr>
+      <w:r>
+        <w:rPr>
+          <w:b/>
+        </w:rPr>
+        <w:t xml:space="preserve">Import from your ReminderFox add-on.</w:t>
+      </w:r>
+      <w:r>
+        <w:t xml:space="preserve"> The app looks in your Firefox and Thunderbird profiles for </w:t>
+      </w:r>
+      <w:r>
+        <w:rPr>
+          <w:rStyle w:val="CodeChar"/>
+        </w:rPr>
+        <w:t xml:space="preserve">reminderfox.ics</w:t>
+      </w:r>
+      <w:r>
+        <w:t xml:space="preserve"> and lists what it finds, with the date each file last changed.</w:t>
+      </w:r>
+    </w:p>
+    <w:p>
+      <w:pPr>
+        <w:pStyle w:val="ListParagraph"/>
+        <w:numPr>
+          <w:ilvl w:val="0"/>
+          <w:numId w:val="5"/>
+        </w:numPr>
+      </w:pPr>
+      <w:r>
+        <w:rPr>
+          <w:b/>
+        </w:rPr>
+        <w:t xml:space="preserve">Import a reminderfox.ics or other calendar file…</w:t>
+      </w:r>
+      <w:r>
+        <w:t xml:space="preserve"> Use this for a copied add-on file, or an export from Outlook or Google Calendar.</w:t>
+      </w:r>
+    </w:p>
+    <w:p>
+      <w:pPr>
+        <w:pStyle w:val="ListParagraph"/>
+        <w:numPr>
+          <w:ilvl w:val="0"/>
+          <w:numId w:val="5"/>
+        </w:numPr>
+      </w:pPr>
+      <w:r>
+        <w:rPr>
+          <w:b/>
+        </w:rPr>
+        <w:t xml:space="preserve">Start with an empty list.</w:t>
+      </w:r>
+      <w:r>
+        <w:t xml:space="preserve"> You can import later </w:t>
+      </w:r>
+      <w:r>
+        <w:rPr>
+          <w:b/>
+        </w:rPr>
+        <w:t xml:space="preserve">from Settings → Data → Import an .ics file… or</w:t>
+      </w:r>
+      <w:r>
+        <w:t xml:space="preserve"> </w:t>
+      </w:r>
+      <w:r>
+        <w:rPr>
+          <w:b/>
+        </w:rPr>
+        <w:t xml:space="preserve">Import from ReminderFox…</w:t>
       </w:r>
       <w:r>
         <w:t xml:space="preserve">.</w:t>
       </w:r>
     </w:p>
     <w:p>
-      <w:pPr>
-        <w:pStyle w:val="ListParagraph"/>
-        <w:numPr>
-          <w:ilvl w:val="0"/>
-          <w:numId w:val="3"/>
-        </w:numPr>
-      </w:pPr>
-      <w:r>
-        <w:t xml:space="preserve">The first time, macOS says it can't check the app for malicious software, because it isn't notarized by Apple. On macOS 15 and later, try to open it, then choose System Settings → </w:t>
-      </w:r>
-      <w:r>
-        <w:rPr>
-          <w:b/>
-          <w:bCs/>
-        </w:rPr>
-        <w:t xml:space="preserve">Privacy &amp; Security</w:t>
-      </w:r>
-      <w:r>
-        <w:t xml:space="preserve"> → </w:t>
-      </w:r>
-      <w:r>
-        <w:rPr>
-          <w:b/>
-          <w:bCs/>
-        </w:rPr>
-        <w:t xml:space="preserve">Open Anyway</w:t>
-      </w:r>
-      <w:r>
-        <w:t xml:space="preserve">. On macOS 13–14, Control-click the app → </w:t>
-      </w:r>
-      <w:r>
-        <w:rPr>
-          <w:b/>
-          <w:bCs/>
-        </w:rPr>
-        <w:t xml:space="preserve">Open</w:t>
-      </w:r>
-      <w:r>
-        <w:t xml:space="preserve"> → </w:t>
-      </w:r>
-      <w:r>
-        <w:rPr>
-          <w:b/>
-          <w:bCs/>
-        </w:rPr>
-        <w:t xml:space="preserve">Open</w:t>
-      </w:r>
-      <w:r>
-        <w:t xml:space="preserve">.</w:t>
-      </w:r>
-    </w:p>
-    <w:p>
-      <w:pPr>
-        <w:pStyle w:val="ListParagraph"/>
-        <w:numPr>
-          <w:ilvl w:val="0"/>
-          <w:numId w:val="3"/>
-        </w:numPr>
-      </w:pPr>
-      <w:r>
-        <w:t xml:space="preserve">To update, quit the app (⌘Q) and replace it in Applications with the new one. Your reminders stay in </w:t>
-      </w:r>
-      <w:r>
-        <w:rPr>
-          <w:rStyle w:val="CodeChar"/>
-        </w:rPr>
-        <w:t xml:space="preserve">~/Library/Application Support/ReminderFoxAgain</w:t>
-      </w:r>
-      <w:r>
-        <w:t xml:space="preserve">.</w:t>
-      </w:r>
-    </w:p>
-    <w:p>
-      <w:pPr/>
-      <w:r>
-        <w:t xml:space="preserve">On a Mac the shortcuts use ⌘ (⌘N new reminder, ⌘T new list item, ⇧⌘A quick alarm, ⌘, Settings), the fox sits in the menu bar, and closing the window keeps the app running; click its Dock icon to bring it back.</w:t>
+      <w:pPr/>
+      <w:r>
+        <w:rPr>
+          <w:i/>
+        </w:rPr>
+        <w:t xml:space="preserve">Example:</w:t>
+      </w:r>
+      <w:r>
+        <w:t xml:space="preserve"> your Firefox profile with ReminderFox is still on the PC. Choose </w:t>
+      </w:r>
+      <w:r>
+        <w:rPr>
+          <w:b/>
+        </w:rPr>
+        <w:t xml:space="preserve">Import from your ReminderFox add-on</w:t>
+      </w:r>
+      <w:r>
+        <w:t xml:space="preserve">, and a summary such as “143 new items” appears. Everything keeps its repeats, alarms, categories and lists. The add-on's list names are read from the same profile too, so even empty lists come across, in the add-on's order.</w:t>
       </w:r>
     </w:p>
     <w:p>
@@ -295,229 +650,22 @@
         <w:pStyle w:val="Heading3"/>
       </w:pPr>
       <w:r>
-        <w:t xml:space="preserve">Install or update on Linux</w:t>
-      </w:r>
-    </w:p>
-    <w:p>
-      <w:pPr>
-        <w:pStyle w:val="ListParagraph"/>
-        <w:numPr>
-          <w:ilvl w:val="0"/>
-          <w:numId w:val="4"/>
-        </w:numPr>
-      </w:pPr>
-      <w:r>
-        <w:rPr>
-          <w:b/>
-          <w:bCs/>
-        </w:rPr>
-        <w:t xml:space="preserve">Debian, Ubuntu, Mint and similar:</w:t>
-      </w:r>
-      <w:r>
-        <w:t xml:space="preserve"> download </w:t>
-      </w:r>
-      <w:r>
-        <w:rPr>
-          <w:rStyle w:val="CodeChar"/>
-        </w:rPr>
-        <w:t xml:space="preserve">reminderfoxagain_0.9.2_amd64.deb</w:t>
-      </w:r>
-      <w:r>
-        <w:t xml:space="preserve"> (</w:t>
-      </w:r>
-      <w:r>
-        <w:rPr>
-          <w:rStyle w:val="CodeChar"/>
-        </w:rPr>
-        <w:t xml:space="preserve">arm64</w:t>
-      </w:r>
-      <w:r>
-        <w:t xml:space="preserve"> for ARM) and run </w:t>
-      </w:r>
-      <w:r>
-        <w:rPr>
-          <w:rStyle w:val="CodeChar"/>
-        </w:rPr>
-        <w:t xml:space="preserve">sudo apt install ./reminderfoxagain_0.9.2_amd64.deb</w:t>
-      </w:r>
-      <w:r>
-        <w:t xml:space="preserve">. Install a newer file the same way to update; </w:t>
-      </w:r>
-      <w:r>
-        <w:rPr>
-          <w:rStyle w:val="CodeChar"/>
-        </w:rPr>
-        <w:t xml:space="preserve">sudo apt remove reminderfoxagain</w:t>
-      </w:r>
-      <w:r>
-        <w:t xml:space="preserve"> removes it.</w:t>
-      </w:r>
-    </w:p>
-    <w:p>
-      <w:pPr>
-        <w:pStyle w:val="ListParagraph"/>
-        <w:numPr>
-          <w:ilvl w:val="0"/>
-          <w:numId w:val="4"/>
-        </w:numPr>
-      </w:pPr>
-      <w:r>
-        <w:rPr>
-          <w:b/>
-          <w:bCs/>
-        </w:rPr>
-        <w:t xml:space="preserve">Any other distribution, without root:</w:t>
-      </w:r>
-      <w:r>
-        <w:t xml:space="preserve"> unpack </w:t>
-      </w:r>
-      <w:r>
-        <w:rPr>
-          <w:rStyle w:val="CodeChar"/>
-        </w:rPr>
-        <w:t xml:space="preserve">ReminderFoxAgain-0.9.2-linux-x64.tar.gz</w:t>
-      </w:r>
-      <w:r>
-        <w:t xml:space="preserve"> and run </w:t>
-      </w:r>
-      <w:r>
-        <w:rPr>
-          <w:rStyle w:val="CodeChar"/>
-        </w:rPr>
-        <w:t xml:space="preserve">./install.sh</w:t>
-      </w:r>
-      <w:r>
-        <w:t xml:space="preserve"> in its folder. Run it again from a newer download to update; </w:t>
-      </w:r>
-      <w:r>
-        <w:rPr>
-          <w:rStyle w:val="CodeChar"/>
-        </w:rPr>
-        <w:t xml:space="preserve">./uninstall.sh</w:t>
-      </w:r>
-      <w:r>
-        <w:t xml:space="preserve"> removes the app and keeps your reminders.</w:t>
-      </w:r>
-    </w:p>
-    <w:p>
-      <w:pPr>
-        <w:pStyle w:val="ListParagraph"/>
-        <w:numPr>
-          <w:ilvl w:val="0"/>
-          <w:numId w:val="4"/>
-        </w:numPr>
-      </w:pPr>
-      <w:r>
-        <w:rPr>
-          <w:b/>
-          <w:bCs/>
-        </w:rPr>
-        <w:t xml:space="preserve">GNOME:</w:t>
-      </w:r>
-      <w:r>
-        <w:t xml:space="preserve"> add the "AppIndicator and KStatusNotifierItem Support" extension to see the fox in the top bar. Without it, closing the window quits the app, and Settings says so.</w:t>
-      </w:r>
-    </w:p>
-    <w:p>
-      <w:pPr/>
-      <w:r>
-        <w:t xml:space="preserve">Your reminders are in </w:t>
-      </w:r>
-      <w:r>
-        <w:rPr>
-          <w:rStyle w:val="CodeChar"/>
-        </w:rPr>
-        <w:t xml:space="preserve">~/.config/ReminderFoxAgain</w:t>
-      </w:r>
-      <w:r>
-        <w:t xml:space="preserve">.</w:t>
-      </w:r>
-    </w:p>
-    <w:p>
-      <w:pPr>
-        <w:pStyle w:val="Heading3"/>
-      </w:pPr>
-      <w:r>
-        <w:t xml:space="preserve">First start: bring your data over</w:t>
-      </w:r>
-    </w:p>
-    <w:p>
-      <w:pPr/>
-      <w:r>
-        <w:t xml:space="preserve">When there is nothing to show yet, the app opens a welcome page with three choices:</w:t>
-      </w:r>
-    </w:p>
-    <w:p>
-      <w:pPr>
-        <w:pStyle w:val="ListParagraph"/>
-        <w:numPr>
-          <w:ilvl w:val="0"/>
-          <w:numId w:val="5"/>
-        </w:numPr>
-      </w:pPr>
-      <w:r>
-        <w:rPr>
-          <w:b/>
-          <w:bCs/>
-        </w:rPr>
-        <w:t xml:space="preserve">Import from your ReminderFox add-on.</w:t>
-      </w:r>
-      <w:r>
-        <w:t xml:space="preserve"> The app looks in your Firefox and Thunderbird profiles for </w:t>
-      </w:r>
-      <w:r>
-        <w:rPr>
-          <w:rStyle w:val="CodeChar"/>
-        </w:rPr>
-        <w:t xml:space="preserve">reminderfox.ics</w:t>
-      </w:r>
-      <w:r>
-        <w:t xml:space="preserve"> and lists what it finds, with the date each file last changed.</w:t>
-      </w:r>
-    </w:p>
-    <w:p>
-      <w:pPr>
-        <w:pStyle w:val="ListParagraph"/>
-        <w:numPr>
-          <w:ilvl w:val="0"/>
-          <w:numId w:val="5"/>
-        </w:numPr>
-      </w:pPr>
-      <w:r>
-        <w:rPr>
-          <w:b/>
-          <w:bCs/>
-        </w:rPr>
-        <w:t xml:space="preserve">Import a reminderfox.ics or other calendar file…</w:t>
-      </w:r>
-      <w:r>
-        <w:t xml:space="preserve"> Use this for a copied add-on file, or an export from Outlook or Google Calendar.</w:t>
-      </w:r>
-    </w:p>
-    <w:p>
-      <w:pPr>
-        <w:pStyle w:val="ListParagraph"/>
-        <w:numPr>
-          <w:ilvl w:val="0"/>
-          <w:numId w:val="5"/>
-        </w:numPr>
-      </w:pPr>
-      <w:r>
-        <w:rPr>
-          <w:b/>
-          <w:bCs/>
-        </w:rPr>
-        <w:t xml:space="preserve">Start with an empty list.</w:t>
-      </w:r>
-      <w:r>
-        <w:t xml:space="preserve"> You can import later </w:t>
-      </w:r>
-      <w:r>
-        <w:rPr>
-          <w:b/>
-          <w:bCs/>
-        </w:rPr>
-        <w:t xml:space="preserve">from Settings → Data → Import an .ics file… or</w:t>
+        <w:t xml:space="preserve">The main window</w:t>
+      </w:r>
+    </w:p>
+    <w:p>
+      <w:pPr>
+        <w:pStyle w:val="ListParagraph"/>
+        <w:numPr>
+          <w:ilvl w:val="0"/>
+          <w:numId w:val="6"/>
+        </w:numPr>
+      </w:pPr>
+      <w:r>
+        <w:rPr>
+          <w:b/>
+        </w:rPr>
+        <w:t xml:space="preserve">Top bar.</w:t>
       </w:r>
       <w:r>
         <w:t xml:space="preserve"> </w:t>
@@ -525,43 +673,38 @@
       <w:r>
         <w:rPr>
           <w:b/>
-          <w:bCs/>
-        </w:rPr>
-        <w:t xml:space="preserve">Import from ReminderFox…</w:t>
-      </w:r>
-      <w:r>
-        <w:t xml:space="preserve">.</w:t>
-      </w:r>
-    </w:p>
-    <w:p>
-      <w:pPr/>
-      <w:r>
-        <w:rPr>
-          <w:i/>
-          <w:iCs/>
-        </w:rPr>
-        <w:t xml:space="preserve">Example:</w:t>
-      </w:r>
-      <w:r>
-        <w:t xml:space="preserve"> your Firefox profile with ReminderFox is still on the PC. Choose </w:t>
-      </w:r>
-      <w:r>
-        <w:rPr>
-          <w:b/>
-          <w:bCs/>
-        </w:rPr>
-        <w:t xml:space="preserve">Import from your ReminderFox add-on</w:t>
-      </w:r>
-      <w:r>
-        <w:t xml:space="preserve">, and a summary such as “143 new items” appears. Everything keeps its repeats, alarms, categories and lists. The add-on's list names are read from the same profile too, so even empty lists come across, in the add-on's order.</w:t>
-      </w:r>
-    </w:p>
-    <w:p>
-      <w:pPr>
-        <w:pStyle w:val="Heading3"/>
-      </w:pPr>
-      <w:r>
-        <w:t xml:space="preserve">The main window</w:t>
+        </w:rPr>
+        <w:t xml:space="preserve">＋ Reminder</w:t>
+      </w:r>
+      <w:r>
+        <w:t xml:space="preserve"> (Ctrl+N), </w:t>
+      </w:r>
+      <w:r>
+        <w:rPr>
+          <w:b/>
+        </w:rPr>
+        <w:t xml:space="preserve">＋ List Item</w:t>
+      </w:r>
+      <w:r>
+        <w:t xml:space="preserve"> (Ctrl+T), </w:t>
+      </w:r>
+      <w:r>
+        <w:rPr>
+          <w:b/>
+        </w:rPr>
+        <w:t xml:space="preserve">⏰ Quick alarm</w:t>
+      </w:r>
+      <w:r>
+        <w:t xml:space="preserve"> (Ctrl+Q), Search (Ctrl+F) and </w:t>
+      </w:r>
+      <w:r>
+        <w:rPr>
+          <w:b/>
+        </w:rPr>
+        <w:t xml:space="preserve">⚙ Settings</w:t>
+      </w:r>
+      <w:r>
+        <w:t xml:space="preserve">. Import and Export are in Settings → Data (Ctrl+I, Ctrl+E).</w:t>
       </w:r>
     </w:p>
     <w:p>
@@ -575,216 +718,146 @@
       <w:r>
         <w:rPr>
           <w:b/>
-          <w:bCs/>
-        </w:rPr>
-        <w:t xml:space="preserve">Top bar.</w:t>
-      </w:r>
-      <w:r>
-        <w:t xml:space="preserve"> </w:t>
-      </w:r>
-      <w:r>
-        <w:rPr>
-          <w:b/>
-          <w:bCs/>
+        </w:rPr>
+        <w:t xml:space="preserve">Tabs.</w:t>
+      </w:r>
+      <w:r>
+        <w:t xml:space="preserve"> Reminders, the </w:t>
+      </w:r>
+      <w:r>
+        <w:rPr>
+          <w:b/>
+        </w:rPr>
+        <w:t xml:space="preserve">List dropdown</w:t>
+      </w:r>
+      <w:r>
+        <w:t xml:space="preserve">, and Month. The List dropdown is the tab for your lists: it shows the list being viewed, for example “List: To-Do's (3)”, in a box of its own that stands out from the bar (with an orange edge while its list is shown), and picking another list shows that one. Opening it from another tab takes you to your lists. The number beside Reminders, and beside each list, is how many items are still open.</w:t>
+      </w:r>
+    </w:p>
+    <w:p>
+      <w:pPr>
+        <w:pStyle w:val="ListParagraph"/>
+        <w:numPr>
+          <w:ilvl w:val="0"/>
+          <w:numId w:val="6"/>
+        </w:numPr>
+      </w:pPr>
+      <w:r>
+        <w:rPr>
+          <w:b/>
+        </w:rPr>
+        <w:t xml:space="preserve">Toolbar under the tabs.</w:t>
+      </w:r>
+      <w:r>
+        <w:t xml:space="preserve"> It holds what to show, the category, </w:t>
+      </w:r>
+      <w:r>
+        <w:rPr>
+          <w:b/>
+        </w:rPr>
+        <w:t xml:space="preserve">Show completed</w:t>
+      </w:r>
+      <w:r>
+        <w:t xml:space="preserve"> and, in the lists, the order for the current tab.</w:t>
+      </w:r>
+    </w:p>
+    <w:p>
+      <w:pPr>
+        <w:pStyle w:val="ListParagraph"/>
+        <w:numPr>
+          <w:ilvl w:val="0"/>
+          <w:numId w:val="6"/>
+        </w:numPr>
+      </w:pPr>
+      <w:r>
+        <w:rPr>
+          <w:b/>
+        </w:rPr>
+        <w:t xml:space="preserve">Calendar panel</w:t>
+      </w:r>
+      <w:r>
+        <w:t xml:space="preserve"> on the right. It has a mini calendar with dots on busy days and the agenda for the selected day. The ◧ button (or Ctrl+B) hides and shows it.</w:t>
+      </w:r>
+    </w:p>
+    <w:p>
+      <w:pPr>
+        <w:pStyle w:val="ListParagraph"/>
+        <w:numPr>
+          <w:ilvl w:val="0"/>
+          <w:numId w:val="6"/>
+        </w:numPr>
+      </w:pPr>
+      <w:r>
+        <w:rPr>
+          <w:b/>
+        </w:rPr>
+        <w:t xml:space="preserve">Status bar.</w:t>
+      </w:r>
+      <w:r>
+        <w:t xml:space="preserve"> It shows the item count and the version. </w:t>
+      </w:r>
+      <w:r>
+        <w:rPr>
+          <w:b/>
+        </w:rPr>
+        <w:t xml:space="preserve">🔔 Alarms on</w:t>
+      </w:r>
+      <w:r>
+        <w:t xml:space="preserve"> (click it to suspend alarms) and </w:t>
+      </w:r>
+      <w:r>
+        <w:rPr>
+          <w:b/>
+        </w:rPr>
+        <w:t xml:space="preserve">Data file</w:t>
+      </w:r>
+      <w:r>
+        <w:t xml:space="preserve"> (opens the folder that holds your reminders) sit at the right.</w:t>
+      </w:r>
+    </w:p>
+    <w:p>
+      <w:pPr>
+        <w:pStyle w:val="ListParagraph"/>
+        <w:numPr>
+          <w:ilvl w:val="0"/>
+          <w:numId w:val="6"/>
+        </w:numPr>
+      </w:pPr>
+      <w:r>
+        <w:rPr>
+          <w:b/>
+        </w:rPr>
+        <w:t xml:space="preserve">Tray icon.</w:t>
+      </w:r>
+      <w:r>
+        <w:t xml:space="preserve"> Closing the window keeps the app running in the system tray, so alarms still pop up. Right-click the fox for the tray menu.</w:t>
+      </w:r>
+    </w:p>
+    <w:p>
+      <w:pPr>
+        <w:pStyle w:val="Heading2"/>
+      </w:pPr>
+      <w:r>
+        <w:t xml:space="preserve">2. Reminders</w:t>
+      </w:r>
+    </w:p>
+    <w:p>
+      <w:pPr/>
+      <w:r>
+        <w:t xml:space="preserve">A reminder is something that happens on a date: a one-off, a repeating event or an all-day event. Click </w:t>
+      </w:r>
+      <w:r>
+        <w:rPr>
+          <w:b/>
         </w:rPr>
         <w:t xml:space="preserve">＋ Reminder</w:t>
       </w:r>
       <w:r>
-        <w:t xml:space="preserve"> (Ctrl+N), </w:t>
-      </w:r>
-      <w:r>
-        <w:rPr>
-          <w:b/>
-          <w:bCs/>
-        </w:rPr>
-        <w:t xml:space="preserve">＋ List Item</w:t>
-      </w:r>
-      <w:r>
-        <w:t xml:space="preserve"> (Ctrl+T), </w:t>
-      </w:r>
-      <w:r>
-        <w:rPr>
-          <w:b/>
-          <w:bCs/>
-        </w:rPr>
-        <w:t xml:space="preserve">⏰ Quick alarm</w:t>
-      </w:r>
-      <w:r>
-        <w:t xml:space="preserve"> (Ctrl+Q), Search (Ctrl+F) and </w:t>
-      </w:r>
-      <w:r>
-        <w:rPr>
-          <w:b/>
-          <w:bCs/>
-        </w:rPr>
-        <w:t xml:space="preserve">⚙ Settings</w:t>
-      </w:r>
-      <w:r>
-        <w:t xml:space="preserve">. Import and Export are in Settings → Data (Ctrl+I, Ctrl+E).</w:t>
-      </w:r>
-    </w:p>
-    <w:p>
-      <w:pPr>
-        <w:pStyle w:val="ListParagraph"/>
-        <w:numPr>
-          <w:ilvl w:val="0"/>
-          <w:numId w:val="6"/>
-        </w:numPr>
-      </w:pPr>
-      <w:r>
-        <w:rPr>
-          <w:b/>
-          <w:bCs/>
-        </w:rPr>
-        <w:t xml:space="preserve">Tabs.</w:t>
-      </w:r>
-      <w:r>
-        <w:t xml:space="preserve"> Reminders, the </w:t>
-      </w:r>
-      <w:r>
-        <w:rPr>
-          <w:b/>
-          <w:bCs/>
-        </w:rPr>
-        <w:t xml:space="preserve">List dropdown</w:t>
-      </w:r>
-      <w:r>
-        <w:t xml:space="preserve">, and Month. The List dropdown is the tab for your lists: it shows the list being viewed, for example “List: To-Do's (3)”, in a box of its own that stands out from the bar (with an orange edge while its list is shown), and picking another list shows that one. Opening it from another tab takes you to your lists. The number beside Reminders, and beside each list, is how many items are still open.</w:t>
-      </w:r>
-    </w:p>
-    <w:p>
-      <w:pPr>
-        <w:pStyle w:val="ListParagraph"/>
-        <w:numPr>
-          <w:ilvl w:val="0"/>
-          <w:numId w:val="6"/>
-        </w:numPr>
-      </w:pPr>
-      <w:r>
-        <w:rPr>
-          <w:b/>
-          <w:bCs/>
-        </w:rPr>
-        <w:t xml:space="preserve">Toolbar under the tabs.</w:t>
-      </w:r>
-      <w:r>
-        <w:t xml:space="preserve"> It holds what to show, the category, </w:t>
-      </w:r>
-      <w:r>
-        <w:rPr>
-          <w:b/>
-          <w:bCs/>
-        </w:rPr>
-        <w:t xml:space="preserve">Show completed</w:t>
-      </w:r>
-      <w:r>
-        <w:t xml:space="preserve"> and, in the lists, the order for the current tab.</w:t>
-      </w:r>
-    </w:p>
-    <w:p>
-      <w:pPr>
-        <w:pStyle w:val="ListParagraph"/>
-        <w:numPr>
-          <w:ilvl w:val="0"/>
-          <w:numId w:val="6"/>
-        </w:numPr>
-      </w:pPr>
-      <w:r>
-        <w:rPr>
-          <w:b/>
-          <w:bCs/>
-        </w:rPr>
-        <w:t xml:space="preserve">Calendar panel</w:t>
-      </w:r>
-      <w:r>
-        <w:t xml:space="preserve"> on the right. It has a mini calendar with dots on busy days and the agenda for the selected day. The ◧ button (or Ctrl+B) hides and shows it.</w:t>
-      </w:r>
-    </w:p>
-    <w:p>
-      <w:pPr>
-        <w:pStyle w:val="ListParagraph"/>
-        <w:numPr>
-          <w:ilvl w:val="0"/>
-          <w:numId w:val="6"/>
-        </w:numPr>
-      </w:pPr>
-      <w:r>
-        <w:rPr>
-          <w:b/>
-          <w:bCs/>
-        </w:rPr>
-        <w:t xml:space="preserve">Status bar.</w:t>
-      </w:r>
-      <w:r>
-        <w:t xml:space="preserve"> It shows the item count and the version. </w:t>
-      </w:r>
-      <w:r>
-        <w:rPr>
-          <w:b/>
-          <w:bCs/>
-        </w:rPr>
-        <w:t xml:space="preserve">🔔 Alarms on</w:t>
-      </w:r>
-      <w:r>
-        <w:t xml:space="preserve"> (click it to suspend alarms) and </w:t>
-      </w:r>
-      <w:r>
-        <w:rPr>
-          <w:b/>
-          <w:bCs/>
-        </w:rPr>
-        <w:t xml:space="preserve">Data file</w:t>
-      </w:r>
-      <w:r>
-        <w:t xml:space="preserve"> (opens the folder that holds your reminders) sit at the right.</w:t>
-      </w:r>
-    </w:p>
-    <w:p>
-      <w:pPr>
-        <w:pStyle w:val="ListParagraph"/>
-        <w:numPr>
-          <w:ilvl w:val="0"/>
-          <w:numId w:val="6"/>
-        </w:numPr>
-      </w:pPr>
-      <w:r>
-        <w:rPr>
-          <w:b/>
-          <w:bCs/>
-        </w:rPr>
-        <w:t xml:space="preserve">Tray icon.</w:t>
-      </w:r>
-      <w:r>
-        <w:t xml:space="preserve"> Closing the window keeps the app running in the system tray, so alarms still pop up. Right-click the fox for the tray menu.</w:t>
-      </w:r>
-    </w:p>
-    <w:p>
-      <w:pPr>
-        <w:pStyle w:val="Heading2"/>
-      </w:pPr>
-      <w:r>
-        <w:t xml:space="preserve">2. Reminders</w:t>
-      </w:r>
-    </w:p>
-    <w:p>
-      <w:pPr/>
-      <w:r>
-        <w:t xml:space="preserve">A reminder is something that happens on a date: a one-off, a repeating event or an all-day event. Click </w:t>
-      </w:r>
-      <w:r>
-        <w:rPr>
-          <w:b/>
-          <w:bCs/>
-        </w:rPr>
-        <w:t xml:space="preserve">＋ Reminder</w:t>
-      </w:r>
-      <w:r>
         <w:t xml:space="preserve"> or press </w:t>
       </w:r>
       <w:r>
         <w:rPr>
           <w:b/>
-          <w:bCs/>
         </w:rPr>
         <w:t xml:space="preserve">Ctrl+N</w:t>
       </w:r>
@@ -1089,7 +1162,6 @@
       <w:r>
         <w:rPr>
           <w:b/>
-          <w:bCs/>
         </w:rPr>
         <w:t xml:space="preserve">Save</w:t>
       </w:r>
@@ -1116,7 +1188,6 @@
       <w:r>
         <w:rPr>
           <w:b/>
-          <w:bCs/>
         </w:rPr>
         <w:t xml:space="preserve">Dentist next Monday at 2:30 PM, alarm an hour before.</w:t>
       </w:r>
@@ -1135,7 +1206,6 @@
       <w:r>
         <w:rPr>
           <w:b/>
-          <w:bCs/>
         </w:rPr>
         <w:t xml:space="preserve">Recycling every second Thursday.</w:t>
       </w:r>
@@ -1145,7 +1215,6 @@
       <w:r>
         <w:rPr>
           <w:b/>
-          <w:bCs/>
         </w:rPr>
         <w:t xml:space="preserve">2</w:t>
       </w:r>
@@ -1155,7 +1224,6 @@
       <w:r>
         <w:rPr>
           <w:b/>
-          <w:bCs/>
         </w:rPr>
         <w:t xml:space="preserve">Th</w:t>
       </w:r>
@@ -1174,7 +1242,6 @@
       <w:r>
         <w:rPr>
           <w:b/>
-          <w:bCs/>
         </w:rPr>
         <w:t xml:space="preserve">Book club on the last Tuesday of each month.</w:t>
       </w:r>
@@ -1193,7 +1260,6 @@
       <w:r>
         <w:rPr>
           <w:b/>
-          <w:bCs/>
         </w:rPr>
         <w:t xml:space="preserve">Canadian Thanksgiving.</w:t>
       </w:r>
@@ -1212,7 +1278,6 @@
       <w:r>
         <w:rPr>
           <w:b/>
-          <w:bCs/>
         </w:rPr>
         <w:t xml:space="preserve">Sarah's birthday with her age.</w:t>
       </w:r>
@@ -1249,7 +1314,6 @@
       <w:r>
         <w:rPr>
           <w:b/>
-          <w:bCs/>
         </w:rPr>
         <w:t xml:space="preserve">Pay the property tax, and keep nagging until it's paid.</w:t>
       </w:r>
@@ -1259,7 +1323,6 @@
       <w:r>
         <w:rPr>
           <w:b/>
-          <w:bCs/>
         </w:rPr>
         <w:t xml:space="preserve">Remind me daily until completed</w:t>
       </w:r>
@@ -1301,7 +1364,6 @@
       <w:r>
         <w:rPr>
           <w:b/>
-          <w:bCs/>
         </w:rPr>
         <w:t xml:space="preserve">Edit…</w:t>
       </w:r>
@@ -1311,7 +1373,6 @@
       <w:r>
         <w:rPr>
           <w:b/>
-          <w:bCs/>
         </w:rPr>
         <w:t xml:space="preserve">Mark completed</w:t>
       </w:r>
@@ -1321,7 +1382,6 @@
       <w:r>
         <w:rPr>
           <w:b/>
-          <w:bCs/>
         </w:rPr>
         <w:t xml:space="preserve">Remind daily until completed</w:t>
       </w:r>
@@ -1331,7 +1391,6 @@
       <w:r>
         <w:rPr>
           <w:b/>
-          <w:bCs/>
         </w:rPr>
         <w:t xml:space="preserve">Make it a to-do…</w:t>
       </w:r>
@@ -1341,7 +1400,6 @@
       <w:r>
         <w:rPr>
           <w:b/>
-          <w:bCs/>
         </w:rPr>
         <w:t xml:space="preserve">Copy to a list…</w:t>
       </w:r>
@@ -1351,7 +1409,6 @@
       <w:r>
         <w:rPr>
           <w:b/>
-          <w:bCs/>
         </w:rPr>
         <w:t xml:space="preserve">Show on a map</w:t>
       </w:r>
@@ -1361,7 +1418,6 @@
       <w:r>
         <w:rPr>
           <w:b/>
-          <w:bCs/>
         </w:rPr>
         <w:t xml:space="preserve">Duplicate</w:t>
       </w:r>
@@ -1371,7 +1427,6 @@
       <w:r>
         <w:rPr>
           <w:b/>
-          <w:bCs/>
         </w:rPr>
         <w:t xml:space="preserve">Delete…</w:t>
       </w:r>
@@ -1393,7 +1448,6 @@
       <w:r>
         <w:rPr>
           <w:b/>
-          <w:bCs/>
         </w:rPr>
         <w:t xml:space="preserve">only this one</w:t>
       </w:r>
@@ -1403,7 +1457,6 @@
       <w:r>
         <w:rPr>
           <w:b/>
-          <w:bCs/>
         </w:rPr>
         <w:t xml:space="preserve">all occurrences</w:t>
       </w:r>
@@ -1439,7 +1492,6 @@
       <w:r>
         <w:rPr>
           <w:b/>
-          <w:bCs/>
         </w:rPr>
         <w:t xml:space="preserve">＋ List Item</w:t>
       </w:r>
@@ -1449,7 +1501,6 @@
       <w:r>
         <w:rPr>
           <w:b/>
-          <w:bCs/>
         </w:rPr>
         <w:t xml:space="preserve">Ctrl+T</w:t>
       </w:r>
@@ -1468,7 +1519,6 @@
       <w:r>
         <w:rPr>
           <w:b/>
-          <w:bCs/>
         </w:rPr>
         <w:t xml:space="preserve">No date</w:t>
       </w:r>
@@ -1487,7 +1537,6 @@
       <w:r>
         <w:rPr>
           <w:b/>
-          <w:bCs/>
         </w:rPr>
         <w:t xml:space="preserve">List</w:t>
       </w:r>
@@ -1506,7 +1555,6 @@
       <w:r>
         <w:rPr>
           <w:b/>
-          <w:bCs/>
         </w:rPr>
         <w:t xml:space="preserve">Show in the tray tooltip</w:t>
       </w:r>
@@ -1522,7 +1570,6 @@
       <w:r>
         <w:rPr>
           <w:b/>
-          <w:bCs/>
         </w:rPr>
         <w:t xml:space="preserve">Show completed</w:t>
       </w:r>
@@ -1546,7 +1593,6 @@
       <w:r>
         <w:rPr>
           <w:b/>
-          <w:bCs/>
         </w:rPr>
         <w:t xml:space="preserve">at</w:t>
       </w:r>
@@ -1556,7 +1602,6 @@
       <w:r>
         <w:rPr>
           <w:b/>
-          <w:bCs/>
         </w:rPr>
         <w:t xml:space="preserve">by</w:t>
       </w:r>
@@ -1566,7 +1611,6 @@
       <w:r>
         <w:rPr>
           <w:b/>
-          <w:bCs/>
         </w:rPr>
         <w:t xml:space="preserve">Due by</w:t>
       </w:r>
@@ -1576,7 +1620,6 @@
       <w:r>
         <w:rPr>
           <w:b/>
-          <w:bCs/>
         </w:rPr>
         <w:t xml:space="preserve">Any time</w:t>
       </w:r>
@@ -1586,7 +1629,6 @@
       <w:r>
         <w:rPr>
           <w:b/>
-          <w:bCs/>
         </w:rPr>
         <w:t xml:space="preserve">No date</w:t>
       </w:r>
@@ -1739,7 +1781,6 @@
       <w:r>
         <w:rPr>
           <w:b/>
-          <w:bCs/>
         </w:rPr>
         <w:t xml:space="preserve">Done</w:t>
       </w:r>
@@ -1752,7 +1793,6 @@
       <w:r>
         <w:rPr>
           <w:i/>
-          <w:iCs/>
         </w:rPr>
         <w:t xml:space="preserve">Example 1 — an expense report due by Nov 3:</w:t>
       </w:r>
@@ -1762,7 +1802,6 @@
       <w:r>
         <w:rPr>
           <w:b/>
-          <w:bCs/>
         </w:rPr>
         <w:t xml:space="preserve">1 week before</w:t>
       </w:r>
@@ -1772,7 +1811,6 @@
       <w:r>
         <w:rPr>
           <w:b/>
-          <w:bCs/>
         </w:rPr>
         <w:t xml:space="preserve">every day</w:t>
       </w:r>
@@ -1782,7 +1820,6 @@
       <w:r>
         <w:rPr>
           <w:i/>
-          <w:iCs/>
         </w:rPr>
         <w:t xml:space="preserve">also after the due date</w:t>
       </w:r>
@@ -1795,7 +1832,6 @@
       <w:r>
         <w:rPr>
           <w:i/>
-          <w:iCs/>
         </w:rPr>
         <w:t xml:space="preserve">Example 2 — renew the passport, no fixed date:</w:t>
       </w:r>
@@ -1805,7 +1841,6 @@
       <w:r>
         <w:rPr>
           <w:b/>
-          <w:bCs/>
         </w:rPr>
         <w:t xml:space="preserve">starting on</w:t>
       </w:r>
@@ -1815,7 +1850,6 @@
       <w:r>
         <w:rPr>
           <w:b/>
-          <w:bCs/>
         </w:rPr>
         <w:t xml:space="preserve">every week</w:t>
       </w:r>
@@ -1828,7 +1862,6 @@
       <w:r>
         <w:rPr>
           <w:i/>
-          <w:iCs/>
         </w:rPr>
         <w:t xml:space="preserve">Example 3 — a single nudge:</w:t>
       </w:r>
@@ -1838,7 +1871,6 @@
       <w:r>
         <w:rPr>
           <w:b/>
-          <w:bCs/>
         </w:rPr>
         <w:t xml:space="preserve">2 days before</w:t>
       </w:r>
@@ -1848,7 +1880,6 @@
       <w:r>
         <w:rPr>
           <w:b/>
-          <w:bCs/>
         </w:rPr>
         <w:t xml:space="preserve">no more</w:t>
       </w:r>
@@ -1878,7 +1909,6 @@
       <w:r>
         <w:rPr>
           <w:b/>
-          <w:bCs/>
         </w:rPr>
         <w:t xml:space="preserve">Schedule as a reminder…</w:t>
       </w:r>
@@ -1900,7 +1930,6 @@
       <w:r>
         <w:rPr>
           <w:b/>
-          <w:bCs/>
         </w:rPr>
         <w:t xml:space="preserve">Date</w:t>
       </w:r>
@@ -1910,7 +1939,6 @@
       <w:r>
         <w:rPr>
           <w:b/>
-          <w:bCs/>
         </w:rPr>
         <w:t xml:space="preserve">Time</w:t>
       </w:r>
@@ -1920,7 +1948,6 @@
       <w:r>
         <w:rPr>
           <w:b/>
-          <w:bCs/>
         </w:rPr>
         <w:t xml:space="preserve">All day</w:t>
       </w:r>
@@ -1942,7 +1969,6 @@
       <w:r>
         <w:rPr>
           <w:b/>
-          <w:bCs/>
         </w:rPr>
         <w:t xml:space="preserve">Alarm</w:t>
       </w:r>
@@ -1964,7 +1990,6 @@
       <w:r>
         <w:rPr>
           <w:b/>
-          <w:bCs/>
         </w:rPr>
         <w:t xml:space="preserve">Make it a reminder</w:t>
       </w:r>
@@ -1980,7 +2005,6 @@
       <w:r>
         <w:rPr>
           <w:b/>
-          <w:bCs/>
         </w:rPr>
         <w:t xml:space="preserve">Show</w:t>
       </w:r>
@@ -1990,7 +2014,6 @@
       <w:r>
         <w:rPr>
           <w:b/>
-          <w:bCs/>
         </w:rPr>
         <w:t xml:space="preserve">Keep repeating</w:t>
       </w:r>
@@ -2000,7 +2023,6 @@
       <w:r>
         <w:rPr>
           <w:b/>
-          <w:bCs/>
         </w:rPr>
         <w:t xml:space="preserve">Make it a to-do…</w:t>
       </w:r>
@@ -2024,7 +2046,6 @@
       <w:r>
         <w:rPr>
           <w:b/>
-          <w:bCs/>
         </w:rPr>
         <w:t xml:space="preserve">List dropdown</w:t>
       </w:r>
@@ -2034,7 +2055,6 @@
       <w:r>
         <w:rPr>
           <w:b/>
-          <w:bCs/>
         </w:rPr>
         <w:t xml:space="preserve">All lists</w:t>
       </w:r>
@@ -2044,7 +2064,6 @@
       <w:r>
         <w:rPr>
           <w:b/>
-          <w:bCs/>
         </w:rPr>
         <w:t xml:space="preserve">＋ New list…</w:t>
       </w:r>
@@ -2054,7 +2073,6 @@
       <w:r>
         <w:rPr>
           <w:b/>
-          <w:bCs/>
         </w:rPr>
         <w:t xml:space="preserve">Manage lists…</w:t>
       </w:r>
@@ -2064,7 +2082,6 @@
       <w:r>
         <w:rPr>
           <w:b/>
-          <w:bCs/>
         </w:rPr>
         <w:t xml:space="preserve">＋ List Item</w:t>
       </w:r>
@@ -2080,7 +2097,6 @@
       <w:r>
         <w:rPr>
           <w:b/>
-          <w:bCs/>
         </w:rPr>
         <w:t xml:space="preserve">＋ New list…</w:t>
       </w:r>
@@ -2113,7 +2129,6 @@
       <w:r>
         <w:rPr>
           <w:b/>
-          <w:bCs/>
         </w:rPr>
         <w:t xml:space="preserve">Duplicate</w:t>
       </w:r>
@@ -2132,7 +2147,6 @@
       <w:r>
         <w:rPr>
           <w:b/>
-          <w:bCs/>
         </w:rPr>
         <w:t xml:space="preserve">Move to…</w:t>
       </w:r>
@@ -2151,7 +2165,6 @@
       <w:r>
         <w:rPr>
           <w:b/>
-          <w:bCs/>
         </w:rPr>
         <w:t xml:space="preserve">Copy to…</w:t>
       </w:r>
@@ -2170,7 +2183,6 @@
       <w:r>
         <w:rPr>
           <w:b/>
-          <w:bCs/>
         </w:rPr>
         <w:t xml:space="preserve">Delete</w:t>
       </w:r>
@@ -2186,7 +2198,6 @@
       <w:r>
         <w:rPr>
           <w:b/>
-          <w:bCs/>
         </w:rPr>
         <w:t xml:space="preserve">＋ List Item</w:t>
       </w:r>
@@ -2202,7 +2213,6 @@
       <w:r>
         <w:rPr>
           <w:b/>
-          <w:bCs/>
         </w:rPr>
         <w:t xml:space="preserve">Copy to…</w:t>
       </w:r>
@@ -2212,7 +2222,6 @@
       <w:r>
         <w:rPr>
           <w:b/>
-          <w:bCs/>
         </w:rPr>
         <w:t xml:space="preserve">Copy</w:t>
       </w:r>
@@ -2236,7 +2245,6 @@
       <w:r>
         <w:rPr>
           <w:b/>
-          <w:bCs/>
         </w:rPr>
         <w:t xml:space="preserve">Manage lists…</w:t>
       </w:r>
@@ -2255,7 +2263,6 @@
       <w:r>
         <w:rPr>
           <w:b/>
-          <w:bCs/>
         </w:rPr>
         <w:t xml:space="preserve">Rename…</w:t>
       </w:r>
@@ -2286,7 +2293,6 @@
       <w:r>
         <w:rPr>
           <w:b/>
-          <w:bCs/>
         </w:rPr>
         <w:t xml:space="preserve">Remove…</w:t>
       </w:r>
@@ -2296,7 +2302,6 @@
       <w:r>
         <w:rPr>
           <w:b/>
-          <w:bCs/>
         </w:rPr>
         <w:t xml:space="preserve">Move to “To-Do's”</w:t>
       </w:r>
@@ -2306,7 +2311,6 @@
       <w:r>
         <w:rPr>
           <w:b/>
-          <w:bCs/>
         </w:rPr>
         <w:t xml:space="preserve">Delete list and to-dos</w:t>
       </w:r>
@@ -2342,7 +2346,6 @@
       <w:r>
         <w:rPr>
           <w:b/>
-          <w:bCs/>
         </w:rPr>
         <w:t xml:space="preserve">Move to list…</w:t>
       </w:r>
@@ -2352,7 +2355,6 @@
       <w:r>
         <w:rPr>
           <w:b/>
-          <w:bCs/>
         </w:rPr>
         <w:t xml:space="preserve">Copy to list…</w:t>
       </w:r>
@@ -2362,7 +2364,6 @@
       <w:r>
         <w:rPr>
           <w:b/>
-          <w:bCs/>
         </w:rPr>
         <w:t xml:space="preserve">New list…</w:t>
       </w:r>
@@ -2372,7 +2373,6 @@
       <w:r>
         <w:rPr>
           <w:b/>
-          <w:bCs/>
         </w:rPr>
         <w:t xml:space="preserve">Make it a to-do…</w:t>
       </w:r>
@@ -2382,7 +2382,6 @@
       <w:r>
         <w:rPr>
           <w:b/>
-          <w:bCs/>
         </w:rPr>
         <w:t xml:space="preserve">Copy to a list…</w:t>
       </w:r>
@@ -2403,7 +2402,6 @@
       <w:r>
         <w:rPr>
           <w:b/>
-          <w:bCs/>
         </w:rPr>
         <w:t xml:space="preserve">Order</w:t>
       </w:r>
@@ -2413,7 +2411,6 @@
       <w:r>
         <w:rPr>
           <w:b/>
-          <w:bCs/>
         </w:rPr>
         <w:t xml:space="preserve">Show completed</w:t>
       </w:r>
@@ -2423,7 +2420,6 @@
       <w:r>
         <w:rPr>
           <w:b/>
-          <w:bCs/>
         </w:rPr>
         <w:t xml:space="preserve">My order</w:t>
       </w:r>
@@ -2433,7 +2429,6 @@
       <w:r>
         <w:rPr>
           <w:b/>
-          <w:bCs/>
         </w:rPr>
         <w:t xml:space="preserve">Due by</w:t>
       </w:r>
@@ -2443,7 +2438,6 @@
       <w:r>
         <w:rPr>
           <w:b/>
-          <w:bCs/>
         </w:rPr>
         <w:t xml:space="preserve">Time</w:t>
       </w:r>
@@ -2453,7 +2447,6 @@
       <w:r>
         <w:rPr>
           <w:b/>
-          <w:bCs/>
         </w:rPr>
         <w:t xml:space="preserve">Description</w:t>
       </w:r>
@@ -2463,7 +2456,6 @@
       <w:r>
         <w:rPr>
           <w:b/>
-          <w:bCs/>
         </w:rPr>
         <w:t xml:space="preserve">Important</w:t>
       </w:r>
@@ -2473,7 +2465,6 @@
       <w:r>
         <w:rPr>
           <w:b/>
-          <w:bCs/>
         </w:rPr>
         <w:t xml:space="preserve">Completed</w:t>
       </w:r>
@@ -2483,7 +2474,6 @@
       <w:r>
         <w:rPr>
           <w:b/>
-          <w:bCs/>
         </w:rPr>
         <w:t xml:space="preserve">Repeat</w:t>
       </w:r>
@@ -2493,7 +2483,6 @@
       <w:r>
         <w:rPr>
           <w:b/>
-          <w:bCs/>
         </w:rPr>
         <w:t xml:space="preserve">Category</w:t>
       </w:r>
@@ -2503,7 +2492,6 @@
       <w:r>
         <w:rPr>
           <w:b/>
-          <w:bCs/>
         </w:rPr>
         <w:t xml:space="preserve">Alarm</w:t>
       </w:r>
@@ -2516,7 +2504,6 @@
       <w:r>
         <w:rPr>
           <w:i/>
-          <w:iCs/>
         </w:rPr>
         <w:t xml:space="preserve">Example:</w:t>
       </w:r>
@@ -2576,7 +2563,6 @@
       <w:r>
         <w:rPr>
           <w:b/>
-          <w:bCs/>
         </w:rPr>
         <w:t xml:space="preserve">Order</w:t>
       </w:r>
@@ -2586,7 +2572,6 @@
       <w:r>
         <w:rPr>
           <w:b/>
-          <w:bCs/>
         </w:rPr>
         <w:t xml:space="preserve">My order</w:t>
       </w:r>
@@ -2620,7 +2605,6 @@
       <w:r>
         <w:rPr>
           <w:b/>
-          <w:bCs/>
         </w:rPr>
         <w:t xml:space="preserve">Alt+↑</w:t>
       </w:r>
@@ -2630,7 +2614,6 @@
       <w:r>
         <w:rPr>
           <w:b/>
-          <w:bCs/>
         </w:rPr>
         <w:t xml:space="preserve">Alt+↓</w:t>
       </w:r>
@@ -2640,7 +2623,6 @@
       <w:r>
         <w:rPr>
           <w:b/>
-          <w:bCs/>
         </w:rPr>
         <w:t xml:space="preserve">Move up</w:t>
       </w:r>
@@ -2650,7 +2632,6 @@
       <w:r>
         <w:rPr>
           <w:b/>
-          <w:bCs/>
         </w:rPr>
         <w:t xml:space="preserve">Move down</w:t>
       </w:r>
@@ -2894,7 +2875,6 @@
       <w:r>
         <w:rPr>
           <w:b/>
-          <w:bCs/>
         </w:rPr>
         <w:t xml:space="preserve">Category</w:t>
       </w:r>
@@ -2904,7 +2884,6 @@
       <w:r>
         <w:rPr>
           <w:b/>
-          <w:bCs/>
         </w:rPr>
         <w:t xml:space="preserve">Show completed</w:t>
       </w:r>
@@ -2914,7 +2893,6 @@
       <w:r>
         <w:rPr>
           <w:b/>
-          <w:bCs/>
         </w:rPr>
         <w:t xml:space="preserve">Settings → View → Future dates to show</w:t>
       </w:r>
@@ -2927,7 +2905,6 @@
       <w:r>
         <w:rPr>
           <w:i/>
-          <w:iCs/>
         </w:rPr>
         <w:t xml:space="preserve">Example — what is left to do this month:</w:t>
       </w:r>
@@ -2937,7 +2914,6 @@
       <w:r>
         <w:rPr>
           <w:b/>
-          <w:bCs/>
         </w:rPr>
         <w:t xml:space="preserve">Show completed</w:t>
       </w:r>
@@ -2953,7 +2929,6 @@
       <w:r>
         <w:rPr>
           <w:b/>
-          <w:bCs/>
         </w:rPr>
         <w:t xml:space="preserve">Show completed</w:t>
       </w:r>
@@ -2966,7 +2941,6 @@
       <w:r>
         <w:rPr>
           <w:i/>
-          <w:iCs/>
         </w:rPr>
         <w:t xml:space="preserve">Example — jumping to a date:</w:t>
       </w:r>
@@ -2993,7 +2967,6 @@
       <w:r>
         <w:rPr>
           <w:i/>
-          <w:iCs/>
         </w:rPr>
         <w:t xml:space="preserve">Example 1 — bills for the coming year:</w:t>
       </w:r>
@@ -3003,7 +2976,6 @@
       <w:r>
         <w:rPr>
           <w:b/>
-          <w:bCs/>
         </w:rPr>
         <w:t xml:space="preserve">Bills</w:t>
       </w:r>
@@ -3016,7 +2988,6 @@
       <w:r>
         <w:rPr>
           <w:i/>
-          <w:iCs/>
         </w:rPr>
         <w:t xml:space="preserve">Example 2 — a busy quarter:</w:t>
       </w:r>
@@ -3026,7 +2997,6 @@
       <w:r>
         <w:rPr>
           <w:b/>
-          <w:bCs/>
         </w:rPr>
         <w:t xml:space="preserve">3 months</w:t>
       </w:r>
@@ -3042,7 +3012,6 @@
       <w:r>
         <w:rPr>
           <w:b/>
-          <w:bCs/>
         </w:rPr>
         <w:t xml:space="preserve">Month</w:t>
       </w:r>
@@ -3052,7 +3021,6 @@
       <w:r>
         <w:rPr>
           <w:b/>
-          <w:bCs/>
         </w:rPr>
         <w:t xml:space="preserve">Show to-dos</w:t>
       </w:r>
@@ -3090,7 +3058,6 @@
       <w:r>
         <w:rPr>
           <w:b/>
-          <w:bCs/>
         </w:rPr>
         <w:t xml:space="preserve">Saved filters</w:t>
       </w:r>
@@ -3100,7 +3067,6 @@
       <w:r>
         <w:rPr>
           <w:b/>
-          <w:bCs/>
         </w:rPr>
         <w:t xml:space="preserve">Manage reminders…</w:t>
       </w:r>
@@ -3110,7 +3076,6 @@
       <w:r>
         <w:rPr>
           <w:b/>
-          <w:bCs/>
         </w:rPr>
         <w:t xml:space="preserve">Manage reminders…</w:t>
       </w:r>
@@ -3120,7 +3085,6 @@
       <w:r>
         <w:rPr>
           <w:b/>
-          <w:bCs/>
         </w:rPr>
         <w:t xml:space="preserve">＋ New saved filter…</w:t>
       </w:r>
@@ -3142,7 +3106,6 @@
       <w:r>
         <w:rPr>
           <w:b/>
-          <w:bCs/>
         </w:rPr>
         <w:t xml:space="preserve">condition</w:t>
       </w:r>
@@ -3164,7 +3127,6 @@
       <w:r>
         <w:rPr>
           <w:b/>
-          <w:bCs/>
         </w:rPr>
         <w:t xml:space="preserve">all</w:t>
       </w:r>
@@ -3183,7 +3145,6 @@
       <w:r>
         <w:rPr>
           <w:b/>
-          <w:bCs/>
         </w:rPr>
         <w:t xml:space="preserve">Only dates from … to … from today</w:t>
       </w:r>
@@ -3202,7 +3163,6 @@
       <w:r>
         <w:rPr>
           <w:b/>
-          <w:bCs/>
         </w:rPr>
         <w:t xml:space="preserve">Include dated to-dos</w:t>
       </w:r>
@@ -3227,7 +3187,6 @@
       <w:r>
         <w:rPr>
           <w:i/>
-          <w:iCs/>
         </w:rPr>
         <w:t xml:space="preserve">Example 1 — Birthdays and anniversaries:</w:t>
       </w:r>
@@ -3249,7 +3208,6 @@
       <w:r>
         <w:rPr>
           <w:i/>
-          <w:iCs/>
         </w:rPr>
         <w:t xml:space="preserve">Example 2 — Appointments this month:</w:t>
       </w:r>
@@ -3280,7 +3238,6 @@
       <w:r>
         <w:rPr>
           <w:i/>
-          <w:iCs/>
         </w:rPr>
         <w:t xml:space="preserve">Example 3 — What I did last month:</w:t>
       </w:r>
@@ -3296,7 +3253,6 @@
       <w:r>
         <w:rPr>
           <w:b/>
-          <w:bCs/>
         </w:rPr>
         <w:t xml:space="preserve">Manage reminders</w:t>
       </w:r>
@@ -3317,7 +3273,6 @@
       <w:r>
         <w:rPr>
           <w:b/>
-          <w:bCs/>
         </w:rPr>
         <w:t xml:space="preserve">Settings → View → Manage categories…</w:t>
       </w:r>
@@ -3336,7 +3291,6 @@
       <w:r>
         <w:rPr>
           <w:b/>
-          <w:bCs/>
         </w:rPr>
         <w:t xml:space="preserve">Rename…</w:t>
       </w:r>
@@ -3355,7 +3309,6 @@
       <w:r>
         <w:rPr>
           <w:b/>
-          <w:bCs/>
         </w:rPr>
         <w:t xml:space="preserve">Delete…</w:t>
       </w:r>
@@ -3374,7 +3327,6 @@
       <w:r>
         <w:rPr>
           <w:b/>
-          <w:bCs/>
         </w:rPr>
         <w:t xml:space="preserve">Add</w:t>
       </w:r>
@@ -3393,7 +3345,6 @@
       <w:r>
         <w:rPr>
           <w:b/>
-          <w:bCs/>
         </w:rPr>
         <w:t xml:space="preserve">Add common ones</w:t>
       </w:r>
@@ -3417,7 +3368,6 @@
       <w:r>
         <w:rPr>
           <w:b/>
-          <w:bCs/>
         </w:rPr>
         <w:t xml:space="preserve">Show to-dos</w:t>
       </w:r>
@@ -3427,7 +3377,6 @@
       <w:r>
         <w:rPr>
           <w:b/>
-          <w:bCs/>
         </w:rPr>
         <w:t xml:space="preserve">Show completed</w:t>
       </w:r>
@@ -3505,7 +3454,6 @@
       <w:r>
         <w:rPr>
           <w:b/>
-          <w:bCs/>
         </w:rPr>
         <w:t xml:space="preserve">red mark</w:t>
       </w:r>
@@ -3536,7 +3484,6 @@
       <w:r>
         <w:rPr>
           <w:b/>
-          <w:bCs/>
         </w:rPr>
         <w:t xml:space="preserve">Today</w:t>
       </w:r>
@@ -3546,7 +3493,6 @@
       <w:r>
         <w:rPr>
           <w:b/>
-          <w:bCs/>
         </w:rPr>
         <w:t xml:space="preserve">Go to…</w:t>
       </w:r>
@@ -3556,7 +3502,6 @@
       <w:r>
         <w:rPr>
           <w:b/>
-          <w:bCs/>
         </w:rPr>
         <w:t xml:space="preserve">Ctrl+G</w:t>
       </w:r>
@@ -3566,7 +3511,6 @@
       <w:r>
         <w:rPr>
           <w:b/>
-          <w:bCs/>
         </w:rPr>
         <w:t xml:space="preserve">Show day in list</w:t>
       </w:r>
@@ -3588,7 +3532,6 @@
       <w:r>
         <w:rPr>
           <w:b/>
-          <w:bCs/>
         </w:rPr>
         <w:t xml:space="preserve">Ctrl+B</w:t>
       </w:r>
@@ -3601,7 +3544,6 @@
       <w:r>
         <w:rPr>
           <w:i/>
-          <w:iCs/>
         </w:rPr>
         <w:t xml:space="preserve">Example:</w:t>
       </w:r>
@@ -3611,7 +3553,6 @@
       <w:r>
         <w:rPr>
           <w:b/>
-          <w:bCs/>
         </w:rPr>
         <w:t xml:space="preserve">Go</w:t>
       </w:r>
@@ -3635,7 +3576,6 @@
       <w:r>
         <w:rPr>
           <w:b/>
-          <w:bCs/>
         </w:rPr>
         <w:t xml:space="preserve">Show on a map</w:t>
       </w:r>
@@ -3718,7 +3658,6 @@
             <w:r>
               <w:rPr>
                 <w:b/>
-                <w:bCs/>
               </w:rPr>
               <w:t xml:space="preserve">Snooze</w:t>
             </w:r>
@@ -3749,7 +3688,6 @@
             <w:r>
               <w:rPr>
                 <w:b/>
-                <w:bCs/>
               </w:rPr>
               <w:t xml:space="preserve">Snooze</w:t>
             </w:r>
@@ -3777,7 +3715,6 @@
             <w:r>
               <w:rPr>
                 <w:b/>
-                <w:bCs/>
               </w:rPr>
               <w:t xml:space="preserve">Open</w:t>
             </w:r>
@@ -3805,7 +3742,6 @@
             <w:r>
               <w:rPr>
                 <w:b/>
-                <w:bCs/>
               </w:rPr>
               <w:t xml:space="preserve">Done</w:t>
             </w:r>
@@ -3833,7 +3769,6 @@
             <w:r>
               <w:rPr>
                 <w:b/>
-                <w:bCs/>
               </w:rPr>
               <w:t xml:space="preserve">Dismiss</w:t>
             </w:r>
@@ -3857,7 +3792,6 @@
       <w:r>
         <w:rPr>
           <w:b/>
-          <w:bCs/>
         </w:rPr>
         <w:t xml:space="preserve">Snooze all</w:t>
       </w:r>
@@ -3867,7 +3801,6 @@
       <w:r>
         <w:rPr>
           <w:b/>
-          <w:bCs/>
         </w:rPr>
         <w:t xml:space="preserve">Dismiss all</w:t>
       </w:r>
@@ -3877,7 +3810,6 @@
       <w:r>
         <w:rPr>
           <w:b/>
-          <w:bCs/>
         </w:rPr>
         <w:t xml:space="preserve">–</w:t>
       </w:r>
@@ -3890,7 +3822,6 @@
       <w:r>
         <w:rPr>
           <w:i/>
-          <w:iCs/>
         </w:rPr>
         <w:t xml:space="preserve">Example:</w:t>
       </w:r>
@@ -3900,7 +3831,6 @@
       <w:r>
         <w:rPr>
           <w:b/>
-          <w:bCs/>
         </w:rPr>
         <w:t xml:space="preserve">until…</w:t>
       </w:r>
@@ -3933,7 +3863,6 @@
       <w:r>
         <w:rPr>
           <w:b/>
-          <w:bCs/>
         </w:rPr>
         <w:t xml:space="preserve">⏰ Quick alarm</w:t>
       </w:r>
@@ -3943,7 +3872,6 @@
       <w:r>
         <w:rPr>
           <w:b/>
-          <w:bCs/>
         </w:rPr>
         <w:t xml:space="preserve">Ctrl+Q</w:t>
       </w:r>
@@ -3977,7 +3905,6 @@
       <w:r>
         <w:rPr>
           <w:b/>
-          <w:bCs/>
         </w:rPr>
         <w:t xml:space="preserve">In</w:t>
       </w:r>
@@ -3987,7 +3914,6 @@
       <w:r>
         <w:rPr>
           <w:b/>
-          <w:bCs/>
         </w:rPr>
         <w:t xml:space="preserve">At</w:t>
       </w:r>
@@ -4006,7 +3932,6 @@
       <w:r>
         <w:rPr>
           <w:b/>
-          <w:bCs/>
         </w:rPr>
         <w:t xml:space="preserve">Waiting to go off</w:t>
       </w:r>
@@ -4016,7 +3941,6 @@
       <w:r>
         <w:rPr>
           <w:b/>
-          <w:bCs/>
         </w:rPr>
         <w:t xml:space="preserve">Cancel</w:t>
       </w:r>
@@ -4035,7 +3959,6 @@
       <w:r>
         <w:rPr>
           <w:i/>
-          <w:iCs/>
         </w:rPr>
         <w:t xml:space="preserve">Example:</w:t>
       </w:r>
@@ -4045,7 +3968,6 @@
       <w:r>
         <w:rPr>
           <w:b/>
-          <w:bCs/>
         </w:rPr>
         <w:t xml:space="preserve">9</w:t>
       </w:r>
@@ -4055,7 +3977,6 @@
       <w:r>
         <w:rPr>
           <w:b/>
-          <w:bCs/>
         </w:rPr>
         <w:t xml:space="preserve">Set alarm</w:t>
       </w:r>
@@ -4079,7 +4000,6 @@
       <w:r>
         <w:rPr>
           <w:b/>
-          <w:bCs/>
         </w:rPr>
         <w:t xml:space="preserve">🔔 Alarms on</w:t>
       </w:r>
@@ -4089,7 +4009,6 @@
       <w:r>
         <w:rPr>
           <w:b/>
-          <w:bCs/>
         </w:rPr>
         <w:t xml:space="preserve">Suspend alarms…</w:t>
       </w:r>
@@ -4108,7 +4027,6 @@
       <w:r>
         <w:rPr>
           <w:b/>
-          <w:bCs/>
         </w:rPr>
         <w:t xml:space="preserve">Until I turn them back on</w:t>
       </w:r>
@@ -4127,7 +4045,6 @@
       <w:r>
         <w:rPr>
           <w:b/>
-          <w:bCs/>
         </w:rPr>
         <w:t xml:space="preserve">For</w:t>
       </w:r>
@@ -4146,7 +4063,6 @@
       <w:r>
         <w:rPr>
           <w:b/>
-          <w:bCs/>
         </w:rPr>
         <w:t xml:space="preserve">Until</w:t>
       </w:r>
@@ -4162,7 +4078,6 @@
       <w:r>
         <w:rPr>
           <w:b/>
-          <w:bCs/>
         </w:rPr>
         <w:t xml:space="preserve">Resume alarms</w:t>
       </w:r>
@@ -4195,7 +4110,6 @@
       <w:r>
         <w:rPr>
           <w:b/>
-          <w:bCs/>
         </w:rPr>
         <w:t xml:space="preserve">Play a sound with alarms</w:t>
       </w:r>
@@ -4214,7 +4128,6 @@
       <w:r>
         <w:rPr>
           <w:b/>
-          <w:bCs/>
         </w:rPr>
         <w:t xml:space="preserve">Sound</w:t>
       </w:r>
@@ -4224,7 +4137,6 @@
       <w:r>
         <w:rPr>
           <w:b/>
-          <w:bCs/>
         </w:rPr>
         <w:t xml:space="preserve">Chime</w:t>
       </w:r>
@@ -4234,7 +4146,6 @@
       <w:r>
         <w:rPr>
           <w:b/>
-          <w:bCs/>
         </w:rPr>
         <w:t xml:space="preserve">Bell</w:t>
       </w:r>
@@ -4244,7 +4155,6 @@
       <w:r>
         <w:rPr>
           <w:b/>
-          <w:bCs/>
         </w:rPr>
         <w:t xml:space="preserve">Marimba</w:t>
       </w:r>
@@ -4254,7 +4164,6 @@
       <w:r>
         <w:rPr>
           <w:b/>
-          <w:bCs/>
         </w:rPr>
         <w:t xml:space="preserve">Digital beeps</w:t>
       </w:r>
@@ -4264,7 +4173,6 @@
       <w:r>
         <w:rPr>
           <w:b/>
-          <w:bCs/>
         </w:rPr>
         <w:t xml:space="preserve">Alarm clock</w:t>
       </w:r>
@@ -4274,7 +4182,6 @@
       <w:r>
         <w:rPr>
           <w:b/>
-          <w:bCs/>
         </w:rPr>
         <w:t xml:space="preserve">Your own file…</w:t>
       </w:r>
@@ -4284,7 +4191,6 @@
       <w:r>
         <w:rPr>
           <w:b/>
-          <w:bCs/>
         </w:rPr>
         <w:t xml:space="preserve">▶ Test</w:t>
       </w:r>
@@ -4303,7 +4209,6 @@
       <w:r>
         <w:rPr>
           <w:b/>
-          <w:bCs/>
         </w:rPr>
         <w:t xml:space="preserve">Repeat the sound</w:t>
       </w:r>
@@ -4313,7 +4218,6 @@
       <w:r>
         <w:rPr>
           <w:b/>
-          <w:bCs/>
         </w:rPr>
         <w:t xml:space="preserve">Continuously until cleared</w:t>
       </w:r>
@@ -4329,7 +4233,6 @@
       <w:r>
         <w:rPr>
           <w:i/>
-          <w:iCs/>
         </w:rPr>
         <w:t xml:space="preserve">Example — a heavy sleeper's wake-up call:</w:t>
       </w:r>
@@ -4339,7 +4242,6 @@
       <w:r>
         <w:rPr>
           <w:b/>
-          <w:bCs/>
         </w:rPr>
         <w:t xml:space="preserve">Alarm clock</w:t>
       </w:r>
@@ -4349,7 +4251,6 @@
       <w:r>
         <w:rPr>
           <w:b/>
-          <w:bCs/>
         </w:rPr>
         <w:t xml:space="preserve">Continuously until cleared</w:t>
       </w:r>
@@ -4373,7 +4274,6 @@
       <w:r>
         <w:rPr>
           <w:b/>
-          <w:bCs/>
         </w:rPr>
         <w:t xml:space="preserve">Show a pop-up with today's and upcoming reminders</w:t>
       </w:r>
@@ -4392,7 +4292,6 @@
       <w:r>
         <w:rPr>
           <w:b/>
-          <w:bCs/>
         </w:rPr>
         <w:t xml:space="preserve">Show:</w:t>
       </w:r>
@@ -4411,7 +4310,6 @@
       <w:r>
         <w:rPr>
           <w:b/>
-          <w:bCs/>
         </w:rPr>
         <w:t xml:space="preserve">When:</w:t>
       </w:r>
@@ -4430,7 +4328,6 @@
       <w:r>
         <w:rPr>
           <w:b/>
-          <w:bCs/>
         </w:rPr>
         <w:t xml:space="preserve">Keep it open:</w:t>
       </w:r>
@@ -4449,7 +4346,6 @@
       <w:r>
         <w:rPr>
           <w:b/>
-          <w:bCs/>
         </w:rPr>
         <w:t xml:space="preserve">Corner</w:t>
       </w:r>
@@ -4459,7 +4355,6 @@
       <w:r>
         <w:rPr>
           <w:b/>
-          <w:bCs/>
         </w:rPr>
         <w:t xml:space="preserve">Play the sound</w:t>
       </w:r>
@@ -4475,7 +4370,6 @@
       <w:r>
         <w:rPr>
           <w:b/>
-          <w:bCs/>
         </w:rPr>
         <w:t xml:space="preserve">Show it now</w:t>
       </w:r>
@@ -4485,7 +4379,6 @@
       <w:r>
         <w:rPr>
           <w:b/>
-          <w:bCs/>
         </w:rPr>
         <w:t xml:space="preserve">Show today's reminders</w:t>
       </w:r>
@@ -4512,7 +4405,6 @@
       <w:r>
         <w:rPr>
           <w:b/>
-          <w:bCs/>
         </w:rPr>
         <w:t xml:space="preserve">Number on the icon.</w:t>
       </w:r>
@@ -4522,7 +4414,6 @@
       <w:r>
         <w:rPr>
           <w:b/>
-          <w:bCs/>
         </w:rPr>
         <w:t xml:space="preserve">Count on the icon</w:t>
       </w:r>
@@ -4541,7 +4432,6 @@
       <w:r>
         <w:rPr>
           <w:b/>
-          <w:bCs/>
         </w:rPr>
         <w:t xml:space="preserve">Tooltip.</w:t>
       </w:r>
@@ -4551,7 +4441,6 @@
       <w:r>
         <w:rPr>
           <w:b/>
-          <w:bCs/>
         </w:rPr>
         <w:t xml:space="preserve">Tray icon tooltip</w:t>
       </w:r>
@@ -4561,7 +4450,6 @@
       <w:r>
         <w:rPr>
           <w:i/>
-          <w:iCs/>
         </w:rPr>
         <w:t xml:space="preserve">Example:</w:t>
       </w:r>
@@ -4598,7 +4486,6 @@
       <w:r>
         <w:rPr>
           <w:b/>
-          <w:bCs/>
         </w:rPr>
         <w:t xml:space="preserve">Menu.</w:t>
       </w:r>
@@ -4630,7 +4517,6 @@
       <w:r>
         <w:rPr>
           <w:b/>
-          <w:bCs/>
         </w:rPr>
         <w:t xml:space="preserve">Terminated or Suspended</w:t>
       </w:r>
@@ -4640,7 +4526,6 @@
       <w:r>
         <w:rPr>
           <w:b/>
-          <w:bCs/>
         </w:rPr>
         <w:t xml:space="preserve">Move to…</w:t>
       </w:r>
@@ -4650,7 +4535,6 @@
       <w:r>
         <w:rPr>
           <w:b/>
-          <w:bCs/>
         </w:rPr>
         <w:t xml:space="preserve">Make it a to-do…</w:t>
       </w:r>
@@ -4666,7 +4550,6 @@
       <w:r>
         <w:rPr>
           <w:b/>
-          <w:bCs/>
         </w:rPr>
         <w:t xml:space="preserve">Show</w:t>
       </w:r>
@@ -4693,7 +4576,6 @@
       <w:r>
         <w:rPr>
           <w:b/>
-          <w:bCs/>
         </w:rPr>
         <w:t xml:space="preserve">Settings → Data → Import an .ics file…</w:t>
       </w:r>
@@ -4712,7 +4594,6 @@
       <w:r>
         <w:rPr>
           <w:b/>
-          <w:bCs/>
         </w:rPr>
         <w:t xml:space="preserve">Import from ReminderFox…</w:t>
       </w:r>
@@ -4722,7 +4603,6 @@
       <w:r>
         <w:rPr>
           <w:i/>
-          <w:iCs/>
         </w:rPr>
         <w:t xml:space="preserve">Import choices</w:t>
       </w:r>
@@ -4741,7 +4621,6 @@
       <w:r>
         <w:rPr>
           <w:b/>
-          <w:bCs/>
         </w:rPr>
         <w:t xml:space="preserve">Settings → Data → Export to .ics…</w:t>
       </w:r>
@@ -4833,7 +4712,6 @@
             <w:r>
               <w:rPr>
                 <w:b/>
-                <w:bCs/>
               </w:rPr>
               <w:t xml:space="preserve">Add to what I have</w:t>
             </w:r>
@@ -4843,7 +4721,6 @@
             <w:r>
               <w:rPr>
                 <w:b/>
-                <w:bCs/>
               </w:rPr>
               <w:t xml:space="preserve">Replace everything</w:t>
             </w:r>
@@ -4874,7 +4751,6 @@
             <w:r>
               <w:rPr>
                 <w:b/>
-                <w:bCs/>
               </w:rPr>
               <w:t xml:space="preserve">Skip items with the same title and date as one I have</w:t>
             </w:r>
@@ -4884,7 +4760,6 @@
             <w:r>
               <w:rPr>
                 <w:b/>
-                <w:bCs/>
               </w:rPr>
               <w:t xml:space="preserve">Import them anyway</w:t>
             </w:r>
@@ -4960,7 +4835,6 @@
       <w:r>
         <w:rPr>
           <w:b/>
-          <w:bCs/>
         </w:rPr>
         <w:t xml:space="preserve">Restore from a backup…</w:t>
       </w:r>
@@ -4973,7 +4847,6 @@
       <w:r>
         <w:rPr>
           <w:i/>
-          <w:iCs/>
         </w:rPr>
         <w:t xml:space="preserve">Example 1 — a holiday calendar:</w:t>
       </w:r>
@@ -4992,7 +4865,6 @@
       <w:r>
         <w:rPr>
           <w:b/>
-          <w:bCs/>
         </w:rPr>
         <w:t xml:space="preserve">Holidays</w:t>
       </w:r>
@@ -5005,7 +4877,6 @@
       <w:r>
         <w:rPr>
           <w:i/>
-          <w:iCs/>
         </w:rPr>
         <w:t xml:space="preserve">Example 2 — a second copy of your add-on file:</w:t>
       </w:r>
@@ -5015,7 +4886,6 @@
       <w:r>
         <w:rPr>
           <w:b/>
-          <w:bCs/>
         </w:rPr>
         <w:t xml:space="preserve">Skip</w:t>
       </w:r>
@@ -5028,7 +4898,6 @@
       <w:r>
         <w:rPr>
           <w:i/>
-          <w:iCs/>
         </w:rPr>
         <w:t xml:space="preserve">Example 3 — starting over from the add-on:</w:t>
       </w:r>
@@ -5038,7 +4907,6 @@
       <w:r>
         <w:rPr>
           <w:b/>
-          <w:bCs/>
         </w:rPr>
         <w:t xml:space="preserve">Replace everything</w:t>
       </w:r>
@@ -5187,7 +5055,6 @@
             <w:r>
               <w:rPr>
                 <w:b/>
-                <w:bCs/>
               </w:rPr>
               <w:t xml:space="preserve">Back up now</w:t>
             </w:r>
@@ -5267,7 +5134,6 @@
       <w:r>
         <w:rPr>
           <w:b/>
-          <w:bCs/>
         </w:rPr>
         <w:t xml:space="preserve">Back up now</w:t>
       </w:r>
@@ -5286,7 +5152,6 @@
       <w:r>
         <w:rPr>
           <w:b/>
-          <w:bCs/>
         </w:rPr>
         <w:t xml:space="preserve">Save a backup copy…</w:t>
       </w:r>
@@ -5305,7 +5170,6 @@
       <w:r>
         <w:rPr>
           <w:b/>
-          <w:bCs/>
         </w:rPr>
         <w:t xml:space="preserve">Open backups folder</w:t>
       </w:r>
@@ -5329,7 +5193,6 @@
       <w:r>
         <w:rPr>
           <w:b/>
-          <w:bCs/>
         </w:rPr>
         <w:t xml:space="preserve">Restore from a backup…</w:t>
       </w:r>
@@ -5351,7 +5214,6 @@
       <w:r>
         <w:rPr>
           <w:b/>
-          <w:bCs/>
         </w:rPr>
         <w:t xml:space="preserve">Choose another file…</w:t>
       </w:r>
@@ -5373,7 +5235,6 @@
       <w:r>
         <w:rPr>
           <w:b/>
-          <w:bCs/>
         </w:rPr>
         <w:t xml:space="preserve">Restore…</w:t>
       </w:r>
@@ -5404,7 +5265,6 @@
       <w:r>
         <w:rPr>
           <w:i/>
-          <w:iCs/>
         </w:rPr>
         <w:t xml:space="preserve">Example — undoing a mistake:</w:t>
       </w:r>
@@ -6318,7 +6178,6 @@
       <w:r>
         <w:rPr>
           <w:b/>
-          <w:bCs/>
         </w:rPr>
         <w:t xml:space="preserve">Default:</w:t>
       </w:r>
@@ -6337,7 +6196,6 @@
       <w:r>
         <w:rPr>
           <w:b/>
-          <w:bCs/>
         </w:rPr>
         <w:t xml:space="preserve">Fox:</w:t>
       </w:r>
@@ -6356,7 +6214,6 @@
       <w:r>
         <w:rPr>
           <w:b/>
-          <w:bCs/>
         </w:rPr>
         <w:t xml:space="preserve">Light:</w:t>
       </w:r>
@@ -6375,7 +6232,6 @@
       <w:r>
         <w:rPr>
           <w:b/>
-          <w:bCs/>
         </w:rPr>
         <w:t xml:space="preserve">Dark:</w:t>
       </w:r>
@@ -6394,7 +6250,6 @@
       <w:r>
         <w:rPr>
           <w:b/>
-          <w:bCs/>
         </w:rPr>
         <w:t xml:space="preserve">Ocean:</w:t>
       </w:r>
@@ -6413,7 +6268,6 @@
       <w:r>
         <w:rPr>
           <w:b/>
-          <w:bCs/>
         </w:rPr>
         <w:t xml:space="preserve">High contrast</w:t>
       </w:r>
@@ -6440,7 +6294,6 @@
       <w:r>
         <w:rPr>
           <w:b/>
-          <w:bCs/>
         </w:rPr>
         <w:t xml:space="preserve">Settings → General → ＋ New theme…</w:t>
       </w:r>
@@ -6450,7 +6303,6 @@
       <w:r>
         <w:rPr>
           <w:b/>
-          <w:bCs/>
         </w:rPr>
         <w:t xml:space="preserve">Background</w:t>
       </w:r>
@@ -6460,7 +6312,6 @@
       <w:r>
         <w:rPr>
           <w:b/>
-          <w:bCs/>
         </w:rPr>
         <w:t xml:space="preserve">Lists and panels</w:t>
       </w:r>
@@ -6470,7 +6321,6 @@
       <w:r>
         <w:rPr>
           <w:b/>
-          <w:bCs/>
         </w:rPr>
         <w:t xml:space="preserve">Text</w:t>
       </w:r>
@@ -6480,7 +6330,6 @@
       <w:r>
         <w:rPr>
           <w:b/>
-          <w:bCs/>
         </w:rPr>
         <w:t xml:space="preserve">Accent</w:t>
       </w:r>
@@ -6490,7 +6339,6 @@
       <w:r>
         <w:rPr>
           <w:b/>
-          <w:bCs/>
         </w:rPr>
         <w:t xml:space="preserve">Starred items</w:t>
       </w:r>
@@ -6509,7 +6357,6 @@
       <w:r>
         <w:rPr>
           <w:b/>
-          <w:bCs/>
         </w:rPr>
         <w:t xml:space="preserve">Start from</w:t>
       </w:r>
@@ -6540,7 +6387,6 @@
       <w:r>
         <w:rPr>
           <w:b/>
-          <w:bCs/>
         </w:rPr>
         <w:t xml:space="preserve">Save</w:t>
       </w:r>
@@ -6550,7 +6396,6 @@
       <w:r>
         <w:rPr>
           <w:b/>
-          <w:bCs/>
         </w:rPr>
         <w:t xml:space="preserve">Cancel</w:t>
       </w:r>
@@ -6572,7 +6417,6 @@
       <w:r>
         <w:rPr>
           <w:b/>
-          <w:bCs/>
         </w:rPr>
         <w:t xml:space="preserve">Your themes</w:t>
       </w:r>
@@ -6582,7 +6426,6 @@
       <w:r>
         <w:rPr>
           <w:b/>
-          <w:bCs/>
         </w:rPr>
         <w:t xml:space="preserve">Edit…</w:t>
       </w:r>
@@ -6592,7 +6435,6 @@
       <w:r>
         <w:rPr>
           <w:b/>
-          <w:bCs/>
         </w:rPr>
         <w:t xml:space="preserve">Delete…</w:t>
       </w:r>
@@ -6677,7 +6519,6 @@
       <w:r>
         <w:rPr>
           <w:i/>
-          <w:iCs/>
         </w:rPr>
         <w:t xml:space="preserve">Example — a calm dark theme:</w:t>
       </w:r>
@@ -6722,7 +6563,6 @@
       <w:r>
         <w:rPr>
           <w:b/>
-          <w:bCs/>
         </w:rPr>
         <w:t xml:space="preserve">Settings → Display → Language</w:t>
       </w:r>
@@ -6813,7 +6653,6 @@
       <w:r>
         <w:rPr>
           <w:i/>
-          <w:iCs/>
         </w:rPr>
         <w:t xml:space="preserve">Example:</w:t>
       </w:r>
@@ -6823,7 +6662,6 @@
       <w:r>
         <w:rPr>
           <w:b/>
-          <w:bCs/>
         </w:rPr>
         <w:t xml:space="preserve">System language</w:t>
       </w:r>
@@ -6844,7 +6682,6 @@
       <w:r>
         <w:rPr>
           <w:b/>
-          <w:bCs/>
         </w:rPr>
         <w:t xml:space="preserve">Settings → Display → Columns</w:t>
       </w:r>
@@ -6893,7 +6730,6 @@
       <w:r>
         <w:rPr>
           <w:i/>
-          <w:iCs/>
         </w:rPr>
         <w:t xml:space="preserve">Example — a cleaner shopping list:</w:t>
       </w:r>
@@ -7233,7 +7069,6 @@
       <w:r>
         <w:rPr>
           <w:b/>
-          <w:bCs/>
         </w:rPr>
         <w:t xml:space="preserve">No alarm appeared.</w:t>
       </w:r>
@@ -7243,7 +7078,6 @@
       <w:r>
         <w:rPr>
           <w:b/>
-          <w:bCs/>
         </w:rPr>
         <w:t xml:space="preserve">Keep running in the tray</w:t>
       </w:r>
@@ -7262,7 +7096,6 @@
       <w:r>
         <w:rPr>
           <w:b/>
-          <w:bCs/>
         </w:rPr>
         <w:t xml:space="preserve">An alarm keeps coming back every day.</w:t>
       </w:r>
@@ -7272,7 +7105,6 @@
       <w:r>
         <w:rPr>
           <w:b/>
-          <w:bCs/>
         </w:rPr>
         <w:t xml:space="preserve">Remind me daily until completed</w:t>
       </w:r>
@@ -7291,7 +7123,6 @@
       <w:r>
         <w:rPr>
           <w:b/>
-          <w:bCs/>
         </w:rPr>
         <w:t xml:space="preserve">“Your reminders file could not be read.”</w:t>
       </w:r>
@@ -7319,7 +7150,6 @@
       <w:r>
         <w:rPr>
           <w:b/>
-          <w:bCs/>
         </w:rPr>
         <w:t xml:space="preserve">Will the original ReminderFox add-on still read my file?</w:t>
       </w:r>
@@ -7338,7 +7168,6 @@
       <w:r>
         <w:rPr>
           <w:b/>
-          <w:bCs/>
         </w:rPr>
         <w:t xml:space="preserve">Where are my files?</w:t>
       </w:r>
@@ -7393,7 +7222,6 @@
       <w:r>
         <w:rPr>
           <w:b/>
-          <w:bCs/>
         </w:rPr>
         <w:t xml:space="preserve">Data file</w:t>
       </w:r>
@@ -7412,7 +7240,6 @@
       <w:r>
         <w:rPr>
           <w:b/>
-          <w:bCs/>
         </w:rPr>
         <w:t xml:space="preserve">Moving to a new PC.</w:t>
       </w:r>
@@ -7431,7 +7258,6 @@
       <w:r>
         <w:rPr>
           <w:b/>
-          <w:bCs/>
         </w:rPr>
         <w:t xml:space="preserve">Save a backup copy…</w:t>
       </w:r>
@@ -7441,7 +7267,6 @@
       <w:r>
         <w:rPr>
           <w:b/>
-          <w:bCs/>
         </w:rPr>
         <w:t xml:space="preserve">Restore → Choose another file…</w:t>
       </w:r>
@@ -7460,7 +7285,6 @@
       <w:r>
         <w:rPr>
           <w:b/>
-          <w:bCs/>
         </w:rPr>
         <w:t xml:space="preserve">Uninstall.</w:t>
       </w:r>
@@ -7803,9 +7627,7 @@
     </w:pPr>
     <w:rPr>
       <w:b/>
-      <w:bCs/>
       <w:sz w:val="32"/>
-      <w:szCs w:val="32"/>
     </w:rPr>
   </w:style>
   <w:style w:type="paragraph" w:styleId="Heading2">
@@ -7820,9 +7642,7 @@
     </w:pPr>
     <w:rPr>
       <w:b/>
-      <w:bCs/>
       <w:sz w:val="26"/>
-      <w:szCs w:val="26"/>
     </w:rPr>
   </w:style>
   <w:style w:type="paragraph" w:styleId="Heading3">
@@ -7837,9 +7657,7 @@
     </w:pPr>
     <w:rPr>
       <w:b/>
-      <w:bCs/>
       <w:sz w:val="24"/>
-      <w:szCs w:val="24"/>
     </w:rPr>
   </w:style>
   <w:style w:type="paragraph" w:styleId="Heading4">
@@ -7853,9 +7671,7 @@
     </w:pPr>
     <w:rPr>
       <w:b/>
-      <w:bCs/>
       <w:sz w:val="22"/>
-      <w:szCs w:val="22"/>
     </w:rPr>
   </w:style>
   <w:style w:type="paragraph" w:styleId="Heading5">
@@ -7869,9 +7685,7 @@
     </w:pPr>
     <w:rPr>
       <w:b/>
-      <w:bCs/>
       <w:sz w:val="22"/>
-      <w:szCs w:val="22"/>
     </w:rPr>
   </w:style>
   <w:style w:type="paragraph" w:styleId="Heading6">
@@ -7885,9 +7699,7 @@
     </w:pPr>
     <w:rPr>
       <w:i/>
-      <w:iCs/>
       <w:sz w:val="22"/>
-      <w:szCs w:val="22"/>
     </w:rPr>
   </w:style>
   <w:style w:type="paragraph" w:styleId="Title">
@@ -7901,7 +7713,6 @@
     </w:pPr>
     <w:rPr>
       <w:sz w:val="56"/>
-      <w:szCs w:val="56"/>
     </w:rPr>
   </w:style>
   <w:style w:type="paragraph" w:styleId="Quote">
@@ -7916,7 +7727,6 @@
     </w:pPr>
     <w:rPr>
       <w:i/>
-      <w:iCs/>
       <w:color w:val="404040"/>
     </w:rPr>
   </w:style>
@@ -7932,7 +7742,6 @@
     <w:rPr>
       <w:rFonts w:ascii="Consolas" w:hAnsi="Consolas" w:eastAsia="Consolas" w:cs="Consolas"/>
       <w:sz w:val="20"/>
-      <w:szCs w:val="20"/>
     </w:rPr>
   </w:style>
   <w:style w:type="character" w:styleId="CodeChar">
@@ -7941,7 +7750,6 @@
     <w:rPr>
       <w:rFonts w:ascii="Consolas" w:hAnsi="Consolas" w:eastAsia="Consolas" w:cs="Consolas"/>
       <w:sz w:val="20"/>
-      <w:szCs w:val="20"/>
       <w:shd w:val="clear" w:color="auto" w:fill="F5F5F5"/>
     </w:rPr>
   </w:style>

--- a/docs/word/users-guide.docx
+++ b/docs/word/users-guide.docx
@@ -7,7 +7,7 @@
         <w:pStyle w:val="Heading1"/>
       </w:pPr>
       <w:r>
-        <w:t xml:space="preserve">ReminderFoxAgain 0.9.1 — User's Guide</w:t>
+        <w:t xml:space="preserve">ReminderFoxAgain 0.9.2 — User's Guide</w:t>
       </w:r>
     </w:p>
     <w:p>
@@ -63,6 +63,7 @@
       <w:r>
         <w:rPr>
           <w:b/>
+          <w:bCs/>
         </w:rPr>
         <w:t xml:space="preserve">Install or Update ReminderFoxAgain.bat</w:t>
       </w:r>
@@ -278,7 +279,7 @@
         <w:rPr>
           <w:rStyle w:val="CodeChar"/>
         </w:rPr>
-        <w:t xml:space="preserve">ReminderFoxAgain-0.9.1-macos-universal.zip</w:t>
+        <w:t xml:space="preserve">ReminderFoxAgain-0.9.2-macos-universal.zip</w:t>
       </w:r>
       <w:r>
         <w:t xml:space="preserve">.</w:t>
@@ -298,6 +299,7 @@
       <w:r>
         <w:rPr>
           <w:b/>
+          <w:bCs/>
         </w:rPr>
         <w:t xml:space="preserve">ReminderFoxAgain.app</w:t>
       </w:r>
@@ -307,6 +309,7 @@
       <w:r>
         <w:rPr>
           <w:b/>
+          <w:bCs/>
         </w:rPr>
         <w:t xml:space="preserve">Applications</w:t>
       </w:r>
@@ -328,6 +331,7 @@
       <w:r>
         <w:rPr>
           <w:b/>
+          <w:bCs/>
         </w:rPr>
         <w:t xml:space="preserve">Privacy &amp; Security</w:t>
       </w:r>
@@ -337,6 +341,7 @@
       <w:r>
         <w:rPr>
           <w:b/>
+          <w:bCs/>
         </w:rPr>
         <w:t xml:space="preserve">Open Anyway</w:t>
       </w:r>
@@ -346,6 +351,7 @@
       <w:r>
         <w:rPr>
           <w:b/>
+          <w:bCs/>
         </w:rPr>
         <w:t xml:space="preserve">Open</w:t>
       </w:r>
@@ -355,6 +361,7 @@
       <w:r>
         <w:rPr>
           <w:b/>
+          <w:bCs/>
         </w:rPr>
         <w:t xml:space="preserve">Open</w:t>
       </w:r>
@@ -408,6 +415,7 @@
       <w:r>
         <w:rPr>
           <w:b/>
+          <w:bCs/>
         </w:rPr>
         <w:t xml:space="preserve">Debian, Ubuntu, Mint and similar:</w:t>
       </w:r>
@@ -418,7 +426,7 @@
         <w:rPr>
           <w:rStyle w:val="CodeChar"/>
         </w:rPr>
-        <w:t xml:space="preserve">reminderfoxagain_0.9.1_amd64.deb</w:t>
+        <w:t xml:space="preserve">reminderfoxagain_0.9.2_amd64.deb</w:t>
       </w:r>
       <w:r>
         <w:t xml:space="preserve"> (</w:t>
@@ -436,7 +444,7 @@
         <w:rPr>
           <w:rStyle w:val="CodeChar"/>
         </w:rPr>
-        <w:t xml:space="preserve">sudo apt install ./reminderfoxagain_0.9.1_amd64.deb</w:t>
+        <w:t xml:space="preserve">sudo apt install ./reminderfoxagain_0.9.2_amd64.deb</w:t>
       </w:r>
       <w:r>
         <w:t xml:space="preserve">. Install a newer file the same way to update; </w:t>
@@ -462,6 +470,7 @@
       <w:r>
         <w:rPr>
           <w:b/>
+          <w:bCs/>
         </w:rPr>
         <w:t xml:space="preserve">Any other distribution, without root:</w:t>
       </w:r>
@@ -472,7 +481,7 @@
         <w:rPr>
           <w:rStyle w:val="CodeChar"/>
         </w:rPr>
-        <w:t xml:space="preserve">ReminderFoxAgain-0.9.1-linux-x64.tar.gz</w:t>
+        <w:t xml:space="preserve">ReminderFoxAgain-0.9.2-linux-x64.tar.gz</w:t>
       </w:r>
       <w:r>
         <w:t xml:space="preserve"> and run </w:t>
@@ -507,6 +516,7 @@
       <w:r>
         <w:rPr>
           <w:b/>
+          <w:bCs/>
         </w:rPr>
         <w:t xml:space="preserve">GNOME:</w:t>
       </w:r>
@@ -554,6 +564,7 @@
       <w:r>
         <w:rPr>
           <w:b/>
+          <w:bCs/>
         </w:rPr>
         <w:t xml:space="preserve">Import from your ReminderFox add-on.</w:t>
       </w:r>
@@ -581,6 +592,7 @@
       <w:r>
         <w:rPr>
           <w:b/>
+          <w:bCs/>
         </w:rPr>
         <w:t xml:space="preserve">Import a reminderfox.ics or other calendar file…</w:t>
       </w:r>
@@ -599,6 +611,7 @@
       <w:r>
         <w:rPr>
           <w:b/>
+          <w:bCs/>
         </w:rPr>
         <w:t xml:space="preserve">Start with an empty list.</w:t>
       </w:r>
@@ -608,6 +621,7 @@
       <w:r>
         <w:rPr>
           <w:b/>
+          <w:bCs/>
         </w:rPr>
         <w:t xml:space="preserve">from Settings → Data → Import an .ics file… or</w:t>
       </w:r>
@@ -617,6 +631,7 @@
       <w:r>
         <w:rPr>
           <w:b/>
+          <w:bCs/>
         </w:rPr>
         <w:t xml:space="preserve">Import from ReminderFox…</w:t>
       </w:r>
@@ -629,6 +644,7 @@
       <w:r>
         <w:rPr>
           <w:i/>
+          <w:iCs/>
         </w:rPr>
         <w:t xml:space="preserve">Example:</w:t>
       </w:r>
@@ -638,6 +654,7 @@
       <w:r>
         <w:rPr>
           <w:b/>
+          <w:bCs/>
         </w:rPr>
         <w:t xml:space="preserve">Import from your ReminderFox add-on</w:t>
       </w:r>
@@ -664,6 +681,7 @@
       <w:r>
         <w:rPr>
           <w:b/>
+          <w:bCs/>
         </w:rPr>
         <w:t xml:space="preserve">Top bar.</w:t>
       </w:r>
@@ -673,6 +691,7 @@
       <w:r>
         <w:rPr>
           <w:b/>
+          <w:bCs/>
         </w:rPr>
         <w:t xml:space="preserve">＋ Reminder</w:t>
       </w:r>
@@ -682,6 +701,7 @@
       <w:r>
         <w:rPr>
           <w:b/>
+          <w:bCs/>
         </w:rPr>
         <w:t xml:space="preserve">＋ List Item</w:t>
       </w:r>
@@ -691,6 +711,7 @@
       <w:r>
         <w:rPr>
           <w:b/>
+          <w:bCs/>
         </w:rPr>
         <w:t xml:space="preserve">⏰ Quick alarm</w:t>
       </w:r>
@@ -700,6 +721,7 @@
       <w:r>
         <w:rPr>
           <w:b/>
+          <w:bCs/>
         </w:rPr>
         <w:t xml:space="preserve">⚙ Settings</w:t>
       </w:r>
@@ -718,6 +740,7 @@
       <w:r>
         <w:rPr>
           <w:b/>
+          <w:bCs/>
         </w:rPr>
         <w:t xml:space="preserve">Tabs.</w:t>
       </w:r>
@@ -727,6 +750,7 @@
       <w:r>
         <w:rPr>
           <w:b/>
+          <w:bCs/>
         </w:rPr>
         <w:t xml:space="preserve">List dropdown</w:t>
       </w:r>
@@ -745,6 +769,7 @@
       <w:r>
         <w:rPr>
           <w:b/>
+          <w:bCs/>
         </w:rPr>
         <w:t xml:space="preserve">Toolbar under the tabs.</w:t>
       </w:r>
@@ -754,6 +779,7 @@
       <w:r>
         <w:rPr>
           <w:b/>
+          <w:bCs/>
         </w:rPr>
         <w:t xml:space="preserve">Show completed</w:t>
       </w:r>
@@ -772,6 +798,7 @@
       <w:r>
         <w:rPr>
           <w:b/>
+          <w:bCs/>
         </w:rPr>
         <w:t xml:space="preserve">Calendar panel</w:t>
       </w:r>
@@ -790,6 +817,26 @@
       <w:r>
         <w:rPr>
           <w:b/>
+          <w:bCs/>
+        </w:rPr>
+        <w:t xml:space="preserve">A narrow window.</w:t>
+      </w:r>
+      <w:r>
+        <w:t xml:space="preserve"> When the window is narrower than about 980 pixels, the calendar panel is hidden and so is the name beside the fox icon, and the search box gets narrower. At the smallest size the window allows, everything in the top bar still fits.</w:t>
+      </w:r>
+    </w:p>
+    <w:p>
+      <w:pPr>
+        <w:pStyle w:val="ListParagraph"/>
+        <w:numPr>
+          <w:ilvl w:val="0"/>
+          <w:numId w:val="6"/>
+        </w:numPr>
+      </w:pPr>
+      <w:r>
+        <w:rPr>
+          <w:b/>
+          <w:bCs/>
         </w:rPr>
         <w:t xml:space="preserve">Status bar.</w:t>
       </w:r>
@@ -799,6 +846,7 @@
       <w:r>
         <w:rPr>
           <w:b/>
+          <w:bCs/>
         </w:rPr>
         <w:t xml:space="preserve">🔔 Alarms on</w:t>
       </w:r>
@@ -808,6 +856,7 @@
       <w:r>
         <w:rPr>
           <w:b/>
+          <w:bCs/>
         </w:rPr>
         <w:t xml:space="preserve">Data file</w:t>
       </w:r>
@@ -826,6 +875,7 @@
       <w:r>
         <w:rPr>
           <w:b/>
+          <w:bCs/>
         </w:rPr>
         <w:t xml:space="preserve">Tray icon.</w:t>
       </w:r>
@@ -849,6 +899,7 @@
       <w:r>
         <w:rPr>
           <w:b/>
+          <w:bCs/>
         </w:rPr>
         <w:t xml:space="preserve">＋ Reminder</w:t>
       </w:r>
@@ -858,6 +909,7 @@
       <w:r>
         <w:rPr>
           <w:b/>
+          <w:bCs/>
         </w:rPr>
         <w:t xml:space="preserve">Ctrl+N</w:t>
       </w:r>
@@ -1162,6 +1214,7 @@
       <w:r>
         <w:rPr>
           <w:b/>
+          <w:bCs/>
         </w:rPr>
         <w:t xml:space="preserve">Save</w:t>
       </w:r>
@@ -1188,6 +1241,7 @@
       <w:r>
         <w:rPr>
           <w:b/>
+          <w:bCs/>
         </w:rPr>
         <w:t xml:space="preserve">Dentist next Monday at 2:30 PM, alarm an hour before.</w:t>
       </w:r>
@@ -1206,6 +1260,7 @@
       <w:r>
         <w:rPr>
           <w:b/>
+          <w:bCs/>
         </w:rPr>
         <w:t xml:space="preserve">Recycling every second Thursday.</w:t>
       </w:r>
@@ -1215,6 +1270,7 @@
       <w:r>
         <w:rPr>
           <w:b/>
+          <w:bCs/>
         </w:rPr>
         <w:t xml:space="preserve">2</w:t>
       </w:r>
@@ -1224,6 +1280,7 @@
       <w:r>
         <w:rPr>
           <w:b/>
+          <w:bCs/>
         </w:rPr>
         <w:t xml:space="preserve">Th</w:t>
       </w:r>
@@ -1242,6 +1299,7 @@
       <w:r>
         <w:rPr>
           <w:b/>
+          <w:bCs/>
         </w:rPr>
         <w:t xml:space="preserve">Book club on the last Tuesday of each month.</w:t>
       </w:r>
@@ -1260,6 +1318,7 @@
       <w:r>
         <w:rPr>
           <w:b/>
+          <w:bCs/>
         </w:rPr>
         <w:t xml:space="preserve">Canadian Thanksgiving.</w:t>
       </w:r>
@@ -1278,6 +1337,7 @@
       <w:r>
         <w:rPr>
           <w:b/>
+          <w:bCs/>
         </w:rPr>
         <w:t xml:space="preserve">Sarah's birthday with her age.</w:t>
       </w:r>
@@ -1314,6 +1374,7 @@
       <w:r>
         <w:rPr>
           <w:b/>
+          <w:bCs/>
         </w:rPr>
         <w:t xml:space="preserve">Pay the property tax, and keep nagging until it's paid.</w:t>
       </w:r>
@@ -1323,6 +1384,7 @@
       <w:r>
         <w:rPr>
           <w:b/>
+          <w:bCs/>
         </w:rPr>
         <w:t xml:space="preserve">Remind me daily until completed</w:t>
       </w:r>
@@ -1364,6 +1426,7 @@
       <w:r>
         <w:rPr>
           <w:b/>
+          <w:bCs/>
         </w:rPr>
         <w:t xml:space="preserve">Edit…</w:t>
       </w:r>
@@ -1373,6 +1436,7 @@
       <w:r>
         <w:rPr>
           <w:b/>
+          <w:bCs/>
         </w:rPr>
         <w:t xml:space="preserve">Mark completed</w:t>
       </w:r>
@@ -1382,6 +1446,7 @@
       <w:r>
         <w:rPr>
           <w:b/>
+          <w:bCs/>
         </w:rPr>
         <w:t xml:space="preserve">Remind daily until completed</w:t>
       </w:r>
@@ -1391,6 +1456,7 @@
       <w:r>
         <w:rPr>
           <w:b/>
+          <w:bCs/>
         </w:rPr>
         <w:t xml:space="preserve">Make it a to-do…</w:t>
       </w:r>
@@ -1400,6 +1466,7 @@
       <w:r>
         <w:rPr>
           <w:b/>
+          <w:bCs/>
         </w:rPr>
         <w:t xml:space="preserve">Copy to a list…</w:t>
       </w:r>
@@ -1409,6 +1476,7 @@
       <w:r>
         <w:rPr>
           <w:b/>
+          <w:bCs/>
         </w:rPr>
         <w:t xml:space="preserve">Show on a map</w:t>
       </w:r>
@@ -1418,6 +1486,7 @@
       <w:r>
         <w:rPr>
           <w:b/>
+          <w:bCs/>
         </w:rPr>
         <w:t xml:space="preserve">Duplicate</w:t>
       </w:r>
@@ -1427,6 +1496,7 @@
       <w:r>
         <w:rPr>
           <w:b/>
+          <w:bCs/>
         </w:rPr>
         <w:t xml:space="preserve">Delete…</w:t>
       </w:r>
@@ -1448,6 +1518,7 @@
       <w:r>
         <w:rPr>
           <w:b/>
+          <w:bCs/>
         </w:rPr>
         <w:t xml:space="preserve">only this one</w:t>
       </w:r>
@@ -1457,6 +1528,7 @@
       <w:r>
         <w:rPr>
           <w:b/>
+          <w:bCs/>
         </w:rPr>
         <w:t xml:space="preserve">all occurrences</w:t>
       </w:r>
@@ -1492,6 +1564,7 @@
       <w:r>
         <w:rPr>
           <w:b/>
+          <w:bCs/>
         </w:rPr>
         <w:t xml:space="preserve">＋ List Item</w:t>
       </w:r>
@@ -1501,6 +1574,7 @@
       <w:r>
         <w:rPr>
           <w:b/>
+          <w:bCs/>
         </w:rPr>
         <w:t xml:space="preserve">Ctrl+T</w:t>
       </w:r>
@@ -1519,6 +1593,7 @@
       <w:r>
         <w:rPr>
           <w:b/>
+          <w:bCs/>
         </w:rPr>
         <w:t xml:space="preserve">No date</w:t>
       </w:r>
@@ -1537,6 +1612,7 @@
       <w:r>
         <w:rPr>
           <w:b/>
+          <w:bCs/>
         </w:rPr>
         <w:t xml:space="preserve">List</w:t>
       </w:r>
@@ -1555,6 +1631,7 @@
       <w:r>
         <w:rPr>
           <w:b/>
+          <w:bCs/>
         </w:rPr>
         <w:t xml:space="preserve">Show in the tray tooltip</w:t>
       </w:r>
@@ -1570,6 +1647,7 @@
       <w:r>
         <w:rPr>
           <w:b/>
+          <w:bCs/>
         </w:rPr>
         <w:t xml:space="preserve">Show completed</w:t>
       </w:r>
@@ -1593,6 +1671,7 @@
       <w:r>
         <w:rPr>
           <w:b/>
+          <w:bCs/>
         </w:rPr>
         <w:t xml:space="preserve">at</w:t>
       </w:r>
@@ -1602,6 +1681,7 @@
       <w:r>
         <w:rPr>
           <w:b/>
+          <w:bCs/>
         </w:rPr>
         <w:t xml:space="preserve">by</w:t>
       </w:r>
@@ -1611,6 +1691,7 @@
       <w:r>
         <w:rPr>
           <w:b/>
+          <w:bCs/>
         </w:rPr>
         <w:t xml:space="preserve">Due by</w:t>
       </w:r>
@@ -1620,6 +1701,7 @@
       <w:r>
         <w:rPr>
           <w:b/>
+          <w:bCs/>
         </w:rPr>
         <w:t xml:space="preserve">Any time</w:t>
       </w:r>
@@ -1629,6 +1711,7 @@
       <w:r>
         <w:rPr>
           <w:b/>
+          <w:bCs/>
         </w:rPr>
         <w:t xml:space="preserve">No date</w:t>
       </w:r>
@@ -1781,6 +1864,7 @@
       <w:r>
         <w:rPr>
           <w:b/>
+          <w:bCs/>
         </w:rPr>
         <w:t xml:space="preserve">Done</w:t>
       </w:r>
@@ -1793,6 +1877,7 @@
       <w:r>
         <w:rPr>
           <w:i/>
+          <w:iCs/>
         </w:rPr>
         <w:t xml:space="preserve">Example 1 — an expense report due by Nov 3:</w:t>
       </w:r>
@@ -1802,6 +1887,7 @@
       <w:r>
         <w:rPr>
           <w:b/>
+          <w:bCs/>
         </w:rPr>
         <w:t xml:space="preserve">1 week before</w:t>
       </w:r>
@@ -1811,6 +1897,7 @@
       <w:r>
         <w:rPr>
           <w:b/>
+          <w:bCs/>
         </w:rPr>
         <w:t xml:space="preserve">every day</w:t>
       </w:r>
@@ -1820,6 +1907,7 @@
       <w:r>
         <w:rPr>
           <w:i/>
+          <w:iCs/>
         </w:rPr>
         <w:t xml:space="preserve">also after the due date</w:t>
       </w:r>
@@ -1832,6 +1920,7 @@
       <w:r>
         <w:rPr>
           <w:i/>
+          <w:iCs/>
         </w:rPr>
         <w:t xml:space="preserve">Example 2 — renew the passport, no fixed date:</w:t>
       </w:r>
@@ -1841,6 +1930,7 @@
       <w:r>
         <w:rPr>
           <w:b/>
+          <w:bCs/>
         </w:rPr>
         <w:t xml:space="preserve">starting on</w:t>
       </w:r>
@@ -1850,6 +1940,7 @@
       <w:r>
         <w:rPr>
           <w:b/>
+          <w:bCs/>
         </w:rPr>
         <w:t xml:space="preserve">every week</w:t>
       </w:r>
@@ -1862,6 +1953,7 @@
       <w:r>
         <w:rPr>
           <w:i/>
+          <w:iCs/>
         </w:rPr>
         <w:t xml:space="preserve">Example 3 — a single nudge:</w:t>
       </w:r>
@@ -1871,6 +1963,7 @@
       <w:r>
         <w:rPr>
           <w:b/>
+          <w:bCs/>
         </w:rPr>
         <w:t xml:space="preserve">2 days before</w:t>
       </w:r>
@@ -1880,6 +1973,7 @@
       <w:r>
         <w:rPr>
           <w:b/>
+          <w:bCs/>
         </w:rPr>
         <w:t xml:space="preserve">no more</w:t>
       </w:r>
@@ -1909,6 +2003,7 @@
       <w:r>
         <w:rPr>
           <w:b/>
+          <w:bCs/>
         </w:rPr>
         <w:t xml:space="preserve">Schedule as a reminder…</w:t>
       </w:r>
@@ -1930,6 +2025,7 @@
       <w:r>
         <w:rPr>
           <w:b/>
+          <w:bCs/>
         </w:rPr>
         <w:t xml:space="preserve">Date</w:t>
       </w:r>
@@ -1939,6 +2035,7 @@
       <w:r>
         <w:rPr>
           <w:b/>
+          <w:bCs/>
         </w:rPr>
         <w:t xml:space="preserve">Time</w:t>
       </w:r>
@@ -1948,6 +2045,7 @@
       <w:r>
         <w:rPr>
           <w:b/>
+          <w:bCs/>
         </w:rPr>
         <w:t xml:space="preserve">All day</w:t>
       </w:r>
@@ -1969,6 +2067,7 @@
       <w:r>
         <w:rPr>
           <w:b/>
+          <w:bCs/>
         </w:rPr>
         <w:t xml:space="preserve">Alarm</w:t>
       </w:r>
@@ -1990,6 +2089,7 @@
       <w:r>
         <w:rPr>
           <w:b/>
+          <w:bCs/>
         </w:rPr>
         <w:t xml:space="preserve">Make it a reminder</w:t>
       </w:r>
@@ -2005,6 +2105,7 @@
       <w:r>
         <w:rPr>
           <w:b/>
+          <w:bCs/>
         </w:rPr>
         <w:t xml:space="preserve">Show</w:t>
       </w:r>
@@ -2014,6 +2115,7 @@
       <w:r>
         <w:rPr>
           <w:b/>
+          <w:bCs/>
         </w:rPr>
         <w:t xml:space="preserve">Keep repeating</w:t>
       </w:r>
@@ -2023,6 +2125,7 @@
       <w:r>
         <w:rPr>
           <w:b/>
+          <w:bCs/>
         </w:rPr>
         <w:t xml:space="preserve">Make it a to-do…</w:t>
       </w:r>
@@ -2046,6 +2149,7 @@
       <w:r>
         <w:rPr>
           <w:b/>
+          <w:bCs/>
         </w:rPr>
         <w:t xml:space="preserve">List dropdown</w:t>
       </w:r>
@@ -2055,6 +2159,7 @@
       <w:r>
         <w:rPr>
           <w:b/>
+          <w:bCs/>
         </w:rPr>
         <w:t xml:space="preserve">All lists</w:t>
       </w:r>
@@ -2064,6 +2169,7 @@
       <w:r>
         <w:rPr>
           <w:b/>
+          <w:bCs/>
         </w:rPr>
         <w:t xml:space="preserve">＋ New list…</w:t>
       </w:r>
@@ -2073,6 +2179,7 @@
       <w:r>
         <w:rPr>
           <w:b/>
+          <w:bCs/>
         </w:rPr>
         <w:t xml:space="preserve">Manage lists…</w:t>
       </w:r>
@@ -2082,6 +2189,7 @@
       <w:r>
         <w:rPr>
           <w:b/>
+          <w:bCs/>
         </w:rPr>
         <w:t xml:space="preserve">＋ List Item</w:t>
       </w:r>
@@ -2097,6 +2205,7 @@
       <w:r>
         <w:rPr>
           <w:b/>
+          <w:bCs/>
         </w:rPr>
         <w:t xml:space="preserve">＋ New list…</w:t>
       </w:r>
@@ -2129,6 +2238,7 @@
       <w:r>
         <w:rPr>
           <w:b/>
+          <w:bCs/>
         </w:rPr>
         <w:t xml:space="preserve">Duplicate</w:t>
       </w:r>
@@ -2147,6 +2257,7 @@
       <w:r>
         <w:rPr>
           <w:b/>
+          <w:bCs/>
         </w:rPr>
         <w:t xml:space="preserve">Move to…</w:t>
       </w:r>
@@ -2165,6 +2276,7 @@
       <w:r>
         <w:rPr>
           <w:b/>
+          <w:bCs/>
         </w:rPr>
         <w:t xml:space="preserve">Copy to…</w:t>
       </w:r>
@@ -2183,6 +2295,7 @@
       <w:r>
         <w:rPr>
           <w:b/>
+          <w:bCs/>
         </w:rPr>
         <w:t xml:space="preserve">Delete</w:t>
       </w:r>
@@ -2198,6 +2311,7 @@
       <w:r>
         <w:rPr>
           <w:b/>
+          <w:bCs/>
         </w:rPr>
         <w:t xml:space="preserve">＋ List Item</w:t>
       </w:r>
@@ -2213,6 +2327,7 @@
       <w:r>
         <w:rPr>
           <w:b/>
+          <w:bCs/>
         </w:rPr>
         <w:t xml:space="preserve">Copy to…</w:t>
       </w:r>
@@ -2222,6 +2337,7 @@
       <w:r>
         <w:rPr>
           <w:b/>
+          <w:bCs/>
         </w:rPr>
         <w:t xml:space="preserve">Copy</w:t>
       </w:r>
@@ -2245,6 +2361,7 @@
       <w:r>
         <w:rPr>
           <w:b/>
+          <w:bCs/>
         </w:rPr>
         <w:t xml:space="preserve">Manage lists…</w:t>
       </w:r>
@@ -2263,6 +2380,7 @@
       <w:r>
         <w:rPr>
           <w:b/>
+          <w:bCs/>
         </w:rPr>
         <w:t xml:space="preserve">Rename…</w:t>
       </w:r>
@@ -2293,6 +2411,7 @@
       <w:r>
         <w:rPr>
           <w:b/>
+          <w:bCs/>
         </w:rPr>
         <w:t xml:space="preserve">Remove…</w:t>
       </w:r>
@@ -2302,6 +2421,7 @@
       <w:r>
         <w:rPr>
           <w:b/>
+          <w:bCs/>
         </w:rPr>
         <w:t xml:space="preserve">Move to “To-Do's”</w:t>
       </w:r>
@@ -2311,6 +2431,7 @@
       <w:r>
         <w:rPr>
           <w:b/>
+          <w:bCs/>
         </w:rPr>
         <w:t xml:space="preserve">Delete list and to-dos</w:t>
       </w:r>
@@ -2346,6 +2467,7 @@
       <w:r>
         <w:rPr>
           <w:b/>
+          <w:bCs/>
         </w:rPr>
         <w:t xml:space="preserve">Move to list…</w:t>
       </w:r>
@@ -2355,6 +2477,7 @@
       <w:r>
         <w:rPr>
           <w:b/>
+          <w:bCs/>
         </w:rPr>
         <w:t xml:space="preserve">Copy to list…</w:t>
       </w:r>
@@ -2364,6 +2487,7 @@
       <w:r>
         <w:rPr>
           <w:b/>
+          <w:bCs/>
         </w:rPr>
         <w:t xml:space="preserve">New list…</w:t>
       </w:r>
@@ -2373,6 +2497,7 @@
       <w:r>
         <w:rPr>
           <w:b/>
+          <w:bCs/>
         </w:rPr>
         <w:t xml:space="preserve">Make it a to-do…</w:t>
       </w:r>
@@ -2382,6 +2507,7 @@
       <w:r>
         <w:rPr>
           <w:b/>
+          <w:bCs/>
         </w:rPr>
         <w:t xml:space="preserve">Copy to a list…</w:t>
       </w:r>
@@ -2402,6 +2528,7 @@
       <w:r>
         <w:rPr>
           <w:b/>
+          <w:bCs/>
         </w:rPr>
         <w:t xml:space="preserve">Order</w:t>
       </w:r>
@@ -2411,6 +2538,7 @@
       <w:r>
         <w:rPr>
           <w:b/>
+          <w:bCs/>
         </w:rPr>
         <w:t xml:space="preserve">Show completed</w:t>
       </w:r>
@@ -2420,6 +2548,7 @@
       <w:r>
         <w:rPr>
           <w:b/>
+          <w:bCs/>
         </w:rPr>
         <w:t xml:space="preserve">My order</w:t>
       </w:r>
@@ -2429,6 +2558,7 @@
       <w:r>
         <w:rPr>
           <w:b/>
+          <w:bCs/>
         </w:rPr>
         <w:t xml:space="preserve">Due by</w:t>
       </w:r>
@@ -2438,6 +2568,7 @@
       <w:r>
         <w:rPr>
           <w:b/>
+          <w:bCs/>
         </w:rPr>
         <w:t xml:space="preserve">Time</w:t>
       </w:r>
@@ -2447,6 +2578,7 @@
       <w:r>
         <w:rPr>
           <w:b/>
+          <w:bCs/>
         </w:rPr>
         <w:t xml:space="preserve">Description</w:t>
       </w:r>
@@ -2456,6 +2588,7 @@
       <w:r>
         <w:rPr>
           <w:b/>
+          <w:bCs/>
         </w:rPr>
         <w:t xml:space="preserve">Important</w:t>
       </w:r>
@@ -2465,6 +2598,7 @@
       <w:r>
         <w:rPr>
           <w:b/>
+          <w:bCs/>
         </w:rPr>
         <w:t xml:space="preserve">Completed</w:t>
       </w:r>
@@ -2474,6 +2608,7 @@
       <w:r>
         <w:rPr>
           <w:b/>
+          <w:bCs/>
         </w:rPr>
         <w:t xml:space="preserve">Repeat</w:t>
       </w:r>
@@ -2483,6 +2618,7 @@
       <w:r>
         <w:rPr>
           <w:b/>
+          <w:bCs/>
         </w:rPr>
         <w:t xml:space="preserve">Category</w:t>
       </w:r>
@@ -2492,6 +2628,7 @@
       <w:r>
         <w:rPr>
           <w:b/>
+          <w:bCs/>
         </w:rPr>
         <w:t xml:space="preserve">Alarm</w:t>
       </w:r>
@@ -2504,6 +2641,7 @@
       <w:r>
         <w:rPr>
           <w:i/>
+          <w:iCs/>
         </w:rPr>
         <w:t xml:space="preserve">Example:</w:t>
       </w:r>
@@ -2563,6 +2701,7 @@
       <w:r>
         <w:rPr>
           <w:b/>
+          <w:bCs/>
         </w:rPr>
         <w:t xml:space="preserve">Order</w:t>
       </w:r>
@@ -2572,6 +2711,7 @@
       <w:r>
         <w:rPr>
           <w:b/>
+          <w:bCs/>
         </w:rPr>
         <w:t xml:space="preserve">My order</w:t>
       </w:r>
@@ -2605,6 +2745,7 @@
       <w:r>
         <w:rPr>
           <w:b/>
+          <w:bCs/>
         </w:rPr>
         <w:t xml:space="preserve">Alt+↑</w:t>
       </w:r>
@@ -2614,6 +2755,7 @@
       <w:r>
         <w:rPr>
           <w:b/>
+          <w:bCs/>
         </w:rPr>
         <w:t xml:space="preserve">Alt+↓</w:t>
       </w:r>
@@ -2623,6 +2765,7 @@
       <w:r>
         <w:rPr>
           <w:b/>
+          <w:bCs/>
         </w:rPr>
         <w:t xml:space="preserve">Move up</w:t>
       </w:r>
@@ -2632,6 +2775,7 @@
       <w:r>
         <w:rPr>
           <w:b/>
+          <w:bCs/>
         </w:rPr>
         <w:t xml:space="preserve">Move down</w:t>
       </w:r>
@@ -2875,6 +3019,7 @@
       <w:r>
         <w:rPr>
           <w:b/>
+          <w:bCs/>
         </w:rPr>
         <w:t xml:space="preserve">Category</w:t>
       </w:r>
@@ -2884,6 +3029,7 @@
       <w:r>
         <w:rPr>
           <w:b/>
+          <w:bCs/>
         </w:rPr>
         <w:t xml:space="preserve">Show completed</w:t>
       </w:r>
@@ -2893,6 +3039,7 @@
       <w:r>
         <w:rPr>
           <w:b/>
+          <w:bCs/>
         </w:rPr>
         <w:t xml:space="preserve">Settings → View → Future dates to show</w:t>
       </w:r>
@@ -2905,6 +3052,7 @@
       <w:r>
         <w:rPr>
           <w:i/>
+          <w:iCs/>
         </w:rPr>
         <w:t xml:space="preserve">Example — what is left to do this month:</w:t>
       </w:r>
@@ -2914,6 +3062,7 @@
       <w:r>
         <w:rPr>
           <w:b/>
+          <w:bCs/>
         </w:rPr>
         <w:t xml:space="preserve">Show completed</w:t>
       </w:r>
@@ -2929,6 +3078,7 @@
       <w:r>
         <w:rPr>
           <w:b/>
+          <w:bCs/>
         </w:rPr>
         <w:t xml:space="preserve">Show completed</w:t>
       </w:r>
@@ -2941,6 +3091,7 @@
       <w:r>
         <w:rPr>
           <w:i/>
+          <w:iCs/>
         </w:rPr>
         <w:t xml:space="preserve">Example — jumping to a date:</w:t>
       </w:r>
@@ -2967,6 +3118,7 @@
       <w:r>
         <w:rPr>
           <w:i/>
+          <w:iCs/>
         </w:rPr>
         <w:t xml:space="preserve">Example 1 — bills for the coming year:</w:t>
       </w:r>
@@ -2976,6 +3128,7 @@
       <w:r>
         <w:rPr>
           <w:b/>
+          <w:bCs/>
         </w:rPr>
         <w:t xml:space="preserve">Bills</w:t>
       </w:r>
@@ -2988,6 +3141,7 @@
       <w:r>
         <w:rPr>
           <w:i/>
+          <w:iCs/>
         </w:rPr>
         <w:t xml:space="preserve">Example 2 — a busy quarter:</w:t>
       </w:r>
@@ -2997,6 +3151,7 @@
       <w:r>
         <w:rPr>
           <w:b/>
+          <w:bCs/>
         </w:rPr>
         <w:t xml:space="preserve">3 months</w:t>
       </w:r>
@@ -3012,6 +3167,7 @@
       <w:r>
         <w:rPr>
           <w:b/>
+          <w:bCs/>
         </w:rPr>
         <w:t xml:space="preserve">Month</w:t>
       </w:r>
@@ -3021,6 +3177,7 @@
       <w:r>
         <w:rPr>
           <w:b/>
+          <w:bCs/>
         </w:rPr>
         <w:t xml:space="preserve">Show to-dos</w:t>
       </w:r>
@@ -3058,6 +3215,7 @@
       <w:r>
         <w:rPr>
           <w:b/>
+          <w:bCs/>
         </w:rPr>
         <w:t xml:space="preserve">Saved filters</w:t>
       </w:r>
@@ -3067,6 +3225,7 @@
       <w:r>
         <w:rPr>
           <w:b/>
+          <w:bCs/>
         </w:rPr>
         <w:t xml:space="preserve">Manage reminders…</w:t>
       </w:r>
@@ -3076,6 +3235,7 @@
       <w:r>
         <w:rPr>
           <w:b/>
+          <w:bCs/>
         </w:rPr>
         <w:t xml:space="preserve">Manage reminders…</w:t>
       </w:r>
@@ -3085,6 +3245,7 @@
       <w:r>
         <w:rPr>
           <w:b/>
+          <w:bCs/>
         </w:rPr>
         <w:t xml:space="preserve">＋ New saved filter…</w:t>
       </w:r>
@@ -3106,6 +3267,7 @@
       <w:r>
         <w:rPr>
           <w:b/>
+          <w:bCs/>
         </w:rPr>
         <w:t xml:space="preserve">condition</w:t>
       </w:r>
@@ -3127,6 +3289,7 @@
       <w:r>
         <w:rPr>
           <w:b/>
+          <w:bCs/>
         </w:rPr>
         <w:t xml:space="preserve">all</w:t>
       </w:r>
@@ -3145,6 +3308,7 @@
       <w:r>
         <w:rPr>
           <w:b/>
+          <w:bCs/>
         </w:rPr>
         <w:t xml:space="preserve">Only dates from … to … from today</w:t>
       </w:r>
@@ -3163,6 +3327,7 @@
       <w:r>
         <w:rPr>
           <w:b/>
+          <w:bCs/>
         </w:rPr>
         <w:t xml:space="preserve">Include dated to-dos</w:t>
       </w:r>
@@ -3187,6 +3352,7 @@
       <w:r>
         <w:rPr>
           <w:i/>
+          <w:iCs/>
         </w:rPr>
         <w:t xml:space="preserve">Example 1 — Birthdays and anniversaries:</w:t>
       </w:r>
@@ -3208,6 +3374,7 @@
       <w:r>
         <w:rPr>
           <w:i/>
+          <w:iCs/>
         </w:rPr>
         <w:t xml:space="preserve">Example 2 — Appointments this month:</w:t>
       </w:r>
@@ -3238,6 +3405,7 @@
       <w:r>
         <w:rPr>
           <w:i/>
+          <w:iCs/>
         </w:rPr>
         <w:t xml:space="preserve">Example 3 — What I did last month:</w:t>
       </w:r>
@@ -3253,6 +3421,7 @@
       <w:r>
         <w:rPr>
           <w:b/>
+          <w:bCs/>
         </w:rPr>
         <w:t xml:space="preserve">Manage reminders</w:t>
       </w:r>
@@ -3273,6 +3442,7 @@
       <w:r>
         <w:rPr>
           <w:b/>
+          <w:bCs/>
         </w:rPr>
         <w:t xml:space="preserve">Settings → View → Manage categories…</w:t>
       </w:r>
@@ -3291,6 +3461,7 @@
       <w:r>
         <w:rPr>
           <w:b/>
+          <w:bCs/>
         </w:rPr>
         <w:t xml:space="preserve">Rename…</w:t>
       </w:r>
@@ -3309,6 +3480,7 @@
       <w:r>
         <w:rPr>
           <w:b/>
+          <w:bCs/>
         </w:rPr>
         <w:t xml:space="preserve">Delete…</w:t>
       </w:r>
@@ -3327,6 +3499,7 @@
       <w:r>
         <w:rPr>
           <w:b/>
+          <w:bCs/>
         </w:rPr>
         <w:t xml:space="preserve">Add</w:t>
       </w:r>
@@ -3345,6 +3518,7 @@
       <w:r>
         <w:rPr>
           <w:b/>
+          <w:bCs/>
         </w:rPr>
         <w:t xml:space="preserve">Add common ones</w:t>
       </w:r>
@@ -3368,6 +3542,7 @@
       <w:r>
         <w:rPr>
           <w:b/>
+          <w:bCs/>
         </w:rPr>
         <w:t xml:space="preserve">Show to-dos</w:t>
       </w:r>
@@ -3377,6 +3552,7 @@
       <w:r>
         <w:rPr>
           <w:b/>
+          <w:bCs/>
         </w:rPr>
         <w:t xml:space="preserve">Show completed</w:t>
       </w:r>
@@ -3454,6 +3630,7 @@
       <w:r>
         <w:rPr>
           <w:b/>
+          <w:bCs/>
         </w:rPr>
         <w:t xml:space="preserve">red mark</w:t>
       </w:r>
@@ -3484,6 +3661,7 @@
       <w:r>
         <w:rPr>
           <w:b/>
+          <w:bCs/>
         </w:rPr>
         <w:t xml:space="preserve">Today</w:t>
       </w:r>
@@ -3493,6 +3671,7 @@
       <w:r>
         <w:rPr>
           <w:b/>
+          <w:bCs/>
         </w:rPr>
         <w:t xml:space="preserve">Go to…</w:t>
       </w:r>
@@ -3502,6 +3681,7 @@
       <w:r>
         <w:rPr>
           <w:b/>
+          <w:bCs/>
         </w:rPr>
         <w:t xml:space="preserve">Ctrl+G</w:t>
       </w:r>
@@ -3511,6 +3691,7 @@
       <w:r>
         <w:rPr>
           <w:b/>
+          <w:bCs/>
         </w:rPr>
         <w:t xml:space="preserve">Show day in list</w:t>
       </w:r>
@@ -3532,6 +3713,7 @@
       <w:r>
         <w:rPr>
           <w:b/>
+          <w:bCs/>
         </w:rPr>
         <w:t xml:space="preserve">Ctrl+B</w:t>
       </w:r>
@@ -3544,6 +3726,7 @@
       <w:r>
         <w:rPr>
           <w:i/>
+          <w:iCs/>
         </w:rPr>
         <w:t xml:space="preserve">Example:</w:t>
       </w:r>
@@ -3553,6 +3736,7 @@
       <w:r>
         <w:rPr>
           <w:b/>
+          <w:bCs/>
         </w:rPr>
         <w:t xml:space="preserve">Go</w:t>
       </w:r>
@@ -3576,6 +3760,7 @@
       <w:r>
         <w:rPr>
           <w:b/>
+          <w:bCs/>
         </w:rPr>
         <w:t xml:space="preserve">Show on a map</w:t>
       </w:r>
@@ -3658,6 +3843,7 @@
             <w:r>
               <w:rPr>
                 <w:b/>
+                <w:bCs/>
               </w:rPr>
               <w:t xml:space="preserve">Snooze</w:t>
             </w:r>
@@ -3688,6 +3874,7 @@
             <w:r>
               <w:rPr>
                 <w:b/>
+                <w:bCs/>
               </w:rPr>
               <w:t xml:space="preserve">Snooze</w:t>
             </w:r>
@@ -3715,6 +3902,7 @@
             <w:r>
               <w:rPr>
                 <w:b/>
+                <w:bCs/>
               </w:rPr>
               <w:t xml:space="preserve">Open</w:t>
             </w:r>
@@ -3742,6 +3930,7 @@
             <w:r>
               <w:rPr>
                 <w:b/>
+                <w:bCs/>
               </w:rPr>
               <w:t xml:space="preserve">Done</w:t>
             </w:r>
@@ -3769,6 +3958,7 @@
             <w:r>
               <w:rPr>
                 <w:b/>
+                <w:bCs/>
               </w:rPr>
               <w:t xml:space="preserve">Dismiss</w:t>
             </w:r>
@@ -3792,6 +3982,7 @@
       <w:r>
         <w:rPr>
           <w:b/>
+          <w:bCs/>
         </w:rPr>
         <w:t xml:space="preserve">Snooze all</w:t>
       </w:r>
@@ -3801,6 +3992,7 @@
       <w:r>
         <w:rPr>
           <w:b/>
+          <w:bCs/>
         </w:rPr>
         <w:t xml:space="preserve">Dismiss all</w:t>
       </w:r>
@@ -3810,6 +4002,7 @@
       <w:r>
         <w:rPr>
           <w:b/>
+          <w:bCs/>
         </w:rPr>
         <w:t xml:space="preserve">–</w:t>
       </w:r>
@@ -3822,6 +4015,7 @@
       <w:r>
         <w:rPr>
           <w:i/>
+          <w:iCs/>
         </w:rPr>
         <w:t xml:space="preserve">Example:</w:t>
       </w:r>
@@ -3831,6 +4025,7 @@
       <w:r>
         <w:rPr>
           <w:b/>
+          <w:bCs/>
         </w:rPr>
         <w:t xml:space="preserve">until…</w:t>
       </w:r>
@@ -3863,6 +4058,7 @@
       <w:r>
         <w:rPr>
           <w:b/>
+          <w:bCs/>
         </w:rPr>
         <w:t xml:space="preserve">⏰ Quick alarm</w:t>
       </w:r>
@@ -3872,6 +4068,7 @@
       <w:r>
         <w:rPr>
           <w:b/>
+          <w:bCs/>
         </w:rPr>
         <w:t xml:space="preserve">Ctrl+Q</w:t>
       </w:r>
@@ -3905,6 +4102,7 @@
       <w:r>
         <w:rPr>
           <w:b/>
+          <w:bCs/>
         </w:rPr>
         <w:t xml:space="preserve">In</w:t>
       </w:r>
@@ -3914,6 +4112,7 @@
       <w:r>
         <w:rPr>
           <w:b/>
+          <w:bCs/>
         </w:rPr>
         <w:t xml:space="preserve">At</w:t>
       </w:r>
@@ -3932,6 +4131,7 @@
       <w:r>
         <w:rPr>
           <w:b/>
+          <w:bCs/>
         </w:rPr>
         <w:t xml:space="preserve">Waiting to go off</w:t>
       </w:r>
@@ -3941,6 +4141,7 @@
       <w:r>
         <w:rPr>
           <w:b/>
+          <w:bCs/>
         </w:rPr>
         <w:t xml:space="preserve">Cancel</w:t>
       </w:r>
@@ -3959,6 +4160,7 @@
       <w:r>
         <w:rPr>
           <w:i/>
+          <w:iCs/>
         </w:rPr>
         <w:t xml:space="preserve">Example:</w:t>
       </w:r>
@@ -3968,6 +4170,7 @@
       <w:r>
         <w:rPr>
           <w:b/>
+          <w:bCs/>
         </w:rPr>
         <w:t xml:space="preserve">9</w:t>
       </w:r>
@@ -3977,6 +4180,7 @@
       <w:r>
         <w:rPr>
           <w:b/>
+          <w:bCs/>
         </w:rPr>
         <w:t xml:space="preserve">Set alarm</w:t>
       </w:r>
@@ -4000,6 +4204,7 @@
       <w:r>
         <w:rPr>
           <w:b/>
+          <w:bCs/>
         </w:rPr>
         <w:t xml:space="preserve">🔔 Alarms on</w:t>
       </w:r>
@@ -4009,6 +4214,7 @@
       <w:r>
         <w:rPr>
           <w:b/>
+          <w:bCs/>
         </w:rPr>
         <w:t xml:space="preserve">Suspend alarms…</w:t>
       </w:r>
@@ -4027,6 +4233,7 @@
       <w:r>
         <w:rPr>
           <w:b/>
+          <w:bCs/>
         </w:rPr>
         <w:t xml:space="preserve">Until I turn them back on</w:t>
       </w:r>
@@ -4045,6 +4252,7 @@
       <w:r>
         <w:rPr>
           <w:b/>
+          <w:bCs/>
         </w:rPr>
         <w:t xml:space="preserve">For</w:t>
       </w:r>
@@ -4063,6 +4271,7 @@
       <w:r>
         <w:rPr>
           <w:b/>
+          <w:bCs/>
         </w:rPr>
         <w:t xml:space="preserve">Until</w:t>
       </w:r>
@@ -4078,6 +4287,7 @@
       <w:r>
         <w:rPr>
           <w:b/>
+          <w:bCs/>
         </w:rPr>
         <w:t xml:space="preserve">Resume alarms</w:t>
       </w:r>
@@ -4110,6 +4320,7 @@
       <w:r>
         <w:rPr>
           <w:b/>
+          <w:bCs/>
         </w:rPr>
         <w:t xml:space="preserve">Play a sound with alarms</w:t>
       </w:r>
@@ -4128,6 +4339,7 @@
       <w:r>
         <w:rPr>
           <w:b/>
+          <w:bCs/>
         </w:rPr>
         <w:t xml:space="preserve">Sound</w:t>
       </w:r>
@@ -4137,6 +4349,7 @@
       <w:r>
         <w:rPr>
           <w:b/>
+          <w:bCs/>
         </w:rPr>
         <w:t xml:space="preserve">Chime</w:t>
       </w:r>
@@ -4146,6 +4359,7 @@
       <w:r>
         <w:rPr>
           <w:b/>
+          <w:bCs/>
         </w:rPr>
         <w:t xml:space="preserve">Bell</w:t>
       </w:r>
@@ -4155,6 +4369,7 @@
       <w:r>
         <w:rPr>
           <w:b/>
+          <w:bCs/>
         </w:rPr>
         <w:t xml:space="preserve">Marimba</w:t>
       </w:r>
@@ -4164,6 +4379,7 @@
       <w:r>
         <w:rPr>
           <w:b/>
+          <w:bCs/>
         </w:rPr>
         <w:t xml:space="preserve">Digital beeps</w:t>
       </w:r>
@@ -4173,6 +4389,7 @@
       <w:r>
         <w:rPr>
           <w:b/>
+          <w:bCs/>
         </w:rPr>
         <w:t xml:space="preserve">Alarm clock</w:t>
       </w:r>
@@ -4182,6 +4399,7 @@
       <w:r>
         <w:rPr>
           <w:b/>
+          <w:bCs/>
         </w:rPr>
         <w:t xml:space="preserve">Your own file…</w:t>
       </w:r>
@@ -4191,6 +4409,7 @@
       <w:r>
         <w:rPr>
           <w:b/>
+          <w:bCs/>
         </w:rPr>
         <w:t xml:space="preserve">▶ Test</w:t>
       </w:r>
@@ -4209,6 +4428,7 @@
       <w:r>
         <w:rPr>
           <w:b/>
+          <w:bCs/>
         </w:rPr>
         <w:t xml:space="preserve">Repeat the sound</w:t>
       </w:r>
@@ -4218,6 +4438,7 @@
       <w:r>
         <w:rPr>
           <w:b/>
+          <w:bCs/>
         </w:rPr>
         <w:t xml:space="preserve">Continuously until cleared</w:t>
       </w:r>
@@ -4233,6 +4454,7 @@
       <w:r>
         <w:rPr>
           <w:i/>
+          <w:iCs/>
         </w:rPr>
         <w:t xml:space="preserve">Example — a heavy sleeper's wake-up call:</w:t>
       </w:r>
@@ -4242,6 +4464,7 @@
       <w:r>
         <w:rPr>
           <w:b/>
+          <w:bCs/>
         </w:rPr>
         <w:t xml:space="preserve">Alarm clock</w:t>
       </w:r>
@@ -4251,6 +4474,7 @@
       <w:r>
         <w:rPr>
           <w:b/>
+          <w:bCs/>
         </w:rPr>
         <w:t xml:space="preserve">Continuously until cleared</w:t>
       </w:r>
@@ -4274,6 +4498,7 @@
       <w:r>
         <w:rPr>
           <w:b/>
+          <w:bCs/>
         </w:rPr>
         <w:t xml:space="preserve">Show a pop-up with today's and upcoming reminders</w:t>
       </w:r>
@@ -4292,6 +4517,7 @@
       <w:r>
         <w:rPr>
           <w:b/>
+          <w:bCs/>
         </w:rPr>
         <w:t xml:space="preserve">Show:</w:t>
       </w:r>
@@ -4310,6 +4536,7 @@
       <w:r>
         <w:rPr>
           <w:b/>
+          <w:bCs/>
         </w:rPr>
         <w:t xml:space="preserve">When:</w:t>
       </w:r>
@@ -4328,6 +4555,7 @@
       <w:r>
         <w:rPr>
           <w:b/>
+          <w:bCs/>
         </w:rPr>
         <w:t xml:space="preserve">Keep it open:</w:t>
       </w:r>
@@ -4346,6 +4574,7 @@
       <w:r>
         <w:rPr>
           <w:b/>
+          <w:bCs/>
         </w:rPr>
         <w:t xml:space="preserve">Corner</w:t>
       </w:r>
@@ -4355,6 +4584,7 @@
       <w:r>
         <w:rPr>
           <w:b/>
+          <w:bCs/>
         </w:rPr>
         <w:t xml:space="preserve">Play the sound</w:t>
       </w:r>
@@ -4370,6 +4600,7 @@
       <w:r>
         <w:rPr>
           <w:b/>
+          <w:bCs/>
         </w:rPr>
         <w:t xml:space="preserve">Show it now</w:t>
       </w:r>
@@ -4379,6 +4610,7 @@
       <w:r>
         <w:rPr>
           <w:b/>
+          <w:bCs/>
         </w:rPr>
         <w:t xml:space="preserve">Show today's reminders</w:t>
       </w:r>
@@ -4405,6 +4637,7 @@
       <w:r>
         <w:rPr>
           <w:b/>
+          <w:bCs/>
         </w:rPr>
         <w:t xml:space="preserve">Number on the icon.</w:t>
       </w:r>
@@ -4414,6 +4647,7 @@
       <w:r>
         <w:rPr>
           <w:b/>
+          <w:bCs/>
         </w:rPr>
         <w:t xml:space="preserve">Count on the icon</w:t>
       </w:r>
@@ -4432,6 +4666,7 @@
       <w:r>
         <w:rPr>
           <w:b/>
+          <w:bCs/>
         </w:rPr>
         <w:t xml:space="preserve">Tooltip.</w:t>
       </w:r>
@@ -4441,6 +4676,7 @@
       <w:r>
         <w:rPr>
           <w:b/>
+          <w:bCs/>
         </w:rPr>
         <w:t xml:space="preserve">Tray icon tooltip</w:t>
       </w:r>
@@ -4450,6 +4686,7 @@
       <w:r>
         <w:rPr>
           <w:i/>
+          <w:iCs/>
         </w:rPr>
         <w:t xml:space="preserve">Example:</w:t>
       </w:r>
@@ -4486,6 +4723,7 @@
       <w:r>
         <w:rPr>
           <w:b/>
+          <w:bCs/>
         </w:rPr>
         <w:t xml:space="preserve">Menu.</w:t>
       </w:r>
@@ -4517,6 +4755,7 @@
       <w:r>
         <w:rPr>
           <w:b/>
+          <w:bCs/>
         </w:rPr>
         <w:t xml:space="preserve">Terminated or Suspended</w:t>
       </w:r>
@@ -4526,6 +4765,7 @@
       <w:r>
         <w:rPr>
           <w:b/>
+          <w:bCs/>
         </w:rPr>
         <w:t xml:space="preserve">Move to…</w:t>
       </w:r>
@@ -4535,6 +4775,7 @@
       <w:r>
         <w:rPr>
           <w:b/>
+          <w:bCs/>
         </w:rPr>
         <w:t xml:space="preserve">Make it a to-do…</w:t>
       </w:r>
@@ -4550,6 +4791,7 @@
       <w:r>
         <w:rPr>
           <w:b/>
+          <w:bCs/>
         </w:rPr>
         <w:t xml:space="preserve">Show</w:t>
       </w:r>
@@ -4576,6 +4818,7 @@
       <w:r>
         <w:rPr>
           <w:b/>
+          <w:bCs/>
         </w:rPr>
         <w:t xml:space="preserve">Settings → Data → Import an .ics file…</w:t>
       </w:r>
@@ -4594,6 +4837,7 @@
       <w:r>
         <w:rPr>
           <w:b/>
+          <w:bCs/>
         </w:rPr>
         <w:t xml:space="preserve">Import from ReminderFox…</w:t>
       </w:r>
@@ -4603,6 +4847,7 @@
       <w:r>
         <w:rPr>
           <w:i/>
+          <w:iCs/>
         </w:rPr>
         <w:t xml:space="preserve">Import choices</w:t>
       </w:r>
@@ -4621,6 +4866,7 @@
       <w:r>
         <w:rPr>
           <w:b/>
+          <w:bCs/>
         </w:rPr>
         <w:t xml:space="preserve">Settings → Data → Export to .ics…</w:t>
       </w:r>
@@ -4712,6 +4958,7 @@
             <w:r>
               <w:rPr>
                 <w:b/>
+                <w:bCs/>
               </w:rPr>
               <w:t xml:space="preserve">Add to what I have</w:t>
             </w:r>
@@ -4721,6 +4968,7 @@
             <w:r>
               <w:rPr>
                 <w:b/>
+                <w:bCs/>
               </w:rPr>
               <w:t xml:space="preserve">Replace everything</w:t>
             </w:r>
@@ -4751,6 +4999,7 @@
             <w:r>
               <w:rPr>
                 <w:b/>
+                <w:bCs/>
               </w:rPr>
               <w:t xml:space="preserve">Skip items with the same title and date as one I have</w:t>
             </w:r>
@@ -4760,6 +5009,7 @@
             <w:r>
               <w:rPr>
                 <w:b/>
+                <w:bCs/>
               </w:rPr>
               <w:t xml:space="preserve">Import them anyway</w:t>
             </w:r>
@@ -4835,6 +5085,7 @@
       <w:r>
         <w:rPr>
           <w:b/>
+          <w:bCs/>
         </w:rPr>
         <w:t xml:space="preserve">Restore from a backup…</w:t>
       </w:r>
@@ -4847,6 +5098,7 @@
       <w:r>
         <w:rPr>
           <w:i/>
+          <w:iCs/>
         </w:rPr>
         <w:t xml:space="preserve">Example 1 — a holiday calendar:</w:t>
       </w:r>
@@ -4865,6 +5117,7 @@
       <w:r>
         <w:rPr>
           <w:b/>
+          <w:bCs/>
         </w:rPr>
         <w:t xml:space="preserve">Holidays</w:t>
       </w:r>
@@ -4877,6 +5130,7 @@
       <w:r>
         <w:rPr>
           <w:i/>
+          <w:iCs/>
         </w:rPr>
         <w:t xml:space="preserve">Example 2 — a second copy of your add-on file:</w:t>
       </w:r>
@@ -4886,6 +5140,7 @@
       <w:r>
         <w:rPr>
           <w:b/>
+          <w:bCs/>
         </w:rPr>
         <w:t xml:space="preserve">Skip</w:t>
       </w:r>
@@ -4898,6 +5153,7 @@
       <w:r>
         <w:rPr>
           <w:i/>
+          <w:iCs/>
         </w:rPr>
         <w:t xml:space="preserve">Example 3 — starting over from the add-on:</w:t>
       </w:r>
@@ -4907,6 +5163,7 @@
       <w:r>
         <w:rPr>
           <w:b/>
+          <w:bCs/>
         </w:rPr>
         <w:t xml:space="preserve">Replace everything</w:t>
       </w:r>
@@ -5055,6 +5312,7 @@
             <w:r>
               <w:rPr>
                 <w:b/>
+                <w:bCs/>
               </w:rPr>
               <w:t xml:space="preserve">Back up now</w:t>
             </w:r>
@@ -5134,6 +5392,7 @@
       <w:r>
         <w:rPr>
           <w:b/>
+          <w:bCs/>
         </w:rPr>
         <w:t xml:space="preserve">Back up now</w:t>
       </w:r>
@@ -5152,6 +5411,7 @@
       <w:r>
         <w:rPr>
           <w:b/>
+          <w:bCs/>
         </w:rPr>
         <w:t xml:space="preserve">Save a backup copy…</w:t>
       </w:r>
@@ -5170,6 +5430,7 @@
       <w:r>
         <w:rPr>
           <w:b/>
+          <w:bCs/>
         </w:rPr>
         <w:t xml:space="preserve">Open backups folder</w:t>
       </w:r>
@@ -5193,6 +5454,7 @@
       <w:r>
         <w:rPr>
           <w:b/>
+          <w:bCs/>
         </w:rPr>
         <w:t xml:space="preserve">Restore from a backup…</w:t>
       </w:r>
@@ -5214,6 +5476,7 @@
       <w:r>
         <w:rPr>
           <w:b/>
+          <w:bCs/>
         </w:rPr>
         <w:t xml:space="preserve">Choose another file…</w:t>
       </w:r>
@@ -5235,6 +5498,7 @@
       <w:r>
         <w:rPr>
           <w:b/>
+          <w:bCs/>
         </w:rPr>
         <w:t xml:space="preserve">Restore…</w:t>
       </w:r>
@@ -5265,6 +5529,7 @@
       <w:r>
         <w:rPr>
           <w:i/>
+          <w:iCs/>
         </w:rPr>
         <w:t xml:space="preserve">Example — undoing a mistake:</w:t>
       </w:r>
@@ -6178,6 +6443,7 @@
       <w:r>
         <w:rPr>
           <w:b/>
+          <w:bCs/>
         </w:rPr>
         <w:t xml:space="preserve">Default:</w:t>
       </w:r>
@@ -6196,6 +6462,7 @@
       <w:r>
         <w:rPr>
           <w:b/>
+          <w:bCs/>
         </w:rPr>
         <w:t xml:space="preserve">Fox:</w:t>
       </w:r>
@@ -6214,6 +6481,7 @@
       <w:r>
         <w:rPr>
           <w:b/>
+          <w:bCs/>
         </w:rPr>
         <w:t xml:space="preserve">Light:</w:t>
       </w:r>
@@ -6232,6 +6500,7 @@
       <w:r>
         <w:rPr>
           <w:b/>
+          <w:bCs/>
         </w:rPr>
         <w:t xml:space="preserve">Dark:</w:t>
       </w:r>
@@ -6250,6 +6519,7 @@
       <w:r>
         <w:rPr>
           <w:b/>
+          <w:bCs/>
         </w:rPr>
         <w:t xml:space="preserve">Ocean:</w:t>
       </w:r>
@@ -6268,6 +6538,7 @@
       <w:r>
         <w:rPr>
           <w:b/>
+          <w:bCs/>
         </w:rPr>
         <w:t xml:space="preserve">High contrast</w:t>
       </w:r>
@@ -6294,6 +6565,7 @@
       <w:r>
         <w:rPr>
           <w:b/>
+          <w:bCs/>
         </w:rPr>
         <w:t xml:space="preserve">Settings → General → ＋ New theme…</w:t>
       </w:r>
@@ -6303,6 +6575,7 @@
       <w:r>
         <w:rPr>
           <w:b/>
+          <w:bCs/>
         </w:rPr>
         <w:t xml:space="preserve">Background</w:t>
       </w:r>
@@ -6312,6 +6585,7 @@
       <w:r>
         <w:rPr>
           <w:b/>
+          <w:bCs/>
         </w:rPr>
         <w:t xml:space="preserve">Lists and panels</w:t>
       </w:r>
@@ -6321,6 +6595,7 @@
       <w:r>
         <w:rPr>
           <w:b/>
+          <w:bCs/>
         </w:rPr>
         <w:t xml:space="preserve">Text</w:t>
       </w:r>
@@ -6330,6 +6605,7 @@
       <w:r>
         <w:rPr>
           <w:b/>
+          <w:bCs/>
         </w:rPr>
         <w:t xml:space="preserve">Accent</w:t>
       </w:r>
@@ -6339,6 +6615,7 @@
       <w:r>
         <w:rPr>
           <w:b/>
+          <w:bCs/>
         </w:rPr>
         <w:t xml:space="preserve">Starred items</w:t>
       </w:r>
@@ -6357,6 +6634,7 @@
       <w:r>
         <w:rPr>
           <w:b/>
+          <w:bCs/>
         </w:rPr>
         <w:t xml:space="preserve">Start from</w:t>
       </w:r>
@@ -6387,6 +6665,7 @@
       <w:r>
         <w:rPr>
           <w:b/>
+          <w:bCs/>
         </w:rPr>
         <w:t xml:space="preserve">Save</w:t>
       </w:r>
@@ -6396,6 +6675,7 @@
       <w:r>
         <w:rPr>
           <w:b/>
+          <w:bCs/>
         </w:rPr>
         <w:t xml:space="preserve">Cancel</w:t>
       </w:r>
@@ -6417,6 +6697,7 @@
       <w:r>
         <w:rPr>
           <w:b/>
+          <w:bCs/>
         </w:rPr>
         <w:t xml:space="preserve">Your themes</w:t>
       </w:r>
@@ -6426,6 +6707,7 @@
       <w:r>
         <w:rPr>
           <w:b/>
+          <w:bCs/>
         </w:rPr>
         <w:t xml:space="preserve">Edit…</w:t>
       </w:r>
@@ -6435,6 +6717,7 @@
       <w:r>
         <w:rPr>
           <w:b/>
+          <w:bCs/>
         </w:rPr>
         <w:t xml:space="preserve">Delete…</w:t>
       </w:r>
@@ -6519,6 +6802,7 @@
       <w:r>
         <w:rPr>
           <w:i/>
+          <w:iCs/>
         </w:rPr>
         <w:t xml:space="preserve">Example — a calm dark theme:</w:t>
       </w:r>
@@ -6563,6 +6847,7 @@
       <w:r>
         <w:rPr>
           <w:b/>
+          <w:bCs/>
         </w:rPr>
         <w:t xml:space="preserve">Settings → Display → Language</w:t>
       </w:r>
@@ -6653,6 +6938,7 @@
       <w:r>
         <w:rPr>
           <w:i/>
+          <w:iCs/>
         </w:rPr>
         <w:t xml:space="preserve">Example:</w:t>
       </w:r>
@@ -6662,6 +6948,7 @@
       <w:r>
         <w:rPr>
           <w:b/>
+          <w:bCs/>
         </w:rPr>
         <w:t xml:space="preserve">System language</w:t>
       </w:r>
@@ -6682,6 +6969,7 @@
       <w:r>
         <w:rPr>
           <w:b/>
+          <w:bCs/>
         </w:rPr>
         <w:t xml:space="preserve">Settings → Display → Columns</w:t>
       </w:r>
@@ -6730,6 +7018,7 @@
       <w:r>
         <w:rPr>
           <w:i/>
+          <w:iCs/>
         </w:rPr>
         <w:t xml:space="preserve">Example — a cleaner shopping list:</w:t>
       </w:r>
@@ -7069,6 +7358,7 @@
       <w:r>
         <w:rPr>
           <w:b/>
+          <w:bCs/>
         </w:rPr>
         <w:t xml:space="preserve">No alarm appeared.</w:t>
       </w:r>
@@ -7078,6 +7368,7 @@
       <w:r>
         <w:rPr>
           <w:b/>
+          <w:bCs/>
         </w:rPr>
         <w:t xml:space="preserve">Keep running in the tray</w:t>
       </w:r>
@@ -7096,6 +7387,7 @@
       <w:r>
         <w:rPr>
           <w:b/>
+          <w:bCs/>
         </w:rPr>
         <w:t xml:space="preserve">An alarm keeps coming back every day.</w:t>
       </w:r>
@@ -7105,6 +7397,7 @@
       <w:r>
         <w:rPr>
           <w:b/>
+          <w:bCs/>
         </w:rPr>
         <w:t xml:space="preserve">Remind me daily until completed</w:t>
       </w:r>
@@ -7123,6 +7416,7 @@
       <w:r>
         <w:rPr>
           <w:b/>
+          <w:bCs/>
         </w:rPr>
         <w:t xml:space="preserve">“Your reminders file could not be read.”</w:t>
       </w:r>
@@ -7150,6 +7444,7 @@
       <w:r>
         <w:rPr>
           <w:b/>
+          <w:bCs/>
         </w:rPr>
         <w:t xml:space="preserve">Will the original ReminderFox add-on still read my file?</w:t>
       </w:r>
@@ -7168,6 +7463,7 @@
       <w:r>
         <w:rPr>
           <w:b/>
+          <w:bCs/>
         </w:rPr>
         <w:t xml:space="preserve">Where are my files?</w:t>
       </w:r>
@@ -7222,6 +7518,7 @@
       <w:r>
         <w:rPr>
           <w:b/>
+          <w:bCs/>
         </w:rPr>
         <w:t xml:space="preserve">Data file</w:t>
       </w:r>
@@ -7240,6 +7537,7 @@
       <w:r>
         <w:rPr>
           <w:b/>
+          <w:bCs/>
         </w:rPr>
         <w:t xml:space="preserve">Moving to a new PC.</w:t>
       </w:r>
@@ -7258,6 +7556,7 @@
       <w:r>
         <w:rPr>
           <w:b/>
+          <w:bCs/>
         </w:rPr>
         <w:t xml:space="preserve">Save a backup copy…</w:t>
       </w:r>
@@ -7267,6 +7566,7 @@
       <w:r>
         <w:rPr>
           <w:b/>
+          <w:bCs/>
         </w:rPr>
         <w:t xml:space="preserve">Restore → Choose another file…</w:t>
       </w:r>
@@ -7285,6 +7585,7 @@
       <w:r>
         <w:rPr>
           <w:b/>
+          <w:bCs/>
         </w:rPr>
         <w:t xml:space="preserve">Uninstall.</w:t>
       </w:r>
@@ -7627,7 +7928,9 @@
     </w:pPr>
     <w:rPr>
       <w:b/>
+      <w:bCs/>
       <w:sz w:val="32"/>
+      <w:szCs w:val="32"/>
     </w:rPr>
   </w:style>
   <w:style w:type="paragraph" w:styleId="Heading2">
@@ -7642,7 +7945,9 @@
     </w:pPr>
     <w:rPr>
       <w:b/>
+      <w:bCs/>
       <w:sz w:val="26"/>
+      <w:szCs w:val="26"/>
     </w:rPr>
   </w:style>
   <w:style w:type="paragraph" w:styleId="Heading3">
@@ -7657,7 +7962,9 @@
     </w:pPr>
     <w:rPr>
       <w:b/>
+      <w:bCs/>
       <w:sz w:val="24"/>
+      <w:szCs w:val="24"/>
     </w:rPr>
   </w:style>
   <w:style w:type="paragraph" w:styleId="Heading4">
@@ -7671,7 +7978,9 @@
     </w:pPr>
     <w:rPr>
       <w:b/>
+      <w:bCs/>
       <w:sz w:val="22"/>
+      <w:szCs w:val="22"/>
     </w:rPr>
   </w:style>
   <w:style w:type="paragraph" w:styleId="Heading5">
@@ -7685,7 +7994,9 @@
     </w:pPr>
     <w:rPr>
       <w:b/>
+      <w:bCs/>
       <w:sz w:val="22"/>
+      <w:szCs w:val="22"/>
     </w:rPr>
   </w:style>
   <w:style w:type="paragraph" w:styleId="Heading6">
@@ -7699,7 +8010,9 @@
     </w:pPr>
     <w:rPr>
       <w:i/>
+      <w:iCs/>
       <w:sz w:val="22"/>
+      <w:szCs w:val="22"/>
     </w:rPr>
   </w:style>
   <w:style w:type="paragraph" w:styleId="Title">
@@ -7713,6 +8026,7 @@
     </w:pPr>
     <w:rPr>
       <w:sz w:val="56"/>
+      <w:szCs w:val="56"/>
     </w:rPr>
   </w:style>
   <w:style w:type="paragraph" w:styleId="Quote">
@@ -7727,6 +8041,7 @@
     </w:pPr>
     <w:rPr>
       <w:i/>
+      <w:iCs/>
       <w:color w:val="404040"/>
     </w:rPr>
   </w:style>
@@ -7742,6 +8057,7 @@
     <w:rPr>
       <w:rFonts w:ascii="Consolas" w:hAnsi="Consolas" w:eastAsia="Consolas" w:cs="Consolas"/>
       <w:sz w:val="20"/>
+      <w:szCs w:val="20"/>
     </w:rPr>
   </w:style>
   <w:style w:type="character" w:styleId="CodeChar">
@@ -7750,6 +8066,7 @@
     <w:rPr>
       <w:rFonts w:ascii="Consolas" w:hAnsi="Consolas" w:eastAsia="Consolas" w:cs="Consolas"/>
       <w:sz w:val="20"/>
+      <w:szCs w:val="20"/>
       <w:shd w:val="clear" w:color="auto" w:fill="F5F5F5"/>
     </w:rPr>
   </w:style>
